--- a/notes/ANGULAR/Angular_Doc_SKH_VPT.docx
+++ b/notes/ANGULAR/Angular_Doc_SKH_VPT.docx
@@ -10,26 +10,12 @@
         </w:rPr>
       </w:pPr>
       <w:r>
-        <w:rPr>
-          <w:rFonts w:cstheme="minorHAnsi"/>
-        </w:rPr>
         <w:fldChar w:fldCharType="begin"/>
       </w:r>
       <w:r>
-        <w:rPr>
-          <w:rFonts w:cstheme="minorHAnsi"/>
-        </w:rPr>
         <w:instrText>HYPERLINK "https://www.tutorialspoint.com/typescript/typescript_intersection_types.htm"</w:instrText>
       </w:r>
       <w:r>
-        <w:rPr>
-          <w:rFonts w:cstheme="minorHAnsi"/>
-        </w:rPr>
-      </w:r>
-      <w:r>
-        <w:rPr>
-          <w:rFonts w:cstheme="minorHAnsi"/>
-        </w:rPr>
         <w:fldChar w:fldCharType="separate"/>
       </w:r>
       <w:r>
@@ -40,9 +26,6 @@
         <w:t>https://www.tutorialspoint.com/typescript/typescript_intersection_types.htm</w:t>
       </w:r>
       <w:r>
-        <w:rPr>
-          <w:rFonts w:cstheme="minorHAnsi"/>
-        </w:rPr>
         <w:fldChar w:fldCharType="end"/>
       </w:r>
       <w:r>
@@ -749,7 +732,37 @@
         <w:rPr>
           <w:rFonts w:cstheme="minorHAnsi"/>
         </w:rPr>
-        <w:t xml:space="preserve"> 6 specification. Additionally, TypeScript also embraces features like generics and type annotations that </w:t>
+        <w:t xml:space="preserve"> 6 specification. Additionally, TypeScript also embraces features like </w:t>
+      </w:r>
+      <w:r>
+        <w:rPr>
+          <w:rFonts w:cstheme="minorHAnsi"/>
+          <w:b/>
+          <w:bCs/>
+          <w:highlight w:val="yellow"/>
+        </w:rPr>
+        <w:t>generics</w:t>
+      </w:r>
+      <w:r>
+        <w:rPr>
+          <w:rFonts w:cstheme="minorHAnsi"/>
+        </w:rPr>
+        <w:t xml:space="preserve"> and </w:t>
+      </w:r>
+      <w:r>
+        <w:rPr>
+          <w:rFonts w:cstheme="minorHAnsi"/>
+          <w:b/>
+          <w:bCs/>
+          <w:highlight w:val="yellow"/>
+        </w:rPr>
+        <w:t>type annotations</w:t>
+      </w:r>
+      <w:r>
+        <w:rPr>
+          <w:rFonts w:cstheme="minorHAnsi"/>
+        </w:rPr>
+        <w:t xml:space="preserve"> that </w:t>
       </w:r>
       <w:proofErr w:type="spellStart"/>
       <w:r>
@@ -1046,8 +1059,17 @@
           <w:rFonts w:cstheme="minorHAnsi"/>
           <w:b/>
           <w:bCs/>
-        </w:rPr>
-        <w:t>?:</w:t>
+          <w:highlight w:val="yellow"/>
+        </w:rPr>
+        <w:t>?</w:t>
+      </w:r>
+      <w:r>
+        <w:rPr>
+          <w:rFonts w:cstheme="minorHAnsi"/>
+          <w:b/>
+          <w:bCs/>
+        </w:rPr>
+        <w:t>:</w:t>
       </w:r>
       <w:proofErr w:type="gramEnd"/>
       <w:r>
@@ -1111,92 +1133,181 @@
         <w:rPr>
           <w:rFonts w:cstheme="minorHAnsi"/>
         </w:rPr>
-        <w:t>qualities?():string</w:t>
-      </w:r>
-      <w:proofErr w:type="gramEnd"/>
-      <w:r>
-        <w:rPr>
-          <w:rFonts w:cstheme="minorHAnsi"/>
-        </w:rPr>
-        <w:t xml:space="preserve">; // this is an optional method. We can skip </w:t>
-      </w:r>
-      <w:proofErr w:type="spellStart"/>
-      <w:r>
-        <w:rPr>
-          <w:rFonts w:cstheme="minorHAnsi"/>
-        </w:rPr>
-        <w:t>implemetation</w:t>
-      </w:r>
-      <w:proofErr w:type="spellEnd"/>
-      <w:r>
-        <w:rPr>
-          <w:rFonts w:cstheme="minorHAnsi"/>
-        </w:rPr>
-        <w:t xml:space="preserve"> for this. </w:t>
-      </w:r>
-    </w:p>
-    <w:p>
-      <w:pPr>
-        <w:spacing w:after="0" w:line="240" w:lineRule="auto"/>
-        <w:rPr>
-          <w:rFonts w:cstheme="minorHAnsi"/>
-        </w:rPr>
-      </w:pPr>
-      <w:r>
-        <w:rPr>
-          <w:rFonts w:cstheme="minorHAnsi"/>
-        </w:rPr>
-        <w:t> </w:t>
-      </w:r>
-    </w:p>
-    <w:p>
-      <w:pPr>
-        <w:spacing w:after="0" w:line="240" w:lineRule="auto"/>
-        <w:rPr>
-          <w:rFonts w:cstheme="minorHAnsi"/>
-        </w:rPr>
-      </w:pPr>
-      <w:r>
-        <w:rPr>
-          <w:rFonts w:cstheme="minorHAnsi"/>
-        </w:rPr>
-        <w:t>} </w:t>
-      </w:r>
-    </w:p>
-    <w:p>
-      <w:pPr>
-        <w:spacing w:after="0" w:line="240" w:lineRule="auto"/>
-        <w:rPr>
-          <w:rFonts w:cstheme="minorHAnsi"/>
-        </w:rPr>
-      </w:pPr>
-      <w:r>
-        <w:rPr>
-          <w:rFonts w:cstheme="minorHAnsi"/>
-        </w:rPr>
-        <w:t> </w:t>
-      </w:r>
-    </w:p>
-    <w:p>
-      <w:pPr>
-        <w:spacing w:after="0" w:line="240" w:lineRule="auto"/>
-        <w:rPr>
-          <w:rFonts w:cstheme="minorHAnsi"/>
-        </w:rPr>
-      </w:pPr>
+        <w:t>qualities</w:t>
+      </w:r>
       <w:r>
         <w:rPr>
           <w:rFonts w:cstheme="minorHAnsi"/>
           <w:b/>
           <w:bCs/>
-        </w:rPr>
-        <w:t>To make one variable as optional we can add “?” after variable declaration.</w:t>
-      </w:r>
+          <w:highlight w:val="yellow"/>
+        </w:rPr>
+        <w:t>?</w:t>
+      </w:r>
+      <w:r>
+        <w:rPr>
+          <w:rFonts w:cstheme="minorHAnsi"/>
+        </w:rPr>
+        <w:t>():string</w:t>
+      </w:r>
+      <w:proofErr w:type="gramEnd"/>
+      <w:r>
+        <w:rPr>
+          <w:rFonts w:cstheme="minorHAnsi"/>
+        </w:rPr>
+        <w:t xml:space="preserve">; // this is an optional method. We can skip </w:t>
+      </w:r>
+      <w:r>
+        <w:rPr>
+          <w:rFonts w:cstheme="minorHAnsi"/>
+        </w:rPr>
+        <w:t>implementation</w:t>
+      </w:r>
+      <w:r>
+        <w:rPr>
+          <w:rFonts w:cstheme="minorHAnsi"/>
+        </w:rPr>
+        <w:t xml:space="preserve"> for this. </w:t>
+      </w:r>
+    </w:p>
+    <w:p>
+      <w:pPr>
+        <w:spacing w:after="0" w:line="240" w:lineRule="auto"/>
+        <w:rPr>
+          <w:rFonts w:cstheme="minorHAnsi"/>
+        </w:rPr>
+      </w:pPr>
       <w:r>
         <w:rPr>
           <w:rFonts w:cstheme="minorHAnsi"/>
         </w:rPr>
         <w:t> </w:t>
+      </w:r>
+    </w:p>
+    <w:p>
+      <w:pPr>
+        <w:spacing w:after="0" w:line="240" w:lineRule="auto"/>
+        <w:rPr>
+          <w:rFonts w:cstheme="minorHAnsi"/>
+        </w:rPr>
+      </w:pPr>
+      <w:r>
+        <w:rPr>
+          <w:rFonts w:cstheme="minorHAnsi"/>
+        </w:rPr>
+        <w:t>} </w:t>
+      </w:r>
+    </w:p>
+    <w:p>
+      <w:pPr>
+        <w:spacing w:after="0" w:line="240" w:lineRule="auto"/>
+        <w:rPr>
+          <w:rFonts w:cstheme="minorHAnsi"/>
+        </w:rPr>
+      </w:pPr>
+      <w:r>
+        <w:rPr>
+          <w:rFonts w:cstheme="minorHAnsi"/>
+        </w:rPr>
+        <w:t> </w:t>
+      </w:r>
+    </w:p>
+    <w:p>
+      <w:pPr>
+        <w:spacing w:after="0" w:line="240" w:lineRule="auto"/>
+        <w:rPr>
+          <w:rFonts w:cstheme="minorHAnsi"/>
+        </w:rPr>
+      </w:pPr>
+      <w:r>
+        <w:rPr>
+          <w:rFonts w:cstheme="minorHAnsi"/>
+          <w:b/>
+          <w:bCs/>
+        </w:rPr>
+        <w:t>To make one variable</w:t>
+      </w:r>
+      <w:r>
+        <w:rPr>
+          <w:rFonts w:cstheme="minorHAnsi"/>
+          <w:b/>
+          <w:bCs/>
+        </w:rPr>
+        <w:t xml:space="preserve"> or Method</w:t>
+      </w:r>
+      <w:r>
+        <w:rPr>
+          <w:rFonts w:cstheme="minorHAnsi"/>
+          <w:b/>
+          <w:bCs/>
+        </w:rPr>
+        <w:t xml:space="preserve"> as optional we can add “?” after variable</w:t>
+      </w:r>
+      <w:r>
+        <w:rPr>
+          <w:rFonts w:cstheme="minorHAnsi"/>
+          <w:b/>
+          <w:bCs/>
+        </w:rPr>
+        <w:t xml:space="preserve"> or method name</w:t>
+      </w:r>
+      <w:r>
+        <w:rPr>
+          <w:rFonts w:cstheme="minorHAnsi"/>
+          <w:b/>
+          <w:bCs/>
+        </w:rPr>
+        <w:t xml:space="preserve"> declaration.</w:t>
+      </w:r>
+      <w:r>
+        <w:rPr>
+          <w:rFonts w:cstheme="minorHAnsi"/>
+        </w:rPr>
+        <w:t> </w:t>
+      </w:r>
+    </w:p>
+    <w:p>
+      <w:pPr>
+        <w:spacing w:after="0" w:line="240" w:lineRule="auto"/>
+        <w:rPr>
+          <w:rFonts w:cstheme="minorHAnsi"/>
+          <w:b/>
+          <w:bCs/>
+        </w:rPr>
+      </w:pPr>
+      <w:r>
+        <w:rPr>
+          <w:rFonts w:cstheme="minorHAnsi"/>
+          <w:b/>
+          <w:bCs/>
+        </w:rPr>
+        <w:t xml:space="preserve">? should come before </w:t>
+      </w:r>
+      <w:proofErr w:type="gramStart"/>
+      <w:r>
+        <w:rPr>
+          <w:rFonts w:cstheme="minorHAnsi"/>
+          <w:b/>
+          <w:bCs/>
+        </w:rPr>
+        <w:t>column :</w:t>
+      </w:r>
+      <w:proofErr w:type="gramEnd"/>
+      <w:r>
+        <w:rPr>
+          <w:rFonts w:cstheme="minorHAnsi"/>
+          <w:b/>
+          <w:bCs/>
+        </w:rPr>
+        <w:t xml:space="preserve"> symbol</w:t>
+      </w:r>
+      <w:r>
+        <w:rPr>
+          <w:rFonts w:cstheme="minorHAnsi"/>
+          <w:b/>
+          <w:bCs/>
+        </w:rPr>
+        <w:t xml:space="preserve"> for optional variable and method declaration.</w:t>
       </w:r>
     </w:p>
     <w:p>
@@ -2006,73 +2117,89 @@
         <w:rPr>
           <w:rFonts w:cstheme="minorHAnsi"/>
         </w:rPr>
+        <w:t xml:space="preserve"> In case of </w:t>
+      </w:r>
+      <w:proofErr w:type="gramStart"/>
+      <w:r>
+        <w:rPr>
+          <w:rFonts w:cstheme="minorHAnsi"/>
+        </w:rPr>
+        <w:t>TS</w:t>
+      </w:r>
+      <w:proofErr w:type="gramEnd"/>
+      <w:r>
+        <w:rPr>
+          <w:rFonts w:cstheme="minorHAnsi"/>
+        </w:rPr>
+        <w:t xml:space="preserve"> we declare constructor with “constructor” keyword only. Like above highlighted. </w:t>
+      </w:r>
+    </w:p>
+    <w:p>
+      <w:pPr>
+        <w:spacing w:after="0" w:line="240" w:lineRule="auto"/>
+        <w:rPr>
+          <w:rFonts w:cstheme="minorHAnsi"/>
+        </w:rPr>
+      </w:pPr>
+      <w:r>
+        <w:rPr>
+          <w:rFonts w:cstheme="minorHAnsi"/>
+        </w:rPr>
         <w:t> </w:t>
       </w:r>
     </w:p>
     <w:p>
       <w:pPr>
         <w:spacing w:after="0" w:line="240" w:lineRule="auto"/>
-        <w:rPr>
-          <w:rFonts w:cstheme="minorHAnsi"/>
-        </w:rPr>
-      </w:pPr>
-      <w:r>
-        <w:rPr>
-          <w:rFonts w:cstheme="minorHAnsi"/>
-        </w:rPr>
-        <w:t xml:space="preserve">In case of </w:t>
-      </w:r>
-      <w:proofErr w:type="gramStart"/>
-      <w:r>
-        <w:rPr>
-          <w:rFonts w:cstheme="minorHAnsi"/>
-        </w:rPr>
-        <w:t>TS</w:t>
-      </w:r>
-      <w:proofErr w:type="gramEnd"/>
-      <w:r>
-        <w:rPr>
-          <w:rFonts w:cstheme="minorHAnsi"/>
-        </w:rPr>
-        <w:t xml:space="preserve"> we declare constructor with “constructor” keyword only. Like above highlighted. </w:t>
-      </w:r>
-    </w:p>
-    <w:p>
-      <w:pPr>
-        <w:spacing w:after="0" w:line="240" w:lineRule="auto"/>
-        <w:rPr>
-          <w:rFonts w:cstheme="minorHAnsi"/>
-        </w:rPr>
-      </w:pPr>
-      <w:r>
-        <w:rPr>
-          <w:rFonts w:cstheme="minorHAnsi"/>
-        </w:rPr>
-        <w:t> </w:t>
-      </w:r>
-    </w:p>
-    <w:p>
-      <w:pPr>
-        <w:spacing w:after="0" w:line="240" w:lineRule="auto"/>
-        <w:rPr>
-          <w:rFonts w:cstheme="minorHAnsi"/>
-        </w:rPr>
-      </w:pPr>
-      <w:r>
         <w:rPr>
           <w:rFonts w:cstheme="minorHAnsi"/>
           <w:b/>
           <w:bCs/>
         </w:rPr>
-        <w:t xml:space="preserve">Let&amp; </w:t>
-      </w:r>
-      <w:proofErr w:type="spellStart"/>
-      <w:r>
+      </w:pPr>
+    </w:p>
+    <w:p>
+      <w:pPr>
+        <w:spacing w:after="0" w:line="240" w:lineRule="auto"/>
         <w:rPr>
           <w:rFonts w:cstheme="minorHAnsi"/>
           <w:b/>
           <w:bCs/>
         </w:rPr>
+      </w:pPr>
+    </w:p>
+    <w:p>
+      <w:pPr>
+        <w:spacing w:after="0" w:line="240" w:lineRule="auto"/>
+        <w:rPr>
+          <w:rFonts w:cstheme="minorHAnsi"/>
+          <w:b/>
+          <w:bCs/>
+        </w:rPr>
+      </w:pPr>
+    </w:p>
+    <w:p>
+      <w:pPr>
+        <w:spacing w:after="0" w:line="240" w:lineRule="auto"/>
+        <w:rPr>
+          <w:rFonts w:cstheme="minorHAnsi"/>
+        </w:rPr>
+      </w:pPr>
+      <w:r>
+        <w:rPr>
+          <w:rFonts w:cstheme="minorHAnsi"/>
+          <w:b/>
+          <w:bCs/>
+        </w:rPr>
+        <w:t xml:space="preserve">Let&amp; </w:t>
+      </w:r>
+      <w:proofErr w:type="spellStart"/>
+      <w:r>
+        <w:rPr>
+          <w:rFonts w:cstheme="minorHAnsi"/>
+          <w:b/>
+          <w:bCs/>
+        </w:rPr>
         <w:t>const</w:t>
       </w:r>
       <w:proofErr w:type="spellEnd"/>
@@ -2146,12 +2273,511 @@
           <w:rFonts w:cstheme="minorHAnsi"/>
         </w:rPr>
       </w:pPr>
-      <w:r>
-        <w:rPr>
-          <w:rFonts w:cstheme="minorHAnsi"/>
-        </w:rPr>
-        <w:t> </w:t>
-      </w:r>
+    </w:p>
+    <w:p>
+      <w:pPr>
+        <w:spacing w:after="0" w:line="240" w:lineRule="auto"/>
+        <w:rPr>
+          <w:rFonts w:cstheme="minorHAnsi"/>
+        </w:rPr>
+      </w:pPr>
+    </w:p>
+    <w:p>
+      <w:pPr>
+        <w:spacing w:after="0" w:line="240" w:lineRule="auto"/>
+        <w:rPr>
+          <w:rFonts w:cstheme="minorHAnsi"/>
+        </w:rPr>
+      </w:pPr>
+    </w:p>
+    <w:p>
+      <w:pPr>
+        <w:spacing w:after="0" w:line="240" w:lineRule="auto"/>
+        <w:rPr>
+          <w:rFonts w:cstheme="minorHAnsi"/>
+        </w:rPr>
+      </w:pPr>
+    </w:p>
+    <w:p>
+      <w:pPr>
+        <w:spacing w:after="0" w:line="240" w:lineRule="auto"/>
+        <w:rPr>
+          <w:rFonts w:cstheme="minorHAnsi"/>
+        </w:rPr>
+      </w:pPr>
+      <w:r>
+        <w:rPr>
+          <w:rFonts w:cstheme="minorHAnsi"/>
+          <w:b/>
+          <w:bCs/>
+          <w:highlight w:val="yellow"/>
+        </w:rPr>
+        <w:lastRenderedPageBreak/>
+        <w:t>NOTE:</w:t>
+      </w:r>
+      <w:r>
+        <w:rPr>
+          <w:rFonts w:cstheme="minorHAnsi"/>
+          <w:b/>
+          <w:bCs/>
+        </w:rPr>
+        <w:t xml:space="preserve"> </w:t>
+      </w:r>
+      <w:r>
+        <w:rPr>
+          <w:rFonts w:cstheme="minorHAnsi"/>
+        </w:rPr>
+        <w:t xml:space="preserve">In case if angular </w:t>
+      </w:r>
+      <w:r>
+        <w:rPr>
+          <w:rFonts w:cstheme="minorHAnsi"/>
+          <w:b/>
+          <w:bCs/>
+        </w:rPr>
+        <w:t>let</w:t>
+      </w:r>
+      <w:r>
+        <w:rPr>
+          <w:rFonts w:cstheme="minorHAnsi"/>
+        </w:rPr>
+        <w:t xml:space="preserve"> and </w:t>
+      </w:r>
+      <w:proofErr w:type="spellStart"/>
+      <w:r>
+        <w:rPr>
+          <w:rFonts w:cstheme="minorHAnsi"/>
+          <w:b/>
+          <w:bCs/>
+        </w:rPr>
+        <w:t>const</w:t>
+      </w:r>
+      <w:proofErr w:type="spellEnd"/>
+      <w:r>
+        <w:rPr>
+          <w:rFonts w:cstheme="minorHAnsi"/>
+        </w:rPr>
+        <w:t xml:space="preserve"> can be use as local scopes only, means we can use let and </w:t>
+      </w:r>
+      <w:proofErr w:type="spellStart"/>
+      <w:r>
+        <w:rPr>
+          <w:rFonts w:cstheme="minorHAnsi"/>
+        </w:rPr>
+        <w:t>const</w:t>
+      </w:r>
+      <w:proofErr w:type="spellEnd"/>
+      <w:r>
+        <w:rPr>
+          <w:rFonts w:cstheme="minorHAnsi"/>
+        </w:rPr>
+        <w:t xml:space="preserve"> in in methods and constructors only. We can</w:t>
+      </w:r>
+      <w:r>
+        <w:rPr>
+          <w:rFonts w:cstheme="minorHAnsi"/>
+        </w:rPr>
+        <w:t xml:space="preserve"> NOT</w:t>
+      </w:r>
+      <w:r>
+        <w:rPr>
+          <w:rFonts w:cstheme="minorHAnsi"/>
+        </w:rPr>
+        <w:t xml:space="preserve"> use these </w:t>
+      </w:r>
+      <w:r>
+        <w:rPr>
+          <w:rFonts w:cstheme="minorHAnsi"/>
+        </w:rPr>
+        <w:t xml:space="preserve">let and </w:t>
+      </w:r>
+      <w:proofErr w:type="spellStart"/>
+      <w:r>
+        <w:rPr>
+          <w:rFonts w:cstheme="minorHAnsi"/>
+        </w:rPr>
+        <w:t>const</w:t>
+      </w:r>
+      <w:proofErr w:type="spellEnd"/>
+      <w:r>
+        <w:rPr>
+          <w:rFonts w:cstheme="minorHAnsi"/>
+        </w:rPr>
+        <w:t xml:space="preserve"> </w:t>
+      </w:r>
+      <w:r>
+        <w:rPr>
+          <w:rFonts w:cstheme="minorHAnsi"/>
+        </w:rPr>
+        <w:t>with class level or instance variables.</w:t>
+      </w:r>
+    </w:p>
+    <w:p>
+      <w:pPr>
+        <w:spacing w:after="0" w:line="240" w:lineRule="auto"/>
+        <w:rPr>
+          <w:rFonts w:cstheme="minorHAnsi"/>
+        </w:rPr>
+      </w:pPr>
+    </w:p>
+    <w:tbl>
+      <w:tblPr>
+        <w:tblStyle w:val="TableGrid"/>
+        <w:tblW w:w="0" w:type="auto"/>
+        <w:tblLook w:val="04A0" w:firstRow="1" w:lastRow="0" w:firstColumn="1" w:lastColumn="0" w:noHBand="0" w:noVBand="1"/>
+      </w:tblPr>
+      <w:tblGrid>
+        <w:gridCol w:w="10456"/>
+      </w:tblGrid>
+      <w:tr>
+        <w:tc>
+          <w:tcPr>
+            <w:tcW w:w="10456" w:type="dxa"/>
+          </w:tcPr>
+          <w:p>
+            <w:pPr>
+              <w:rPr>
+                <w:rFonts w:cstheme="minorHAnsi"/>
+              </w:rPr>
+            </w:pPr>
+          </w:p>
+        </w:tc>
+      </w:tr>
+      <w:tr>
+        <w:tc>
+          <w:tcPr>
+            <w:tcW w:w="10456" w:type="dxa"/>
+          </w:tcPr>
+          <w:p>
+            <w:pPr>
+              <w:rPr>
+                <w:rFonts w:cstheme="minorHAnsi"/>
+              </w:rPr>
+            </w:pPr>
+            <w:r>
+              <w:rPr>
+                <w:rFonts w:cstheme="minorHAnsi"/>
+              </w:rPr>
+              <w:t>export class App {</w:t>
+            </w:r>
+          </w:p>
+          <w:p>
+            <w:pPr>
+              <w:rPr>
+                <w:rFonts w:cstheme="minorHAnsi"/>
+                <w:b/>
+                <w:bCs/>
+                <w:color w:val="EE0000"/>
+              </w:rPr>
+            </w:pPr>
+            <w:r>
+              <w:rPr>
+                <w:rFonts w:cstheme="minorHAnsi"/>
+                <w:b/>
+                <w:bCs/>
+                <w:color w:val="EE0000"/>
+              </w:rPr>
+              <w:t xml:space="preserve">//   let </w:t>
+            </w:r>
+            <w:proofErr w:type="spellStart"/>
+            <w:r>
+              <w:rPr>
+                <w:rFonts w:cstheme="minorHAnsi"/>
+                <w:b/>
+                <w:bCs/>
+                <w:color w:val="EE0000"/>
+              </w:rPr>
+              <w:t>eName</w:t>
+            </w:r>
+            <w:proofErr w:type="spellEnd"/>
+            <w:r>
+              <w:rPr>
+                <w:rFonts w:cstheme="minorHAnsi"/>
+                <w:b/>
+                <w:bCs/>
+                <w:color w:val="EE0000"/>
+              </w:rPr>
+              <w:t>: string = "kamal"; //Here let</w:t>
+            </w:r>
+            <w:r>
+              <w:rPr>
+                <w:rFonts w:cstheme="minorHAnsi"/>
+                <w:b/>
+                <w:bCs/>
+                <w:color w:val="EE0000"/>
+              </w:rPr>
+              <w:t>/</w:t>
+            </w:r>
+            <w:proofErr w:type="spellStart"/>
+            <w:proofErr w:type="gramStart"/>
+            <w:r>
+              <w:rPr>
+                <w:rFonts w:cstheme="minorHAnsi"/>
+                <w:b/>
+                <w:bCs/>
+                <w:color w:val="EE0000"/>
+              </w:rPr>
+              <w:t>const</w:t>
+            </w:r>
+            <w:proofErr w:type="spellEnd"/>
+            <w:r>
+              <w:rPr>
+                <w:rFonts w:cstheme="minorHAnsi"/>
+                <w:b/>
+                <w:bCs/>
+                <w:color w:val="EE0000"/>
+              </w:rPr>
+              <w:t xml:space="preserve">  NOT</w:t>
+            </w:r>
+            <w:proofErr w:type="gramEnd"/>
+            <w:r>
+              <w:rPr>
+                <w:rFonts w:cstheme="minorHAnsi"/>
+                <w:b/>
+                <w:bCs/>
+                <w:color w:val="EE0000"/>
+              </w:rPr>
+              <w:t xml:space="preserve"> ALLOWED</w:t>
+            </w:r>
+          </w:p>
+          <w:p>
+            <w:pPr>
+              <w:rPr>
+                <w:rFonts w:cstheme="minorHAnsi"/>
+              </w:rPr>
+            </w:pPr>
+            <w:r>
+              <w:rPr>
+                <w:rFonts w:cstheme="minorHAnsi"/>
+              </w:rPr>
+              <w:t xml:space="preserve">  </w:t>
+            </w:r>
+            <w:proofErr w:type="gramStart"/>
+            <w:r>
+              <w:rPr>
+                <w:rFonts w:cstheme="minorHAnsi"/>
+              </w:rPr>
+              <w:t>constructor(</w:t>
+            </w:r>
+            <w:proofErr w:type="gramEnd"/>
+            <w:r>
+              <w:rPr>
+                <w:rFonts w:cstheme="minorHAnsi"/>
+              </w:rPr>
+              <w:t>) {</w:t>
+            </w:r>
+          </w:p>
+          <w:p>
+            <w:pPr>
+              <w:rPr>
+                <w:rFonts w:cstheme="minorHAnsi"/>
+              </w:rPr>
+            </w:pPr>
+            <w:r>
+              <w:rPr>
+                <w:rFonts w:cstheme="minorHAnsi"/>
+              </w:rPr>
+              <w:t xml:space="preserve">    let </w:t>
+            </w:r>
+            <w:proofErr w:type="spellStart"/>
+            <w:r>
+              <w:rPr>
+                <w:rFonts w:cstheme="minorHAnsi"/>
+              </w:rPr>
+              <w:t>eName</w:t>
+            </w:r>
+            <w:proofErr w:type="spellEnd"/>
+            <w:r>
+              <w:rPr>
+                <w:rFonts w:cstheme="minorHAnsi"/>
+              </w:rPr>
+              <w:t>: string = "kamal</w:t>
+            </w:r>
+            <w:proofErr w:type="gramStart"/>
+            <w:r>
+              <w:rPr>
+                <w:rFonts w:cstheme="minorHAnsi"/>
+              </w:rPr>
+              <w:t xml:space="preserve">"; </w:t>
+            </w:r>
+            <w:r>
+              <w:rPr>
+                <w:rFonts w:cstheme="minorHAnsi"/>
+              </w:rPr>
+              <w:t xml:space="preserve"> /</w:t>
+            </w:r>
+            <w:proofErr w:type="gramEnd"/>
+            <w:r>
+              <w:rPr>
+                <w:rFonts w:cstheme="minorHAnsi"/>
+              </w:rPr>
+              <w:t>/Here let/</w:t>
+            </w:r>
+            <w:proofErr w:type="spellStart"/>
+            <w:r>
+              <w:rPr>
+                <w:rFonts w:cstheme="minorHAnsi"/>
+              </w:rPr>
+              <w:t>const</w:t>
+            </w:r>
+            <w:proofErr w:type="spellEnd"/>
+            <w:r>
+              <w:rPr>
+                <w:rFonts w:cstheme="minorHAnsi"/>
+              </w:rPr>
+              <w:t xml:space="preserve"> ALLOWED</w:t>
+            </w:r>
+            <w:r>
+              <w:rPr>
+                <w:rFonts w:cstheme="minorHAnsi"/>
+              </w:rPr>
+              <w:t> </w:t>
+            </w:r>
+          </w:p>
+          <w:p>
+            <w:pPr>
+              <w:rPr>
+                <w:rFonts w:cstheme="minorHAnsi"/>
+              </w:rPr>
+            </w:pPr>
+            <w:r>
+              <w:rPr>
+                <w:rFonts w:cstheme="minorHAnsi"/>
+              </w:rPr>
+              <w:t>  }</w:t>
+            </w:r>
+          </w:p>
+          <w:p>
+            <w:pPr>
+              <w:rPr>
+                <w:rFonts w:cstheme="minorHAnsi"/>
+              </w:rPr>
+            </w:pPr>
+            <w:r>
+              <w:rPr>
+                <w:rFonts w:cstheme="minorHAnsi"/>
+              </w:rPr>
+              <w:t>  m1() {</w:t>
+            </w:r>
+          </w:p>
+          <w:p>
+            <w:pPr>
+              <w:rPr>
+                <w:rFonts w:cstheme="minorHAnsi"/>
+              </w:rPr>
+            </w:pPr>
+            <w:r>
+              <w:rPr>
+                <w:rFonts w:cstheme="minorHAnsi"/>
+              </w:rPr>
+              <w:t xml:space="preserve">    let </w:t>
+            </w:r>
+            <w:proofErr w:type="spellStart"/>
+            <w:r>
+              <w:rPr>
+                <w:rFonts w:cstheme="minorHAnsi"/>
+              </w:rPr>
+              <w:t>eName</w:t>
+            </w:r>
+            <w:proofErr w:type="spellEnd"/>
+            <w:r>
+              <w:rPr>
+                <w:rFonts w:cstheme="minorHAnsi"/>
+              </w:rPr>
+              <w:t>: string = "kamal</w:t>
+            </w:r>
+            <w:proofErr w:type="gramStart"/>
+            <w:r>
+              <w:rPr>
+                <w:rFonts w:cstheme="minorHAnsi"/>
+              </w:rPr>
+              <w:t xml:space="preserve">";  </w:t>
+            </w:r>
+            <w:r>
+              <w:rPr>
+                <w:rFonts w:cstheme="minorHAnsi"/>
+              </w:rPr>
+              <w:t xml:space="preserve"> </w:t>
+            </w:r>
+            <w:proofErr w:type="gramEnd"/>
+            <w:r>
+              <w:rPr>
+                <w:rFonts w:cstheme="minorHAnsi"/>
+              </w:rPr>
+              <w:t>//Here let/</w:t>
+            </w:r>
+            <w:proofErr w:type="spellStart"/>
+            <w:r>
+              <w:rPr>
+                <w:rFonts w:cstheme="minorHAnsi"/>
+              </w:rPr>
+              <w:t>const</w:t>
+            </w:r>
+            <w:proofErr w:type="spellEnd"/>
+            <w:r>
+              <w:rPr>
+                <w:rFonts w:cstheme="minorHAnsi"/>
+              </w:rPr>
+              <w:t xml:space="preserve"> ALLOWED</w:t>
+            </w:r>
+            <w:r>
+              <w:rPr>
+                <w:rFonts w:cstheme="minorHAnsi"/>
+              </w:rPr>
+              <w:t> </w:t>
+            </w:r>
+          </w:p>
+          <w:p>
+            <w:pPr>
+              <w:rPr>
+                <w:rFonts w:cstheme="minorHAnsi"/>
+              </w:rPr>
+            </w:pPr>
+            <w:r>
+              <w:rPr>
+                <w:rFonts w:cstheme="minorHAnsi"/>
+              </w:rPr>
+              <w:t>  }</w:t>
+            </w:r>
+          </w:p>
+          <w:p>
+            <w:pPr>
+              <w:rPr>
+                <w:rFonts w:cstheme="minorHAnsi"/>
+              </w:rPr>
+            </w:pPr>
+            <w:r>
+              <w:rPr>
+                <w:rFonts w:cstheme="minorHAnsi"/>
+              </w:rPr>
+              <w:t>}</w:t>
+            </w:r>
+          </w:p>
+          <w:p>
+            <w:pPr>
+              <w:rPr>
+                <w:rFonts w:cstheme="minorHAnsi"/>
+              </w:rPr>
+            </w:pPr>
+          </w:p>
+        </w:tc>
+      </w:tr>
+    </w:tbl>
+    <w:p>
+      <w:pPr>
+        <w:spacing w:after="0" w:line="240" w:lineRule="auto"/>
+        <w:rPr>
+          <w:rFonts w:cstheme="minorHAnsi"/>
+        </w:rPr>
+      </w:pPr>
+    </w:p>
+    <w:p>
+      <w:pPr>
+        <w:spacing w:after="0" w:line="240" w:lineRule="auto"/>
+        <w:rPr>
+          <w:rFonts w:cstheme="minorHAnsi"/>
+        </w:rPr>
+      </w:pPr>
     </w:p>
     <w:p>
       <w:pPr>
@@ -2356,7 +2982,6 @@
               <w:rPr>
                 <w:rFonts w:cstheme="minorHAnsi"/>
               </w:rPr>
-              <w:lastRenderedPageBreak/>
               <w:t>Number </w:t>
             </w:r>
           </w:p>
@@ -3254,10 +3879,27 @@
           <w:rFonts w:cstheme="minorHAnsi"/>
         </w:rPr>
       </w:pPr>
-      <w:r>
-        <w:rPr>
-          <w:rFonts w:cstheme="minorHAnsi"/>
-        </w:rPr>
+    </w:p>
+    <w:p>
+      <w:pPr>
+        <w:spacing w:after="0" w:line="240" w:lineRule="auto"/>
+        <w:rPr>
+          <w:rFonts w:cstheme="minorHAnsi"/>
+        </w:rPr>
+      </w:pPr>
+    </w:p>
+    <w:p>
+      <w:pPr>
+        <w:spacing w:after="0" w:line="240" w:lineRule="auto"/>
+        <w:rPr>
+          <w:rFonts w:cstheme="minorHAnsi"/>
+        </w:rPr>
+      </w:pPr>
+      <w:r>
+        <w:rPr>
+          <w:rFonts w:cstheme="minorHAnsi"/>
+        </w:rPr>
+        <w:lastRenderedPageBreak/>
         <w:t>Symbols solve this by creating hidden unique keys, which avoid name collisions. </w:t>
       </w:r>
     </w:p>
@@ -3731,7 +4373,6 @@
           <w:b/>
           <w:bCs/>
         </w:rPr>
-        <w:lastRenderedPageBreak/>
         <w:t>Interpolation:</w:t>
       </w:r>
       <w:r>
@@ -4454,6 +5095,7 @@
         <w:rPr>
           <w:rFonts w:cstheme="minorHAnsi"/>
         </w:rPr>
+        <w:lastRenderedPageBreak/>
         <w:t> </w:t>
       </w:r>
     </w:p>
@@ -5036,7 +5678,6 @@
           <w:b/>
           <w:bCs/>
         </w:rPr>
-        <w:lastRenderedPageBreak/>
         <w:t xml:space="preserve">Tuple is heterogeneous </w:t>
       </w:r>
       <w:proofErr w:type="gramStart"/>
@@ -5940,6 +6581,7 @@
           <w:b/>
           <w:bCs/>
         </w:rPr>
+        <w:lastRenderedPageBreak/>
         <w:t>Optional Parameters: adding “?” to variables in function declaration.</w:t>
       </w:r>
       <w:r>
@@ -6552,7 +7194,6 @@
         <w:rPr>
           <w:rFonts w:cstheme="minorHAnsi"/>
         </w:rPr>
-        <w:lastRenderedPageBreak/>
         <w:t>a ?? b returns: </w:t>
       </w:r>
     </w:p>
@@ -7765,6 +8406,7 @@
               <w:rPr>
                 <w:rFonts w:cstheme="minorHAnsi"/>
               </w:rPr>
+              <w:lastRenderedPageBreak/>
               <w:t xml:space="preserve">// </w:t>
             </w:r>
             <w:proofErr w:type="spellStart"/>
@@ -8611,7 +9253,6 @@
         <w:rPr>
           <w:rFonts w:cstheme="minorHAnsi"/>
         </w:rPr>
-        <w:lastRenderedPageBreak/>
         <w:t>} </w:t>
       </w:r>
     </w:p>
@@ -9293,6 +9934,7 @@
               <w:rPr>
                 <w:rFonts w:cstheme="minorHAnsi"/>
               </w:rPr>
+              <w:lastRenderedPageBreak/>
               <w:t xml:space="preserve">function </w:t>
             </w:r>
             <w:proofErr w:type="gramStart"/>
@@ -9929,7 +10571,6 @@
               <w:rPr>
                 <w:rFonts w:cstheme="minorHAnsi"/>
               </w:rPr>
-              <w:lastRenderedPageBreak/>
               <w:t>const</w:t>
             </w:r>
             <w:proofErr w:type="spellEnd"/>
@@ -10932,6 +11573,7 @@
         <w:rPr>
           <w:rFonts w:cstheme="minorHAnsi"/>
         </w:rPr>
+        <w:lastRenderedPageBreak/>
         <w:t>Rest for passing the parameters for an array. </w:t>
       </w:r>
     </w:p>
@@ -11214,7 +11856,21 @@
         <w:rPr>
           <w:rFonts w:cstheme="minorHAnsi"/>
         </w:rPr>
-        <w:t xml:space="preserve"> yourfile.ts --target ES6 </w:t>
+        <w:t xml:space="preserve"> </w:t>
+      </w:r>
+      <w:proofErr w:type="spellStart"/>
+      <w:r>
+        <w:rPr>
+          <w:rFonts w:cstheme="minorHAnsi"/>
+        </w:rPr>
+        <w:t>yourfile.ts</w:t>
+      </w:r>
+      <w:proofErr w:type="spellEnd"/>
+      <w:r>
+        <w:rPr>
+          <w:rFonts w:cstheme="minorHAnsi"/>
+        </w:rPr>
+        <w:t xml:space="preserve"> --target ES6 </w:t>
       </w:r>
     </w:p>
     <w:p>
@@ -11298,7 +11954,6 @@
         <w:rPr>
           <w:rFonts w:cstheme="minorHAnsi"/>
         </w:rPr>
-        <w:lastRenderedPageBreak/>
         <w:t> </w:t>
       </w:r>
     </w:p>
@@ -11960,6 +12615,7 @@
         <w:rPr>
           <w:rFonts w:cstheme="minorHAnsi"/>
         </w:rPr>
+        <w:lastRenderedPageBreak/>
         <w:t> </w:t>
       </w:r>
     </w:p>
@@ -12458,7 +13114,6 @@
         <w:rPr>
           <w:rFonts w:cstheme="minorHAnsi"/>
         </w:rPr>
-        <w:lastRenderedPageBreak/>
         <w:t xml:space="preserve">Styles.css--&gt; global </w:t>
       </w:r>
       <w:proofErr w:type="spellStart"/>
@@ -13228,6 +13883,7 @@
               <w:rPr>
                 <w:rFonts w:cstheme="minorHAnsi"/>
               </w:rPr>
+              <w:lastRenderedPageBreak/>
               <w:t>@</w:t>
             </w:r>
             <w:proofErr w:type="gramStart"/>
@@ -13702,7 +14358,6 @@
               <w:rPr>
                 <w:rFonts w:cstheme="minorHAnsi"/>
               </w:rPr>
-              <w:lastRenderedPageBreak/>
               <w:t>@</w:t>
             </w:r>
             <w:proofErr w:type="gramStart"/>
@@ -14702,6 +15357,7 @@
               <w:rPr>
                 <w:rFonts w:cstheme="minorHAnsi"/>
               </w:rPr>
+              <w:lastRenderedPageBreak/>
               <w:t>export class Products { </w:t>
             </w:r>
           </w:p>
@@ -15315,7 +15971,6 @@
         <w:rPr>
           <w:rFonts w:cstheme="minorHAnsi"/>
         </w:rPr>
-        <w:lastRenderedPageBreak/>
         <w:t xml:space="preserve">For standalone, import </w:t>
       </w:r>
       <w:proofErr w:type="spellStart"/>
@@ -16256,6 +16911,7 @@
         <w:rPr>
           <w:rFonts w:cstheme="minorHAnsi"/>
         </w:rPr>
+        <w:lastRenderedPageBreak/>
         <w:t> </w:t>
       </w:r>
     </w:p>
@@ -16825,7 +17481,6 @@
               <w:rPr>
                 <w:rFonts w:cstheme="minorHAnsi"/>
               </w:rPr>
-              <w:lastRenderedPageBreak/>
               <w:t xml:space="preserve">export </w:t>
             </w:r>
             <w:proofErr w:type="spellStart"/>
@@ -17962,6 +18617,7 @@
         <w:rPr>
           <w:rFonts w:cstheme="minorHAnsi"/>
         </w:rPr>
+        <w:lastRenderedPageBreak/>
         <w:t xml:space="preserve">After that using this </w:t>
       </w:r>
       <w:proofErr w:type="spellStart"/>
@@ -18514,7 +19170,6 @@
         <w:rPr>
           <w:rFonts w:cstheme="minorHAnsi"/>
         </w:rPr>
-        <w:lastRenderedPageBreak/>
         <w:t> </w:t>
       </w:r>
     </w:p>
@@ -20061,6 +20716,7 @@
         <w:rPr>
           <w:rFonts w:cstheme="minorHAnsi"/>
         </w:rPr>
+        <w:lastRenderedPageBreak/>
         <w:t> </w:t>
       </w:r>
     </w:p>
@@ -20571,7 +21227,6 @@
               <w:rPr>
                 <w:rFonts w:cstheme="minorHAnsi"/>
               </w:rPr>
-              <w:lastRenderedPageBreak/>
               <w:t>{ </w:t>
             </w:r>
           </w:p>
@@ -21974,6 +22629,7 @@
         <w:rPr>
           <w:rFonts w:cstheme="minorHAnsi"/>
         </w:rPr>
+        <w:lastRenderedPageBreak/>
         <w:t xml:space="preserve">No need for </w:t>
       </w:r>
       <w:proofErr w:type="gramStart"/>
@@ -22262,553 +22918,553 @@
         <w:rPr>
           <w:rFonts w:cstheme="minorHAnsi"/>
         </w:rPr>
+        <w:t> </w:t>
+      </w:r>
+    </w:p>
+    <w:p>
+      <w:pPr>
+        <w:spacing w:after="0" w:line="240" w:lineRule="auto"/>
+        <w:rPr>
+          <w:rFonts w:cstheme="minorHAnsi"/>
+        </w:rPr>
+      </w:pPr>
+      <w:r>
+        <w:rPr>
+          <w:rFonts w:cstheme="minorHAnsi"/>
+        </w:rPr>
+        <w:t> </w:t>
+      </w:r>
+    </w:p>
+    <w:p>
+      <w:pPr>
+        <w:spacing w:after="0" w:line="240" w:lineRule="auto"/>
+        <w:rPr>
+          <w:rFonts w:cstheme="minorHAnsi"/>
+        </w:rPr>
+      </w:pPr>
+      <w:r>
+        <w:rPr>
+          <w:rFonts w:cstheme="minorHAnsi"/>
+        </w:rPr>
+        <w:t> </w:t>
+      </w:r>
+    </w:p>
+    <w:p>
+      <w:pPr>
+        <w:spacing w:after="0" w:line="240" w:lineRule="auto"/>
+        <w:rPr>
+          <w:rFonts w:cstheme="minorHAnsi"/>
+        </w:rPr>
+      </w:pPr>
+      <w:r>
+        <w:rPr>
+          <w:rFonts w:cstheme="minorHAnsi"/>
+        </w:rPr>
+        <w:t> </w:t>
+      </w:r>
+    </w:p>
+    <w:p>
+      <w:pPr>
+        <w:spacing w:after="0" w:line="240" w:lineRule="auto"/>
+        <w:rPr>
+          <w:rFonts w:cstheme="minorHAnsi"/>
+        </w:rPr>
+      </w:pPr>
+      <w:r>
+        <w:rPr>
+          <w:rFonts w:cstheme="minorHAnsi"/>
+        </w:rPr>
+        <w:t> </w:t>
+      </w:r>
+    </w:p>
+    <w:p>
+      <w:pPr>
+        <w:spacing w:after="0" w:line="240" w:lineRule="auto"/>
+        <w:rPr>
+          <w:rFonts w:cstheme="minorHAnsi"/>
+        </w:rPr>
+      </w:pPr>
+      <w:r>
+        <w:rPr>
+          <w:rFonts w:cstheme="minorHAnsi"/>
+        </w:rPr>
+        <w:t> </w:t>
+      </w:r>
+    </w:p>
+    <w:p>
+      <w:pPr>
+        <w:spacing w:after="0" w:line="240" w:lineRule="auto"/>
+        <w:rPr>
+          <w:rFonts w:cstheme="minorHAnsi"/>
+        </w:rPr>
+      </w:pPr>
+      <w:r>
+        <w:rPr>
+          <w:rFonts w:cstheme="minorHAnsi"/>
+        </w:rPr>
+        <w:t> </w:t>
+      </w:r>
+    </w:p>
+    <w:p>
+      <w:pPr>
+        <w:spacing w:after="0" w:line="240" w:lineRule="auto"/>
+        <w:rPr>
+          <w:rFonts w:cstheme="minorHAnsi"/>
+        </w:rPr>
+      </w:pPr>
+      <w:r>
+        <w:rPr>
+          <w:rFonts w:cstheme="minorHAnsi"/>
+        </w:rPr>
+        <w:t> </w:t>
+      </w:r>
+    </w:p>
+    <w:p>
+      <w:pPr>
+        <w:spacing w:after="0" w:line="240" w:lineRule="auto"/>
+        <w:rPr>
+          <w:rFonts w:cstheme="minorHAnsi"/>
+        </w:rPr>
+      </w:pPr>
+      <w:r>
+        <w:rPr>
+          <w:rFonts w:cstheme="minorHAnsi"/>
+        </w:rPr>
+        <w:t> </w:t>
+      </w:r>
+    </w:p>
+    <w:p>
+      <w:pPr>
+        <w:spacing w:after="0" w:line="240" w:lineRule="auto"/>
+        <w:rPr>
+          <w:rFonts w:cstheme="minorHAnsi"/>
+        </w:rPr>
+      </w:pPr>
+      <w:r>
+        <w:rPr>
+          <w:rFonts w:cstheme="minorHAnsi"/>
+        </w:rPr>
+        <w:t> </w:t>
+      </w:r>
+    </w:p>
+    <w:p>
+      <w:pPr>
+        <w:spacing w:after="0" w:line="240" w:lineRule="auto"/>
+        <w:rPr>
+          <w:rFonts w:cstheme="minorHAnsi"/>
+        </w:rPr>
+      </w:pPr>
+      <w:r>
+        <w:rPr>
+          <w:rFonts w:cstheme="minorHAnsi"/>
+        </w:rPr>
+        <w:t> </w:t>
+      </w:r>
+    </w:p>
+    <w:p>
+      <w:pPr>
+        <w:spacing w:after="0" w:line="240" w:lineRule="auto"/>
+        <w:rPr>
+          <w:rFonts w:cstheme="minorHAnsi"/>
+        </w:rPr>
+      </w:pPr>
+      <w:r>
+        <w:rPr>
+          <w:rFonts w:cstheme="minorHAnsi"/>
+        </w:rPr>
+        <w:t> </w:t>
+      </w:r>
+    </w:p>
+    <w:p>
+      <w:pPr>
+        <w:spacing w:after="0" w:line="240" w:lineRule="auto"/>
+        <w:rPr>
+          <w:rFonts w:cstheme="minorHAnsi"/>
+        </w:rPr>
+      </w:pPr>
+      <w:r>
+        <w:rPr>
+          <w:rFonts w:cstheme="minorHAnsi"/>
+        </w:rPr>
+        <w:t> </w:t>
+      </w:r>
+    </w:p>
+    <w:p>
+      <w:pPr>
+        <w:spacing w:after="0" w:line="240" w:lineRule="auto"/>
+        <w:rPr>
+          <w:rFonts w:cstheme="minorHAnsi"/>
+        </w:rPr>
+      </w:pPr>
+      <w:r>
+        <w:rPr>
+          <w:rFonts w:cstheme="minorHAnsi"/>
+        </w:rPr>
+        <w:t> </w:t>
+      </w:r>
+    </w:p>
+    <w:p>
+      <w:pPr>
+        <w:spacing w:after="0" w:line="240" w:lineRule="auto"/>
+        <w:rPr>
+          <w:rFonts w:cstheme="minorHAnsi"/>
+        </w:rPr>
+      </w:pPr>
+      <w:r>
+        <w:rPr>
+          <w:rFonts w:cstheme="minorHAnsi"/>
+        </w:rPr>
+        <w:t> </w:t>
+      </w:r>
+    </w:p>
+    <w:p>
+      <w:pPr>
+        <w:spacing w:after="0" w:line="240" w:lineRule="auto"/>
+        <w:rPr>
+          <w:rFonts w:cstheme="minorHAnsi"/>
+        </w:rPr>
+      </w:pPr>
+      <w:r>
+        <w:rPr>
+          <w:rFonts w:cstheme="minorHAnsi"/>
+        </w:rPr>
+        <w:t> </w:t>
+      </w:r>
+    </w:p>
+    <w:p>
+      <w:pPr>
+        <w:spacing w:after="0" w:line="240" w:lineRule="auto"/>
+        <w:rPr>
+          <w:rFonts w:cstheme="minorHAnsi"/>
+        </w:rPr>
+      </w:pPr>
+      <w:r>
+        <w:rPr>
+          <w:rFonts w:cstheme="minorHAnsi"/>
+        </w:rPr>
+        <w:t> </w:t>
+      </w:r>
+    </w:p>
+    <w:p>
+      <w:pPr>
+        <w:spacing w:after="0" w:line="240" w:lineRule="auto"/>
+        <w:rPr>
+          <w:rFonts w:cstheme="minorHAnsi"/>
+        </w:rPr>
+      </w:pPr>
+      <w:r>
+        <w:rPr>
+          <w:rFonts w:cstheme="minorHAnsi"/>
+        </w:rPr>
+        <w:t> </w:t>
+      </w:r>
+    </w:p>
+    <w:p>
+      <w:pPr>
+        <w:spacing w:after="0" w:line="240" w:lineRule="auto"/>
+        <w:rPr>
+          <w:rFonts w:cstheme="minorHAnsi"/>
+        </w:rPr>
+      </w:pPr>
+      <w:r>
+        <w:rPr>
+          <w:rFonts w:cstheme="minorHAnsi"/>
+        </w:rPr>
+        <w:t> </w:t>
+      </w:r>
+    </w:p>
+    <w:p>
+      <w:pPr>
+        <w:spacing w:after="0" w:line="240" w:lineRule="auto"/>
+        <w:rPr>
+          <w:rFonts w:cstheme="minorHAnsi"/>
+        </w:rPr>
+      </w:pPr>
+      <w:r>
+        <w:rPr>
+          <w:rFonts w:cstheme="minorHAnsi"/>
+        </w:rPr>
+        <w:t> </w:t>
+      </w:r>
+    </w:p>
+    <w:p>
+      <w:pPr>
+        <w:spacing w:after="0" w:line="240" w:lineRule="auto"/>
+        <w:rPr>
+          <w:rFonts w:cstheme="minorHAnsi"/>
+        </w:rPr>
+      </w:pPr>
+      <w:r>
+        <w:rPr>
+          <w:rFonts w:cstheme="minorHAnsi"/>
+        </w:rPr>
+        <w:t> </w:t>
+      </w:r>
+    </w:p>
+    <w:p>
+      <w:pPr>
+        <w:spacing w:after="0" w:line="240" w:lineRule="auto"/>
+        <w:rPr>
+          <w:rFonts w:cstheme="minorHAnsi"/>
+        </w:rPr>
+      </w:pPr>
+      <w:r>
+        <w:rPr>
+          <w:rFonts w:cstheme="minorHAnsi"/>
+        </w:rPr>
+        <w:t> </w:t>
+      </w:r>
+    </w:p>
+    <w:p>
+      <w:pPr>
+        <w:spacing w:after="0" w:line="240" w:lineRule="auto"/>
+        <w:rPr>
+          <w:rFonts w:cstheme="minorHAnsi"/>
+        </w:rPr>
+      </w:pPr>
+      <w:r>
+        <w:rPr>
+          <w:rFonts w:cstheme="minorHAnsi"/>
+        </w:rPr>
+        <w:t> </w:t>
+      </w:r>
+    </w:p>
+    <w:p>
+      <w:pPr>
+        <w:spacing w:after="0" w:line="240" w:lineRule="auto"/>
+        <w:rPr>
+          <w:rFonts w:cstheme="minorHAnsi"/>
+        </w:rPr>
+      </w:pPr>
+      <w:r>
+        <w:rPr>
+          <w:rFonts w:cstheme="minorHAnsi"/>
+        </w:rPr>
+        <w:t> </w:t>
+      </w:r>
+    </w:p>
+    <w:p>
+      <w:pPr>
+        <w:spacing w:after="0" w:line="240" w:lineRule="auto"/>
+        <w:rPr>
+          <w:rFonts w:cstheme="minorHAnsi"/>
+        </w:rPr>
+      </w:pPr>
+      <w:r>
+        <w:rPr>
+          <w:rFonts w:cstheme="minorHAnsi"/>
+        </w:rPr>
+        <w:t> </w:t>
+      </w:r>
+    </w:p>
+    <w:p>
+      <w:pPr>
+        <w:spacing w:after="0" w:line="240" w:lineRule="auto"/>
+        <w:rPr>
+          <w:rFonts w:cstheme="minorHAnsi"/>
+        </w:rPr>
+      </w:pPr>
+      <w:r>
+        <w:rPr>
+          <w:rFonts w:cstheme="minorHAnsi"/>
+        </w:rPr>
+        <w:t> </w:t>
+      </w:r>
+    </w:p>
+    <w:p>
+      <w:pPr>
+        <w:spacing w:after="0" w:line="240" w:lineRule="auto"/>
+        <w:rPr>
+          <w:rFonts w:cstheme="minorHAnsi"/>
+        </w:rPr>
+      </w:pPr>
+      <w:r>
+        <w:rPr>
+          <w:rFonts w:cstheme="minorHAnsi"/>
+        </w:rPr>
+        <w:t> </w:t>
+      </w:r>
+    </w:p>
+    <w:p>
+      <w:pPr>
+        <w:spacing w:after="0" w:line="240" w:lineRule="auto"/>
+        <w:rPr>
+          <w:rFonts w:cstheme="minorHAnsi"/>
+        </w:rPr>
+      </w:pPr>
+      <w:r>
+        <w:rPr>
+          <w:rFonts w:cstheme="minorHAnsi"/>
+        </w:rPr>
+        <w:t> </w:t>
+      </w:r>
+    </w:p>
+    <w:p>
+      <w:pPr>
+        <w:spacing w:after="0" w:line="240" w:lineRule="auto"/>
+        <w:rPr>
+          <w:rFonts w:cstheme="minorHAnsi"/>
+        </w:rPr>
+      </w:pPr>
+      <w:r>
+        <w:rPr>
+          <w:rFonts w:cstheme="minorHAnsi"/>
+        </w:rPr>
+        <w:t> </w:t>
+      </w:r>
+    </w:p>
+    <w:p>
+      <w:pPr>
+        <w:spacing w:after="0" w:line="240" w:lineRule="auto"/>
+        <w:rPr>
+          <w:rFonts w:cstheme="minorHAnsi"/>
+        </w:rPr>
+      </w:pPr>
+      <w:r>
+        <w:rPr>
+          <w:rFonts w:cstheme="minorHAnsi"/>
+        </w:rPr>
+        <w:t> </w:t>
+      </w:r>
+    </w:p>
+    <w:p>
+      <w:pPr>
+        <w:spacing w:after="0" w:line="240" w:lineRule="auto"/>
+        <w:rPr>
+          <w:rFonts w:cstheme="minorHAnsi"/>
+        </w:rPr>
+      </w:pPr>
+      <w:r>
+        <w:rPr>
+          <w:rFonts w:cstheme="minorHAnsi"/>
+        </w:rPr>
+        <w:t> </w:t>
+      </w:r>
+    </w:p>
+    <w:p>
+      <w:pPr>
+        <w:spacing w:after="0" w:line="240" w:lineRule="auto"/>
+        <w:rPr>
+          <w:rFonts w:cstheme="minorHAnsi"/>
+        </w:rPr>
+      </w:pPr>
+      <w:r>
+        <w:rPr>
+          <w:rFonts w:cstheme="minorHAnsi"/>
+        </w:rPr>
+        <w:t> </w:t>
+      </w:r>
+    </w:p>
+    <w:p>
+      <w:pPr>
+        <w:spacing w:after="0" w:line="240" w:lineRule="auto"/>
+        <w:rPr>
+          <w:rFonts w:cstheme="minorHAnsi"/>
+        </w:rPr>
+      </w:pPr>
+      <w:r>
+        <w:rPr>
+          <w:rFonts w:cstheme="minorHAnsi"/>
+        </w:rPr>
+        <w:t> </w:t>
+      </w:r>
+    </w:p>
+    <w:p>
+      <w:pPr>
+        <w:spacing w:after="0" w:line="240" w:lineRule="auto"/>
+        <w:rPr>
+          <w:rFonts w:cstheme="minorHAnsi"/>
+        </w:rPr>
+      </w:pPr>
+      <w:r>
+        <w:rPr>
+          <w:rFonts w:cstheme="minorHAnsi"/>
+        </w:rPr>
+        <w:t> </w:t>
+      </w:r>
+    </w:p>
+    <w:p>
+      <w:pPr>
+        <w:spacing w:after="0" w:line="240" w:lineRule="auto"/>
+        <w:rPr>
+          <w:rFonts w:cstheme="minorHAnsi"/>
+        </w:rPr>
+      </w:pPr>
+      <w:r>
+        <w:rPr>
+          <w:rFonts w:cstheme="minorHAnsi"/>
+        </w:rPr>
+        <w:t> </w:t>
+      </w:r>
+    </w:p>
+    <w:p>
+      <w:pPr>
+        <w:spacing w:after="0" w:line="240" w:lineRule="auto"/>
+        <w:rPr>
+          <w:rFonts w:cstheme="minorHAnsi"/>
+        </w:rPr>
+      </w:pPr>
+      <w:r>
+        <w:rPr>
+          <w:rFonts w:cstheme="minorHAnsi"/>
+        </w:rPr>
+        <w:t> </w:t>
+      </w:r>
+    </w:p>
+    <w:p>
+      <w:pPr>
+        <w:spacing w:after="0" w:line="240" w:lineRule="auto"/>
+        <w:rPr>
+          <w:rFonts w:cstheme="minorHAnsi"/>
+        </w:rPr>
+      </w:pPr>
+      <w:r>
+        <w:rPr>
+          <w:rFonts w:cstheme="minorHAnsi"/>
+        </w:rPr>
+        <w:t> </w:t>
+      </w:r>
+    </w:p>
+    <w:p>
+      <w:pPr>
+        <w:spacing w:after="0" w:line="240" w:lineRule="auto"/>
+        <w:rPr>
+          <w:rFonts w:cstheme="minorHAnsi"/>
+        </w:rPr>
+      </w:pPr>
+      <w:r>
+        <w:rPr>
+          <w:rFonts w:cstheme="minorHAnsi"/>
+        </w:rPr>
+        <w:t> </w:t>
+      </w:r>
+    </w:p>
+    <w:p>
+      <w:pPr>
+        <w:spacing w:after="0" w:line="240" w:lineRule="auto"/>
+        <w:rPr>
+          <w:rFonts w:cstheme="minorHAnsi"/>
+        </w:rPr>
+      </w:pPr>
+      <w:r>
+        <w:rPr>
+          <w:rFonts w:cstheme="minorHAnsi"/>
+        </w:rPr>
+        <w:t> </w:t>
+      </w:r>
+    </w:p>
+    <w:p>
+      <w:pPr>
+        <w:spacing w:after="0" w:line="240" w:lineRule="auto"/>
+        <w:rPr>
+          <w:rFonts w:cstheme="minorHAnsi"/>
+        </w:rPr>
+      </w:pPr>
+      <w:r>
+        <w:rPr>
+          <w:rFonts w:cstheme="minorHAnsi"/>
+        </w:rPr>
         <w:lastRenderedPageBreak/>
-        <w:t> </w:t>
-      </w:r>
-    </w:p>
-    <w:p>
-      <w:pPr>
-        <w:spacing w:after="0" w:line="240" w:lineRule="auto"/>
-        <w:rPr>
-          <w:rFonts w:cstheme="minorHAnsi"/>
-        </w:rPr>
-      </w:pPr>
-      <w:r>
-        <w:rPr>
-          <w:rFonts w:cstheme="minorHAnsi"/>
-        </w:rPr>
-        <w:t> </w:t>
-      </w:r>
-    </w:p>
-    <w:p>
-      <w:pPr>
-        <w:spacing w:after="0" w:line="240" w:lineRule="auto"/>
-        <w:rPr>
-          <w:rFonts w:cstheme="minorHAnsi"/>
-        </w:rPr>
-      </w:pPr>
-      <w:r>
-        <w:rPr>
-          <w:rFonts w:cstheme="minorHAnsi"/>
-        </w:rPr>
-        <w:t> </w:t>
-      </w:r>
-    </w:p>
-    <w:p>
-      <w:pPr>
-        <w:spacing w:after="0" w:line="240" w:lineRule="auto"/>
-        <w:rPr>
-          <w:rFonts w:cstheme="minorHAnsi"/>
-        </w:rPr>
-      </w:pPr>
-      <w:r>
-        <w:rPr>
-          <w:rFonts w:cstheme="minorHAnsi"/>
-        </w:rPr>
-        <w:t> </w:t>
-      </w:r>
-    </w:p>
-    <w:p>
-      <w:pPr>
-        <w:spacing w:after="0" w:line="240" w:lineRule="auto"/>
-        <w:rPr>
-          <w:rFonts w:cstheme="minorHAnsi"/>
-        </w:rPr>
-      </w:pPr>
-      <w:r>
-        <w:rPr>
-          <w:rFonts w:cstheme="minorHAnsi"/>
-        </w:rPr>
-        <w:t> </w:t>
-      </w:r>
-    </w:p>
-    <w:p>
-      <w:pPr>
-        <w:spacing w:after="0" w:line="240" w:lineRule="auto"/>
-        <w:rPr>
-          <w:rFonts w:cstheme="minorHAnsi"/>
-        </w:rPr>
-      </w:pPr>
-      <w:r>
-        <w:rPr>
-          <w:rFonts w:cstheme="minorHAnsi"/>
-        </w:rPr>
-        <w:t> </w:t>
-      </w:r>
-    </w:p>
-    <w:p>
-      <w:pPr>
-        <w:spacing w:after="0" w:line="240" w:lineRule="auto"/>
-        <w:rPr>
-          <w:rFonts w:cstheme="minorHAnsi"/>
-        </w:rPr>
-      </w:pPr>
-      <w:r>
-        <w:rPr>
-          <w:rFonts w:cstheme="minorHAnsi"/>
-        </w:rPr>
-        <w:t> </w:t>
-      </w:r>
-    </w:p>
-    <w:p>
-      <w:pPr>
-        <w:spacing w:after="0" w:line="240" w:lineRule="auto"/>
-        <w:rPr>
-          <w:rFonts w:cstheme="minorHAnsi"/>
-        </w:rPr>
-      </w:pPr>
-      <w:r>
-        <w:rPr>
-          <w:rFonts w:cstheme="minorHAnsi"/>
-        </w:rPr>
-        <w:t> </w:t>
-      </w:r>
-    </w:p>
-    <w:p>
-      <w:pPr>
-        <w:spacing w:after="0" w:line="240" w:lineRule="auto"/>
-        <w:rPr>
-          <w:rFonts w:cstheme="minorHAnsi"/>
-        </w:rPr>
-      </w:pPr>
-      <w:r>
-        <w:rPr>
-          <w:rFonts w:cstheme="minorHAnsi"/>
-        </w:rPr>
-        <w:t> </w:t>
-      </w:r>
-    </w:p>
-    <w:p>
-      <w:pPr>
-        <w:spacing w:after="0" w:line="240" w:lineRule="auto"/>
-        <w:rPr>
-          <w:rFonts w:cstheme="minorHAnsi"/>
-        </w:rPr>
-      </w:pPr>
-      <w:r>
-        <w:rPr>
-          <w:rFonts w:cstheme="minorHAnsi"/>
-        </w:rPr>
-        <w:t> </w:t>
-      </w:r>
-    </w:p>
-    <w:p>
-      <w:pPr>
-        <w:spacing w:after="0" w:line="240" w:lineRule="auto"/>
-        <w:rPr>
-          <w:rFonts w:cstheme="minorHAnsi"/>
-        </w:rPr>
-      </w:pPr>
-      <w:r>
-        <w:rPr>
-          <w:rFonts w:cstheme="minorHAnsi"/>
-        </w:rPr>
-        <w:t> </w:t>
-      </w:r>
-    </w:p>
-    <w:p>
-      <w:pPr>
-        <w:spacing w:after="0" w:line="240" w:lineRule="auto"/>
-        <w:rPr>
-          <w:rFonts w:cstheme="minorHAnsi"/>
-        </w:rPr>
-      </w:pPr>
-      <w:r>
-        <w:rPr>
-          <w:rFonts w:cstheme="minorHAnsi"/>
-        </w:rPr>
-        <w:t> </w:t>
-      </w:r>
-    </w:p>
-    <w:p>
-      <w:pPr>
-        <w:spacing w:after="0" w:line="240" w:lineRule="auto"/>
-        <w:rPr>
-          <w:rFonts w:cstheme="minorHAnsi"/>
-        </w:rPr>
-      </w:pPr>
-      <w:r>
-        <w:rPr>
-          <w:rFonts w:cstheme="minorHAnsi"/>
-        </w:rPr>
-        <w:t> </w:t>
-      </w:r>
-    </w:p>
-    <w:p>
-      <w:pPr>
-        <w:spacing w:after="0" w:line="240" w:lineRule="auto"/>
-        <w:rPr>
-          <w:rFonts w:cstheme="minorHAnsi"/>
-        </w:rPr>
-      </w:pPr>
-      <w:r>
-        <w:rPr>
-          <w:rFonts w:cstheme="minorHAnsi"/>
-        </w:rPr>
-        <w:t> </w:t>
-      </w:r>
-    </w:p>
-    <w:p>
-      <w:pPr>
-        <w:spacing w:after="0" w:line="240" w:lineRule="auto"/>
-        <w:rPr>
-          <w:rFonts w:cstheme="minorHAnsi"/>
-        </w:rPr>
-      </w:pPr>
-      <w:r>
-        <w:rPr>
-          <w:rFonts w:cstheme="minorHAnsi"/>
-        </w:rPr>
-        <w:t> </w:t>
-      </w:r>
-    </w:p>
-    <w:p>
-      <w:pPr>
-        <w:spacing w:after="0" w:line="240" w:lineRule="auto"/>
-        <w:rPr>
-          <w:rFonts w:cstheme="minorHAnsi"/>
-        </w:rPr>
-      </w:pPr>
-      <w:r>
-        <w:rPr>
-          <w:rFonts w:cstheme="minorHAnsi"/>
-        </w:rPr>
-        <w:t> </w:t>
-      </w:r>
-    </w:p>
-    <w:p>
-      <w:pPr>
-        <w:spacing w:after="0" w:line="240" w:lineRule="auto"/>
-        <w:rPr>
-          <w:rFonts w:cstheme="minorHAnsi"/>
-        </w:rPr>
-      </w:pPr>
-      <w:r>
-        <w:rPr>
-          <w:rFonts w:cstheme="minorHAnsi"/>
-        </w:rPr>
-        <w:t> </w:t>
-      </w:r>
-    </w:p>
-    <w:p>
-      <w:pPr>
-        <w:spacing w:after="0" w:line="240" w:lineRule="auto"/>
-        <w:rPr>
-          <w:rFonts w:cstheme="minorHAnsi"/>
-        </w:rPr>
-      </w:pPr>
-      <w:r>
-        <w:rPr>
-          <w:rFonts w:cstheme="minorHAnsi"/>
-        </w:rPr>
-        <w:t> </w:t>
-      </w:r>
-    </w:p>
-    <w:p>
-      <w:pPr>
-        <w:spacing w:after="0" w:line="240" w:lineRule="auto"/>
-        <w:rPr>
-          <w:rFonts w:cstheme="minorHAnsi"/>
-        </w:rPr>
-      </w:pPr>
-      <w:r>
-        <w:rPr>
-          <w:rFonts w:cstheme="minorHAnsi"/>
-        </w:rPr>
-        <w:t> </w:t>
-      </w:r>
-    </w:p>
-    <w:p>
-      <w:pPr>
-        <w:spacing w:after="0" w:line="240" w:lineRule="auto"/>
-        <w:rPr>
-          <w:rFonts w:cstheme="minorHAnsi"/>
-        </w:rPr>
-      </w:pPr>
-      <w:r>
-        <w:rPr>
-          <w:rFonts w:cstheme="minorHAnsi"/>
-        </w:rPr>
-        <w:t> </w:t>
-      </w:r>
-    </w:p>
-    <w:p>
-      <w:pPr>
-        <w:spacing w:after="0" w:line="240" w:lineRule="auto"/>
-        <w:rPr>
-          <w:rFonts w:cstheme="minorHAnsi"/>
-        </w:rPr>
-      </w:pPr>
-      <w:r>
-        <w:rPr>
-          <w:rFonts w:cstheme="minorHAnsi"/>
-        </w:rPr>
-        <w:t> </w:t>
-      </w:r>
-    </w:p>
-    <w:p>
-      <w:pPr>
-        <w:spacing w:after="0" w:line="240" w:lineRule="auto"/>
-        <w:rPr>
-          <w:rFonts w:cstheme="minorHAnsi"/>
-        </w:rPr>
-      </w:pPr>
-      <w:r>
-        <w:rPr>
-          <w:rFonts w:cstheme="minorHAnsi"/>
-        </w:rPr>
-        <w:t> </w:t>
-      </w:r>
-    </w:p>
-    <w:p>
-      <w:pPr>
-        <w:spacing w:after="0" w:line="240" w:lineRule="auto"/>
-        <w:rPr>
-          <w:rFonts w:cstheme="minorHAnsi"/>
-        </w:rPr>
-      </w:pPr>
-      <w:r>
-        <w:rPr>
-          <w:rFonts w:cstheme="minorHAnsi"/>
-        </w:rPr>
-        <w:t> </w:t>
-      </w:r>
-    </w:p>
-    <w:p>
-      <w:pPr>
-        <w:spacing w:after="0" w:line="240" w:lineRule="auto"/>
-        <w:rPr>
-          <w:rFonts w:cstheme="minorHAnsi"/>
-        </w:rPr>
-      </w:pPr>
-      <w:r>
-        <w:rPr>
-          <w:rFonts w:cstheme="minorHAnsi"/>
-        </w:rPr>
-        <w:t> </w:t>
-      </w:r>
-    </w:p>
-    <w:p>
-      <w:pPr>
-        <w:spacing w:after="0" w:line="240" w:lineRule="auto"/>
-        <w:rPr>
-          <w:rFonts w:cstheme="minorHAnsi"/>
-        </w:rPr>
-      </w:pPr>
-      <w:r>
-        <w:rPr>
-          <w:rFonts w:cstheme="minorHAnsi"/>
-        </w:rPr>
-        <w:t> </w:t>
-      </w:r>
-    </w:p>
-    <w:p>
-      <w:pPr>
-        <w:spacing w:after="0" w:line="240" w:lineRule="auto"/>
-        <w:rPr>
-          <w:rFonts w:cstheme="minorHAnsi"/>
-        </w:rPr>
-      </w:pPr>
-      <w:r>
-        <w:rPr>
-          <w:rFonts w:cstheme="minorHAnsi"/>
-        </w:rPr>
-        <w:t> </w:t>
-      </w:r>
-    </w:p>
-    <w:p>
-      <w:pPr>
-        <w:spacing w:after="0" w:line="240" w:lineRule="auto"/>
-        <w:rPr>
-          <w:rFonts w:cstheme="minorHAnsi"/>
-        </w:rPr>
-      </w:pPr>
-      <w:r>
-        <w:rPr>
-          <w:rFonts w:cstheme="minorHAnsi"/>
-        </w:rPr>
-        <w:t> </w:t>
-      </w:r>
-    </w:p>
-    <w:p>
-      <w:pPr>
-        <w:spacing w:after="0" w:line="240" w:lineRule="auto"/>
-        <w:rPr>
-          <w:rFonts w:cstheme="minorHAnsi"/>
-        </w:rPr>
-      </w:pPr>
-      <w:r>
-        <w:rPr>
-          <w:rFonts w:cstheme="minorHAnsi"/>
-        </w:rPr>
-        <w:t> </w:t>
-      </w:r>
-    </w:p>
-    <w:p>
-      <w:pPr>
-        <w:spacing w:after="0" w:line="240" w:lineRule="auto"/>
-        <w:rPr>
-          <w:rFonts w:cstheme="minorHAnsi"/>
-        </w:rPr>
-      </w:pPr>
-      <w:r>
-        <w:rPr>
-          <w:rFonts w:cstheme="minorHAnsi"/>
-        </w:rPr>
-        <w:t> </w:t>
-      </w:r>
-    </w:p>
-    <w:p>
-      <w:pPr>
-        <w:spacing w:after="0" w:line="240" w:lineRule="auto"/>
-        <w:rPr>
-          <w:rFonts w:cstheme="minorHAnsi"/>
-        </w:rPr>
-      </w:pPr>
-      <w:r>
-        <w:rPr>
-          <w:rFonts w:cstheme="minorHAnsi"/>
-        </w:rPr>
-        <w:t> </w:t>
-      </w:r>
-    </w:p>
-    <w:p>
-      <w:pPr>
-        <w:spacing w:after="0" w:line="240" w:lineRule="auto"/>
-        <w:rPr>
-          <w:rFonts w:cstheme="minorHAnsi"/>
-        </w:rPr>
-      </w:pPr>
-      <w:r>
-        <w:rPr>
-          <w:rFonts w:cstheme="minorHAnsi"/>
-        </w:rPr>
-        <w:t> </w:t>
-      </w:r>
-    </w:p>
-    <w:p>
-      <w:pPr>
-        <w:spacing w:after="0" w:line="240" w:lineRule="auto"/>
-        <w:rPr>
-          <w:rFonts w:cstheme="minorHAnsi"/>
-        </w:rPr>
-      </w:pPr>
-      <w:r>
-        <w:rPr>
-          <w:rFonts w:cstheme="minorHAnsi"/>
-        </w:rPr>
-        <w:t> </w:t>
-      </w:r>
-    </w:p>
-    <w:p>
-      <w:pPr>
-        <w:spacing w:after="0" w:line="240" w:lineRule="auto"/>
-        <w:rPr>
-          <w:rFonts w:cstheme="minorHAnsi"/>
-        </w:rPr>
-      </w:pPr>
-      <w:r>
-        <w:rPr>
-          <w:rFonts w:cstheme="minorHAnsi"/>
-        </w:rPr>
-        <w:t> </w:t>
-      </w:r>
-    </w:p>
-    <w:p>
-      <w:pPr>
-        <w:spacing w:after="0" w:line="240" w:lineRule="auto"/>
-        <w:rPr>
-          <w:rFonts w:cstheme="minorHAnsi"/>
-        </w:rPr>
-      </w:pPr>
-      <w:r>
-        <w:rPr>
-          <w:rFonts w:cstheme="minorHAnsi"/>
-        </w:rPr>
-        <w:t> </w:t>
-      </w:r>
-    </w:p>
-    <w:p>
-      <w:pPr>
-        <w:spacing w:after="0" w:line="240" w:lineRule="auto"/>
-        <w:rPr>
-          <w:rFonts w:cstheme="minorHAnsi"/>
-        </w:rPr>
-      </w:pPr>
-      <w:r>
-        <w:rPr>
-          <w:rFonts w:cstheme="minorHAnsi"/>
-        </w:rPr>
-        <w:t> </w:t>
-      </w:r>
-    </w:p>
-    <w:p>
-      <w:pPr>
-        <w:spacing w:after="0" w:line="240" w:lineRule="auto"/>
-        <w:rPr>
-          <w:rFonts w:cstheme="minorHAnsi"/>
-        </w:rPr>
-      </w:pPr>
-      <w:r>
-        <w:rPr>
-          <w:rFonts w:cstheme="minorHAnsi"/>
-        </w:rPr>
-        <w:t> </w:t>
-      </w:r>
-    </w:p>
-    <w:p>
-      <w:pPr>
-        <w:spacing w:after="0" w:line="240" w:lineRule="auto"/>
-        <w:rPr>
-          <w:rFonts w:cstheme="minorHAnsi"/>
-        </w:rPr>
-      </w:pPr>
-      <w:r>
-        <w:rPr>
-          <w:rFonts w:cstheme="minorHAnsi"/>
-        </w:rPr>
-        <w:t> </w:t>
-      </w:r>
-    </w:p>
-    <w:p>
-      <w:pPr>
-        <w:spacing w:after="0" w:line="240" w:lineRule="auto"/>
-        <w:rPr>
-          <w:rFonts w:cstheme="minorHAnsi"/>
-        </w:rPr>
-      </w:pPr>
-      <w:r>
-        <w:rPr>
-          <w:rFonts w:cstheme="minorHAnsi"/>
-        </w:rPr>
-        <w:t> </w:t>
-      </w:r>
-    </w:p>
-    <w:p>
-      <w:pPr>
-        <w:spacing w:after="0" w:line="240" w:lineRule="auto"/>
-        <w:rPr>
-          <w:rFonts w:cstheme="minorHAnsi"/>
-        </w:rPr>
-      </w:pPr>
-      <w:r>
-        <w:rPr>
-          <w:rFonts w:cstheme="minorHAnsi"/>
-        </w:rPr>
-        <w:t> </w:t>
-      </w:r>
-    </w:p>
-    <w:p>
-      <w:pPr>
-        <w:spacing w:after="0" w:line="240" w:lineRule="auto"/>
-        <w:rPr>
-          <w:rFonts w:cstheme="minorHAnsi"/>
-        </w:rPr>
-      </w:pPr>
-      <w:r>
-        <w:rPr>
-          <w:rFonts w:cstheme="minorHAnsi"/>
-        </w:rPr>
         <w:t> </w:t>
       </w:r>
     </w:p>
@@ -23107,7 +23763,6 @@
           <w:b/>
           <w:bCs/>
         </w:rPr>
-        <w:lastRenderedPageBreak/>
         <w:t xml:space="preserve">NEW APPROACH: </w:t>
       </w:r>
       <w:r>
@@ -24018,6 +24673,7 @@
         <w:rPr>
           <w:rFonts w:cstheme="minorHAnsi"/>
         </w:rPr>
+        <w:lastRenderedPageBreak/>
         <w:t> </w:t>
       </w:r>
     </w:p>
@@ -24318,7 +24974,6 @@
               <w:rPr>
                 <w:rFonts w:cstheme="minorHAnsi"/>
               </w:rPr>
-              <w:lastRenderedPageBreak/>
               <w:t>export class Child { </w:t>
             </w:r>
           </w:p>
@@ -25215,6 +25870,7 @@
               <w:rPr>
                 <w:rFonts w:cstheme="minorHAnsi"/>
               </w:rPr>
+              <w:lastRenderedPageBreak/>
               <w:t xml:space="preserve">import </w:t>
             </w:r>
             <w:proofErr w:type="gramStart"/>
@@ -25819,7 +26475,7 @@
       </w:tblPr>
       <w:tblGrid>
         <w:gridCol w:w="80"/>
-        <w:gridCol w:w="80"/>
+        <w:gridCol w:w="3601"/>
       </w:tblGrid>
       <w:tr>
         <w:trPr>
@@ -25853,7 +26509,7 @@
         </w:tc>
         <w:tc>
           <w:tcPr>
-            <w:tcW w:w="0" w:type="auto"/>
+            <w:tcW w:w="3601" w:type="dxa"/>
             <w:tcBorders>
               <w:top w:val="single" w:sz="4" w:space="0" w:color="000000"/>
               <w:left w:val="single" w:sz="4" w:space="0" w:color="000000"/>
@@ -25904,14 +26560,13 @@
               <w:rPr>
                 <w:rFonts w:cstheme="minorHAnsi"/>
               </w:rPr>
-              <w:lastRenderedPageBreak/>
               <w:t> </w:t>
             </w:r>
           </w:p>
         </w:tc>
         <w:tc>
           <w:tcPr>
-            <w:tcW w:w="0" w:type="auto"/>
+            <w:tcW w:w="3601" w:type="dxa"/>
             <w:tcBorders>
               <w:top w:val="single" w:sz="4" w:space="0" w:color="000000"/>
               <w:left w:val="single" w:sz="4" w:space="0" w:color="000000"/>
@@ -26373,6 +27028,7 @@
               <w:rPr>
                 <w:rFonts w:cstheme="minorHAnsi"/>
               </w:rPr>
+              <w:lastRenderedPageBreak/>
               <w:t>&lt;button (click)="childM1()"&gt;Click Me from Child Component&lt;/button&gt; </w:t>
             </w:r>
           </w:p>
@@ -27222,7 +27878,6 @@
               <w:rPr>
                 <w:rFonts w:cstheme="minorHAnsi"/>
               </w:rPr>
-              <w:lastRenderedPageBreak/>
               <w:t>&lt;app-child [</w:t>
             </w:r>
             <w:proofErr w:type="spellStart"/>
@@ -28045,6 +28700,7 @@
               <w:rPr>
                 <w:rFonts w:cstheme="minorHAnsi"/>
               </w:rPr>
+              <w:lastRenderedPageBreak/>
               <w:t>dataChanged</w:t>
             </w:r>
             <w:proofErr w:type="spellEnd"/>
@@ -28558,7 +29214,6 @@
         <w:rPr>
           <w:rFonts w:cstheme="minorHAnsi"/>
         </w:rPr>
-        <w:lastRenderedPageBreak/>
         <w:t>/&gt; ng g s services/emp-service </w:t>
       </w:r>
     </w:p>
@@ -28805,7 +29460,7 @@
       </w:tr>
       <w:tr>
         <w:trPr>
-          <w:trHeight w:val="6285"/>
+          <w:trHeight w:val="5645"/>
         </w:trPr>
         <w:tc>
           <w:tcPr>
@@ -28829,6 +29484,7 @@
               <w:rPr>
                 <w:rFonts w:cstheme="minorHAnsi"/>
               </w:rPr>
+              <w:lastRenderedPageBreak/>
               <w:t>@</w:t>
             </w:r>
             <w:proofErr w:type="gramStart"/>
@@ -29048,34 +29704,6 @@
                 <w:rFonts w:cstheme="minorHAnsi"/>
               </w:rPr>
               <w:t>} </w:t>
-            </w:r>
-          </w:p>
-          <w:p>
-            <w:pPr>
-              <w:spacing w:after="0" w:line="240" w:lineRule="auto"/>
-              <w:rPr>
-                <w:rFonts w:cstheme="minorHAnsi"/>
-              </w:rPr>
-            </w:pPr>
-            <w:r>
-              <w:rPr>
-                <w:rFonts w:cstheme="minorHAnsi"/>
-              </w:rPr>
-              <w:t> </w:t>
-            </w:r>
-          </w:p>
-          <w:p>
-            <w:pPr>
-              <w:spacing w:after="0" w:line="240" w:lineRule="auto"/>
-              <w:rPr>
-                <w:rFonts w:cstheme="minorHAnsi"/>
-              </w:rPr>
-            </w:pPr>
-            <w:r>
-              <w:rPr>
-                <w:rFonts w:cstheme="minorHAnsi"/>
-              </w:rPr>
-              <w:t> </w:t>
             </w:r>
           </w:p>
         </w:tc>
@@ -29298,20 +29926,6 @@
               <w:t>  } </w:t>
             </w:r>
           </w:p>
-          <w:p>
-            <w:pPr>
-              <w:spacing w:after="0" w:line="240" w:lineRule="auto"/>
-              <w:rPr>
-                <w:rFonts w:cstheme="minorHAnsi"/>
-              </w:rPr>
-            </w:pPr>
-            <w:r>
-              <w:rPr>
-                <w:rFonts w:cstheme="minorHAnsi"/>
-              </w:rPr>
-              <w:t> </w:t>
-            </w:r>
-          </w:p>
         </w:tc>
         <w:tc>
           <w:tcPr>
@@ -29774,20 +30388,6 @@
               <w:t>} </w:t>
             </w:r>
           </w:p>
-          <w:p>
-            <w:pPr>
-              <w:spacing w:after="0" w:line="240" w:lineRule="auto"/>
-              <w:rPr>
-                <w:rFonts w:cstheme="minorHAnsi"/>
-              </w:rPr>
-            </w:pPr>
-            <w:r>
-              <w:rPr>
-                <w:rFonts w:cstheme="minorHAnsi"/>
-              </w:rPr>
-              <w:t> </w:t>
-            </w:r>
-          </w:p>
         </w:tc>
       </w:tr>
     </w:tbl>
@@ -30350,21 +30950,7 @@
         <w:rPr>
           <w:rFonts w:cstheme="minorHAnsi"/>
         </w:rPr>
-        <w:t> </w:t>
-      </w:r>
-    </w:p>
-    <w:p>
-      <w:pPr>
-        <w:spacing w:after="0" w:line="240" w:lineRule="auto"/>
-        <w:rPr>
-          <w:rFonts w:cstheme="minorHAnsi"/>
-        </w:rPr>
-      </w:pPr>
-      <w:r>
-        <w:rPr>
-          <w:rFonts w:cstheme="minorHAnsi"/>
-        </w:rPr>
-        <w:t> </w:t>
+        <w:t>  </w:t>
       </w:r>
     </w:p>
     <w:p>
@@ -30447,42 +31033,865 @@
         </w:rPr>
       </w:pPr>
     </w:p>
-    <w:p>
-      <w:pPr>
-        <w:spacing w:after="0" w:line="240" w:lineRule="auto"/>
-        <w:rPr>
-          <w:rFonts w:cstheme="minorHAnsi"/>
-        </w:rPr>
-      </w:pPr>
-    </w:p>
-    <w:p>
-      <w:pPr>
-        <w:spacing w:after="0" w:line="240" w:lineRule="auto"/>
-        <w:rPr>
-          <w:rFonts w:cstheme="minorHAnsi"/>
-        </w:rPr>
-      </w:pPr>
-    </w:p>
-    <w:p>
-      <w:pPr>
-        <w:spacing w:after="0" w:line="240" w:lineRule="auto"/>
-        <w:rPr>
-          <w:rFonts w:cstheme="minorHAnsi"/>
-        </w:rPr>
-      </w:pPr>
-    </w:p>
-    <w:p>
-      <w:pPr>
-        <w:spacing w:after="0" w:line="240" w:lineRule="auto"/>
-        <w:rPr>
-          <w:rFonts w:cstheme="minorHAnsi"/>
-        </w:rPr>
-      </w:pPr>
-      <w:r>
-        <w:rPr>
-          <w:rFonts w:cstheme="minorHAnsi"/>
-        </w:rPr>
-        <w:lastRenderedPageBreak/>
+    <w:tbl>
+      <w:tblPr>
+        <w:tblStyle w:val="TableGrid"/>
+        <w:tblW w:w="0" w:type="auto"/>
+        <w:tblLook w:val="04A0" w:firstRow="1" w:lastRow="0" w:firstColumn="1" w:lastColumn="0" w:noHBand="0" w:noVBand="1"/>
+      </w:tblPr>
+      <w:tblGrid>
+        <w:gridCol w:w="10456"/>
+      </w:tblGrid>
+      <w:tr>
+        <w:tc>
+          <w:tcPr>
+            <w:tcW w:w="10456" w:type="dxa"/>
+          </w:tcPr>
+          <w:p>
+            <w:pPr>
+              <w:rPr>
+                <w:rFonts w:cstheme="minorHAnsi"/>
+              </w:rPr>
+            </w:pPr>
+            <w:r>
+              <w:rPr>
+                <w:rFonts w:cstheme="minorHAnsi"/>
+              </w:rPr>
+              <w:t>Template reference we use #anyTemplateName</w:t>
+            </w:r>
+          </w:p>
+        </w:tc>
+      </w:tr>
+      <w:tr>
+        <w:tc>
+          <w:tcPr>
+            <w:tcW w:w="10456" w:type="dxa"/>
+          </w:tcPr>
+          <w:p>
+            <w:pPr>
+              <w:rPr>
+                <w:rFonts w:cstheme="minorHAnsi"/>
+              </w:rPr>
+            </w:pPr>
+            <w:proofErr w:type="gramStart"/>
+            <w:r>
+              <w:rPr>
+                <w:rFonts w:cstheme="minorHAnsi"/>
+                <w:i/>
+                <w:iCs/>
+              </w:rPr>
+              <w:t>&lt;!--</w:t>
+            </w:r>
+            <w:proofErr w:type="gramEnd"/>
+            <w:r>
+              <w:rPr>
+                <w:rFonts w:cstheme="minorHAnsi"/>
+                <w:i/>
+                <w:iCs/>
+              </w:rPr>
+              <w:t xml:space="preserve"> Multiple conditions --&gt;</w:t>
+            </w:r>
+          </w:p>
+          <w:p>
+            <w:pPr>
+              <w:rPr>
+                <w:rFonts w:cstheme="minorHAnsi"/>
+              </w:rPr>
+            </w:pPr>
+            <w:r>
+              <w:rPr>
+                <w:rFonts w:cstheme="minorHAnsi"/>
+              </w:rPr>
+              <w:t xml:space="preserve">&lt;div </w:t>
+            </w:r>
+            <w:r>
+              <w:rPr>
+                <w:rFonts w:cstheme="minorHAnsi"/>
+                <w:b/>
+                <w:bCs/>
+              </w:rPr>
+              <w:t>*</w:t>
+            </w:r>
+            <w:proofErr w:type="spellStart"/>
+            <w:r>
+              <w:rPr>
+                <w:rFonts w:cstheme="minorHAnsi"/>
+                <w:b/>
+                <w:bCs/>
+                <w:highlight w:val="yellow"/>
+              </w:rPr>
+              <w:t>ngIf</w:t>
+            </w:r>
+            <w:proofErr w:type="spellEnd"/>
+            <w:r>
+              <w:rPr>
+                <w:rFonts w:cstheme="minorHAnsi"/>
+                <w:b/>
+                <w:bCs/>
+              </w:rPr>
+              <w:t xml:space="preserve">="score &gt;= 90; </w:t>
+            </w:r>
+            <w:r>
+              <w:rPr>
+                <w:rFonts w:cstheme="minorHAnsi"/>
+                <w:b/>
+                <w:bCs/>
+                <w:highlight w:val="yellow"/>
+              </w:rPr>
+              <w:t>then</w:t>
+            </w:r>
+            <w:r>
+              <w:rPr>
+                <w:rFonts w:cstheme="minorHAnsi"/>
+                <w:b/>
+                <w:bCs/>
+              </w:rPr>
+              <w:t xml:space="preserve"> excellent; </w:t>
+            </w:r>
+            <w:r>
+              <w:rPr>
+                <w:rFonts w:cstheme="minorHAnsi"/>
+                <w:b/>
+                <w:bCs/>
+                <w:highlight w:val="yellow"/>
+              </w:rPr>
+              <w:t>else</w:t>
+            </w:r>
+            <w:r>
+              <w:rPr>
+                <w:rFonts w:cstheme="minorHAnsi"/>
+                <w:b/>
+                <w:bCs/>
+              </w:rPr>
+              <w:t xml:space="preserve"> </w:t>
+            </w:r>
+            <w:proofErr w:type="spellStart"/>
+            <w:r>
+              <w:rPr>
+                <w:rFonts w:cstheme="minorHAnsi"/>
+                <w:b/>
+                <w:bCs/>
+              </w:rPr>
+              <w:t>needsImprovement</w:t>
+            </w:r>
+            <w:proofErr w:type="spellEnd"/>
+            <w:r>
+              <w:rPr>
+                <w:rFonts w:cstheme="minorHAnsi"/>
+                <w:b/>
+                <w:bCs/>
+              </w:rPr>
+              <w:t>"</w:t>
+            </w:r>
+            <w:r>
+              <w:rPr>
+                <w:rFonts w:cstheme="minorHAnsi"/>
+              </w:rPr>
+              <w:t>&gt;&lt;/div&gt;</w:t>
+            </w:r>
+          </w:p>
+          <w:p>
+            <w:pPr>
+              <w:rPr>
+                <w:rFonts w:cstheme="minorHAnsi"/>
+              </w:rPr>
+            </w:pPr>
+          </w:p>
+          <w:p>
+            <w:pPr>
+              <w:rPr>
+                <w:rFonts w:cstheme="minorHAnsi"/>
+              </w:rPr>
+            </w:pPr>
+            <w:r>
+              <w:rPr>
+                <w:rFonts w:cstheme="minorHAnsi"/>
+              </w:rPr>
+              <w:t xml:space="preserve">&lt;ng-template </w:t>
+            </w:r>
+            <w:r>
+              <w:rPr>
+                <w:rFonts w:cstheme="minorHAnsi"/>
+                <w:b/>
+                <w:bCs/>
+                <w:highlight w:val="yellow"/>
+              </w:rPr>
+              <w:t>#excellent</w:t>
+            </w:r>
+            <w:r>
+              <w:rPr>
+                <w:rFonts w:cstheme="minorHAnsi"/>
+              </w:rPr>
+              <w:t>&gt;</w:t>
+            </w:r>
+          </w:p>
+          <w:p>
+            <w:pPr>
+              <w:rPr>
+                <w:rFonts w:cstheme="minorHAnsi"/>
+              </w:rPr>
+            </w:pPr>
+            <w:r>
+              <w:rPr>
+                <w:rFonts w:cstheme="minorHAnsi"/>
+              </w:rPr>
+              <w:t xml:space="preserve">  &lt;p&gt;Excellent work! </w:t>
+            </w:r>
+            <w:r>
+              <w:rPr>
+                <w:rFonts w:ascii="Segoe UI Emoji" w:hAnsi="Segoe UI Emoji" w:cs="Segoe UI Emoji"/>
+              </w:rPr>
+              <w:t>🎉</w:t>
+            </w:r>
+            <w:r>
+              <w:rPr>
+                <w:rFonts w:cstheme="minorHAnsi"/>
+              </w:rPr>
+              <w:t>&lt;/p&gt;</w:t>
+            </w:r>
+          </w:p>
+          <w:p>
+            <w:pPr>
+              <w:rPr>
+                <w:rFonts w:cstheme="minorHAnsi"/>
+              </w:rPr>
+            </w:pPr>
+            <w:r>
+              <w:rPr>
+                <w:rFonts w:cstheme="minorHAnsi"/>
+              </w:rPr>
+              <w:t>&lt;/ng-template&gt;</w:t>
+            </w:r>
+          </w:p>
+          <w:p>
+            <w:pPr>
+              <w:rPr>
+                <w:rFonts w:cstheme="minorHAnsi"/>
+              </w:rPr>
+            </w:pPr>
+          </w:p>
+          <w:p>
+            <w:pPr>
+              <w:rPr>
+                <w:rFonts w:cstheme="minorHAnsi"/>
+              </w:rPr>
+            </w:pPr>
+            <w:r>
+              <w:rPr>
+                <w:rFonts w:cstheme="minorHAnsi"/>
+              </w:rPr>
+              <w:t xml:space="preserve">&lt;ng-template </w:t>
+            </w:r>
+            <w:r>
+              <w:rPr>
+                <w:rFonts w:cstheme="minorHAnsi"/>
+                <w:b/>
+                <w:bCs/>
+                <w:highlight w:val="yellow"/>
+              </w:rPr>
+              <w:t>#needsImprovement</w:t>
+            </w:r>
+            <w:r>
+              <w:rPr>
+                <w:rFonts w:cstheme="minorHAnsi"/>
+              </w:rPr>
+              <w:t>&gt;</w:t>
+            </w:r>
+          </w:p>
+          <w:p>
+            <w:pPr>
+              <w:rPr>
+                <w:rFonts w:cstheme="minorHAnsi"/>
+              </w:rPr>
+            </w:pPr>
+            <w:r>
+              <w:rPr>
+                <w:rFonts w:cstheme="minorHAnsi"/>
+              </w:rPr>
+              <w:t xml:space="preserve">  &lt;p&gt;Keep practicing! </w:t>
+            </w:r>
+            <w:r>
+              <w:rPr>
+                <w:rFonts w:ascii="Segoe UI Emoji" w:hAnsi="Segoe UI Emoji" w:cs="Segoe UI Emoji"/>
+              </w:rPr>
+              <w:t>💪</w:t>
+            </w:r>
+            <w:r>
+              <w:rPr>
+                <w:rFonts w:cstheme="minorHAnsi"/>
+              </w:rPr>
+              <w:t>&lt;/p&gt;</w:t>
+            </w:r>
+          </w:p>
+          <w:p>
+            <w:pPr>
+              <w:rPr>
+                <w:rFonts w:cstheme="minorHAnsi"/>
+              </w:rPr>
+            </w:pPr>
+            <w:r>
+              <w:rPr>
+                <w:rFonts w:cstheme="minorHAnsi"/>
+              </w:rPr>
+              <w:t>&lt;/ng-template&gt;</w:t>
+            </w:r>
+          </w:p>
+          <w:p>
+            <w:pPr>
+              <w:rPr>
+                <w:rFonts w:cstheme="minorHAnsi"/>
+              </w:rPr>
+            </w:pPr>
+          </w:p>
+        </w:tc>
+      </w:tr>
+    </w:tbl>
+    <w:p>
+      <w:pPr>
+        <w:spacing w:after="0" w:line="240" w:lineRule="auto"/>
+        <w:rPr>
+          <w:rFonts w:cstheme="minorHAnsi"/>
+        </w:rPr>
+      </w:pPr>
+      <w:r>
+        <w:rPr>
+          <w:rFonts w:cstheme="minorHAnsi"/>
+        </w:rPr>
+        <w:t>From above highlighted are template reference variables.</w:t>
+      </w:r>
+    </w:p>
+    <w:tbl>
+      <w:tblPr>
+        <w:tblStyle w:val="TableGrid"/>
+        <w:tblW w:w="0" w:type="auto"/>
+        <w:tblLook w:val="04A0" w:firstRow="1" w:lastRow="0" w:firstColumn="1" w:lastColumn="0" w:noHBand="0" w:noVBand="1"/>
+      </w:tblPr>
+      <w:tblGrid>
+        <w:gridCol w:w="10456"/>
+      </w:tblGrid>
+      <w:tr>
+        <w:tc>
+          <w:tcPr>
+            <w:tcW w:w="10456" w:type="dxa"/>
+          </w:tcPr>
+          <w:p>
+            <w:pPr>
+              <w:rPr>
+                <w:rFonts w:cstheme="minorHAnsi"/>
+              </w:rPr>
+            </w:pPr>
+            <w:r>
+              <w:rPr>
+                <w:rFonts w:cstheme="minorHAnsi"/>
+              </w:rPr>
+              <w:lastRenderedPageBreak/>
+              <w:t xml:space="preserve">&lt;div </w:t>
+            </w:r>
+            <w:r>
+              <w:rPr>
+                <w:rFonts w:cstheme="minorHAnsi"/>
+                <w:b/>
+                <w:bCs/>
+                <w:highlight w:val="yellow"/>
+              </w:rPr>
+              <w:t>*</w:t>
+            </w:r>
+            <w:proofErr w:type="spellStart"/>
+            <w:r>
+              <w:rPr>
+                <w:rFonts w:cstheme="minorHAnsi"/>
+                <w:b/>
+                <w:bCs/>
+                <w:highlight w:val="yellow"/>
+              </w:rPr>
+              <w:t>ngIf</w:t>
+            </w:r>
+            <w:proofErr w:type="spellEnd"/>
+            <w:r>
+              <w:rPr>
+                <w:rFonts w:cstheme="minorHAnsi"/>
+                <w:b/>
+                <w:bCs/>
+                <w:highlight w:val="yellow"/>
+              </w:rPr>
+              <w:t>="</w:t>
+            </w:r>
+            <w:proofErr w:type="spellStart"/>
+            <w:r>
+              <w:rPr>
+                <w:rFonts w:cstheme="minorHAnsi"/>
+                <w:b/>
+                <w:bCs/>
+                <w:highlight w:val="yellow"/>
+              </w:rPr>
+              <w:t>isLoggedIn</w:t>
+            </w:r>
+            <w:proofErr w:type="spellEnd"/>
+            <w:r>
+              <w:rPr>
+                <w:rFonts w:cstheme="minorHAnsi"/>
+                <w:b/>
+                <w:bCs/>
+                <w:highlight w:val="yellow"/>
+              </w:rPr>
+              <w:t xml:space="preserve">; else </w:t>
+            </w:r>
+            <w:proofErr w:type="spellStart"/>
+            <w:r>
+              <w:rPr>
+                <w:rFonts w:cstheme="minorHAnsi"/>
+                <w:b/>
+                <w:bCs/>
+                <w:highlight w:val="yellow"/>
+              </w:rPr>
+              <w:t>notLoggedIn</w:t>
+            </w:r>
+            <w:proofErr w:type="spellEnd"/>
+            <w:r>
+              <w:rPr>
+                <w:rFonts w:cstheme="minorHAnsi"/>
+              </w:rPr>
+              <w:t>"&gt;</w:t>
+            </w:r>
+          </w:p>
+          <w:p>
+            <w:pPr>
+              <w:rPr>
+                <w:rFonts w:cstheme="minorHAnsi"/>
+              </w:rPr>
+            </w:pPr>
+            <w:r>
+              <w:rPr>
+                <w:rFonts w:cstheme="minorHAnsi"/>
+              </w:rPr>
+              <w:t xml:space="preserve">  Welcome back, </w:t>
+            </w:r>
+            <w:proofErr w:type="gramStart"/>
+            <w:r>
+              <w:rPr>
+                <w:rFonts w:cstheme="minorHAnsi"/>
+              </w:rPr>
+              <w:t xml:space="preserve">{{ </w:t>
+            </w:r>
+            <w:proofErr w:type="spellStart"/>
+            <w:r>
+              <w:rPr>
+                <w:rFonts w:cstheme="minorHAnsi"/>
+              </w:rPr>
+              <w:t>userName</w:t>
+            </w:r>
+            <w:proofErr w:type="spellEnd"/>
+            <w:proofErr w:type="gramEnd"/>
+            <w:r>
+              <w:rPr>
+                <w:rFonts w:cstheme="minorHAnsi"/>
+              </w:rPr>
+              <w:t xml:space="preserve"> }}!</w:t>
+            </w:r>
+          </w:p>
+          <w:p>
+            <w:pPr>
+              <w:rPr>
+                <w:rFonts w:cstheme="minorHAnsi"/>
+              </w:rPr>
+            </w:pPr>
+            <w:r>
+              <w:rPr>
+                <w:rFonts w:cstheme="minorHAnsi"/>
+              </w:rPr>
+              <w:t>&lt;/div&gt;</w:t>
+            </w:r>
+          </w:p>
+          <w:p>
+            <w:pPr>
+              <w:rPr>
+                <w:rFonts w:cstheme="minorHAnsi"/>
+              </w:rPr>
+            </w:pPr>
+          </w:p>
+          <w:p>
+            <w:pPr>
+              <w:rPr>
+                <w:rFonts w:cstheme="minorHAnsi"/>
+              </w:rPr>
+            </w:pPr>
+            <w:r>
+              <w:rPr>
+                <w:rFonts w:cstheme="minorHAnsi"/>
+              </w:rPr>
+              <w:t xml:space="preserve">&lt;ng-template </w:t>
+            </w:r>
+            <w:r>
+              <w:rPr>
+                <w:rFonts w:cstheme="minorHAnsi"/>
+                <w:b/>
+                <w:bCs/>
+                <w:highlight w:val="yellow"/>
+              </w:rPr>
+              <w:t>#notLoggedIn</w:t>
+            </w:r>
+            <w:r>
+              <w:rPr>
+                <w:rFonts w:cstheme="minorHAnsi"/>
+              </w:rPr>
+              <w:t>&gt;</w:t>
+            </w:r>
+          </w:p>
+          <w:p>
+            <w:pPr>
+              <w:rPr>
+                <w:rFonts w:cstheme="minorHAnsi"/>
+              </w:rPr>
+            </w:pPr>
+            <w:r>
+              <w:rPr>
+                <w:rFonts w:cstheme="minorHAnsi"/>
+              </w:rPr>
+              <w:t xml:space="preserve">  &lt;p&gt;Please log in to </w:t>
+            </w:r>
+            <w:proofErr w:type="gramStart"/>
+            <w:r>
+              <w:rPr>
+                <w:rFonts w:cstheme="minorHAnsi"/>
+              </w:rPr>
+              <w:t>continue.&lt;</w:t>
+            </w:r>
+            <w:proofErr w:type="gramEnd"/>
+            <w:r>
+              <w:rPr>
+                <w:rFonts w:cstheme="minorHAnsi"/>
+              </w:rPr>
+              <w:t>/p&gt;</w:t>
+            </w:r>
+          </w:p>
+          <w:p>
+            <w:pPr>
+              <w:rPr>
+                <w:rFonts w:cstheme="minorHAnsi"/>
+              </w:rPr>
+            </w:pPr>
+            <w:r>
+              <w:rPr>
+                <w:rFonts w:cstheme="minorHAnsi"/>
+              </w:rPr>
+              <w:t>&lt;/ng-template&gt;</w:t>
+            </w:r>
+          </w:p>
+          <w:p>
+            <w:pPr>
+              <w:rPr>
+                <w:rFonts w:cstheme="minorHAnsi"/>
+              </w:rPr>
+            </w:pPr>
+          </w:p>
+        </w:tc>
+      </w:tr>
+    </w:tbl>
+    <w:p>
+      <w:pPr>
+        <w:spacing w:after="0" w:line="240" w:lineRule="auto"/>
+        <w:rPr>
+          <w:rFonts w:cstheme="minorHAnsi"/>
+        </w:rPr>
+      </w:pPr>
+    </w:p>
+    <w:p>
+      <w:pPr>
+        <w:spacing w:after="0" w:line="240" w:lineRule="auto"/>
+        <w:rPr>
+          <w:rFonts w:cstheme="minorHAnsi"/>
+        </w:rPr>
+      </w:pPr>
+      <w:r>
+        <w:rPr>
+          <w:rFonts w:cstheme="minorHAnsi"/>
+        </w:rPr>
+        <w:t>Template reference examples. Try to read carefully.</w:t>
+      </w:r>
+    </w:p>
+    <w:tbl>
+      <w:tblPr>
+        <w:tblStyle w:val="TableGrid"/>
+        <w:tblW w:w="0" w:type="auto"/>
+        <w:tblLook w:val="04A0" w:firstRow="1" w:lastRow="0" w:firstColumn="1" w:lastColumn="0" w:noHBand="0" w:noVBand="1"/>
+      </w:tblPr>
+      <w:tblGrid>
+        <w:gridCol w:w="10456"/>
+      </w:tblGrid>
+      <w:tr>
+        <w:tc>
+          <w:tcPr>
+            <w:tcW w:w="10456" w:type="dxa"/>
+          </w:tcPr>
+          <w:p>
+            <w:pPr>
+              <w:rPr>
+                <w:rFonts w:cstheme="minorHAnsi"/>
+              </w:rPr>
+            </w:pPr>
+            <w:r>
+              <w:rPr>
+                <w:rFonts w:cstheme="minorHAnsi"/>
+              </w:rPr>
+              <w:t>T</w:t>
+            </w:r>
+            <w:r>
+              <w:rPr>
+                <w:rFonts w:cstheme="minorHAnsi"/>
+                <w:b/>
+                <w:bCs/>
+              </w:rPr>
+              <w:t>emplate Reference Variables: #</w:t>
+            </w:r>
+          </w:p>
+        </w:tc>
+      </w:tr>
+      <w:tr>
+        <w:tc>
+          <w:tcPr>
+            <w:tcW w:w="10456" w:type="dxa"/>
+          </w:tcPr>
+          <w:p>
+            <w:pPr>
+              <w:rPr>
+                <w:rFonts w:cstheme="minorHAnsi"/>
+              </w:rPr>
+            </w:pPr>
+            <w:proofErr w:type="gramStart"/>
+            <w:r>
+              <w:rPr>
+                <w:rFonts w:cstheme="minorHAnsi"/>
+                <w:i/>
+                <w:iCs/>
+              </w:rPr>
+              <w:t>&lt;!--</w:t>
+            </w:r>
+            <w:proofErr w:type="gramEnd"/>
+            <w:r>
+              <w:rPr>
+                <w:rFonts w:cstheme="minorHAnsi"/>
+                <w:i/>
+                <w:iCs/>
+              </w:rPr>
+              <w:t xml:space="preserve"> # creates a reference to a DOM element or directive --&gt;</w:t>
+            </w:r>
+          </w:p>
+          <w:p>
+            <w:pPr>
+              <w:rPr>
+                <w:rFonts w:cstheme="minorHAnsi"/>
+              </w:rPr>
+            </w:pPr>
+            <w:r>
+              <w:rPr>
+                <w:rFonts w:cstheme="minorHAnsi"/>
+              </w:rPr>
+              <w:t xml:space="preserve">&lt;input </w:t>
+            </w:r>
+            <w:r>
+              <w:rPr>
+                <w:rFonts w:cstheme="minorHAnsi"/>
+                <w:b/>
+                <w:bCs/>
+                <w:highlight w:val="yellow"/>
+              </w:rPr>
+              <w:t>#emailInput</w:t>
+            </w:r>
+            <w:r>
+              <w:rPr>
+                <w:rFonts w:cstheme="minorHAnsi"/>
+              </w:rPr>
+              <w:t xml:space="preserve"> type="email" placeholder="Enter email"&gt;</w:t>
+            </w:r>
+          </w:p>
+          <w:p>
+            <w:pPr>
+              <w:rPr>
+                <w:rFonts w:cstheme="minorHAnsi"/>
+              </w:rPr>
+            </w:pPr>
+            <w:r>
+              <w:rPr>
+                <w:rFonts w:cstheme="minorHAnsi"/>
+              </w:rPr>
+              <w:t>&lt;button (click)="</w:t>
+            </w:r>
+            <w:proofErr w:type="spellStart"/>
+            <w:proofErr w:type="gramStart"/>
+            <w:r>
+              <w:rPr>
+                <w:rFonts w:cstheme="minorHAnsi"/>
+              </w:rPr>
+              <w:t>logInputValue</w:t>
+            </w:r>
+            <w:proofErr w:type="spellEnd"/>
+            <w:r>
+              <w:rPr>
+                <w:rFonts w:cstheme="minorHAnsi"/>
+              </w:rPr>
+              <w:t>(</w:t>
+            </w:r>
+            <w:proofErr w:type="spellStart"/>
+            <w:proofErr w:type="gramEnd"/>
+            <w:r>
+              <w:rPr>
+                <w:rFonts w:cstheme="minorHAnsi"/>
+                <w:b/>
+                <w:bCs/>
+                <w:highlight w:val="yellow"/>
+              </w:rPr>
+              <w:t>emailInput.value</w:t>
+            </w:r>
+            <w:proofErr w:type="spellEnd"/>
+            <w:r>
+              <w:rPr>
+                <w:rFonts w:cstheme="minorHAnsi"/>
+              </w:rPr>
+              <w:t>)"&gt;Log Value&lt;/button&gt;</w:t>
+            </w:r>
+          </w:p>
+          <w:p>
+            <w:pPr>
+              <w:rPr>
+                <w:rFonts w:cstheme="minorHAnsi"/>
+              </w:rPr>
+            </w:pPr>
+          </w:p>
+          <w:p>
+            <w:pPr>
+              <w:rPr>
+                <w:rFonts w:cstheme="minorHAnsi"/>
+              </w:rPr>
+            </w:pPr>
+            <w:proofErr w:type="gramStart"/>
+            <w:r>
+              <w:rPr>
+                <w:rFonts w:cstheme="minorHAnsi"/>
+                <w:i/>
+                <w:iCs/>
+              </w:rPr>
+              <w:t>&lt;!--</w:t>
+            </w:r>
+            <w:proofErr w:type="gramEnd"/>
+            <w:r>
+              <w:rPr>
+                <w:rFonts w:cstheme="minorHAnsi"/>
+                <w:i/>
+                <w:iCs/>
+              </w:rPr>
+              <w:t xml:space="preserve"> Reference to a component --&gt;</w:t>
+            </w:r>
+          </w:p>
+          <w:p>
+            <w:pPr>
+              <w:rPr>
+                <w:rFonts w:cstheme="minorHAnsi"/>
+                <w:b/>
+                <w:bCs/>
+              </w:rPr>
+            </w:pPr>
+            <w:r>
+              <w:rPr>
+                <w:rFonts w:cstheme="minorHAnsi"/>
+                <w:b/>
+                <w:bCs/>
+                <w:highlight w:val="yellow"/>
+              </w:rPr>
+              <w:t>&lt;app-child #childComp&gt;&lt;/app-child&gt;</w:t>
+            </w:r>
+          </w:p>
+          <w:p>
+            <w:pPr>
+              <w:rPr>
+                <w:rFonts w:cstheme="minorHAnsi"/>
+              </w:rPr>
+            </w:pPr>
+            <w:r>
+              <w:rPr>
+                <w:rFonts w:cstheme="minorHAnsi"/>
+              </w:rPr>
+              <w:t>&lt;button (click)="</w:t>
+            </w:r>
+            <w:proofErr w:type="spellStart"/>
+            <w:r>
+              <w:rPr>
+                <w:rFonts w:cstheme="minorHAnsi"/>
+                <w:b/>
+                <w:bCs/>
+                <w:highlight w:val="yellow"/>
+              </w:rPr>
+              <w:t>childComp.someMethod</w:t>
+            </w:r>
+            <w:proofErr w:type="spellEnd"/>
+            <w:r>
+              <w:rPr>
+                <w:rFonts w:cstheme="minorHAnsi"/>
+                <w:b/>
+                <w:bCs/>
+                <w:highlight w:val="yellow"/>
+              </w:rPr>
+              <w:t>()</w:t>
+            </w:r>
+            <w:r>
+              <w:rPr>
+                <w:rFonts w:cstheme="minorHAnsi"/>
+              </w:rPr>
+              <w:t>"&gt;Call Child Method&lt;/button&gt;</w:t>
+            </w:r>
+          </w:p>
+          <w:p>
+            <w:pPr>
+              <w:rPr>
+                <w:rFonts w:cstheme="minorHAnsi"/>
+              </w:rPr>
+            </w:pPr>
+          </w:p>
+        </w:tc>
+      </w:tr>
+    </w:tbl>
+    <w:p>
+      <w:pPr>
+        <w:spacing w:after="0" w:line="240" w:lineRule="auto"/>
+        <w:rPr>
+          <w:rFonts w:cstheme="minorHAnsi"/>
+        </w:rPr>
+      </w:pPr>
+    </w:p>
+    <w:p>
+      <w:pPr>
+        <w:spacing w:after="0" w:line="240" w:lineRule="auto"/>
+        <w:rPr>
+          <w:rFonts w:cstheme="minorHAnsi"/>
+        </w:rPr>
+      </w:pPr>
+    </w:p>
+    <w:p>
+      <w:pPr>
+        <w:spacing w:after="0" w:line="240" w:lineRule="auto"/>
+        <w:rPr>
+          <w:rFonts w:cstheme="minorHAnsi"/>
+        </w:rPr>
+      </w:pPr>
+    </w:p>
+    <w:p>
+      <w:pPr>
+        <w:spacing w:after="0" w:line="240" w:lineRule="auto"/>
+        <w:rPr>
+          <w:rFonts w:cstheme="minorHAnsi"/>
+        </w:rPr>
+      </w:pPr>
+    </w:p>
+    <w:p>
+      <w:pPr>
+        <w:spacing w:after="0" w:line="240" w:lineRule="auto"/>
+        <w:rPr>
+          <w:rFonts w:cstheme="minorHAnsi"/>
+        </w:rPr>
+      </w:pPr>
+      <w:r>
+        <w:rPr>
+          <w:rFonts w:cstheme="minorHAnsi"/>
+        </w:rPr>
         <w:t xml:space="preserve">Single object </w:t>
       </w:r>
       <w:proofErr w:type="spellStart"/>
@@ -30857,26 +32266,12 @@
       </w:r>
       <w:proofErr w:type="spellStart"/>
       <w:r>
-        <w:rPr>
-          <w:rFonts w:cstheme="minorHAnsi"/>
-        </w:rPr>
         <w:fldChar w:fldCharType="begin"/>
       </w:r>
       <w:r>
-        <w:rPr>
-          <w:rFonts w:cstheme="minorHAnsi"/>
-        </w:rPr>
         <w:instrText>HYPERLINK "http://app.config.ts"</w:instrText>
       </w:r>
       <w:r>
-        <w:rPr>
-          <w:rFonts w:cstheme="minorHAnsi"/>
-        </w:rPr>
-      </w:r>
-      <w:r>
-        <w:rPr>
-          <w:rFonts w:cstheme="minorHAnsi"/>
-        </w:rPr>
         <w:fldChar w:fldCharType="separate"/>
       </w:r>
       <w:r>
@@ -30888,9 +32283,6 @@
       </w:r>
       <w:proofErr w:type="spellEnd"/>
       <w:r>
-        <w:rPr>
-          <w:rFonts w:cstheme="minorHAnsi"/>
-        </w:rPr>
         <w:fldChar w:fldCharType="end"/>
       </w:r>
       <w:r>
@@ -31581,6 +32973,7 @@
               <w:rPr>
                 <w:rFonts w:cstheme="minorHAnsi"/>
               </w:rPr>
+              <w:lastRenderedPageBreak/>
               <w:t xml:space="preserve">  }</w:t>
             </w:r>
           </w:p>
@@ -31718,7 +33111,6 @@
               <w:rPr>
                 <w:rFonts w:cstheme="minorHAnsi"/>
               </w:rPr>
-              <w:lastRenderedPageBreak/>
               <w:t>cars=["swift","</w:t>
             </w:r>
             <w:proofErr w:type="spellStart"/>
@@ -32440,6 +33832,7 @@
         <w:rPr>
           <w:rFonts w:cstheme="minorHAnsi"/>
         </w:rPr>
+        <w:lastRenderedPageBreak/>
         <w:t>Authorization</w:t>
       </w:r>
     </w:p>
@@ -32879,8 +34272,25 @@
           <w:b/>
           <w:bCs/>
         </w:rPr>
-        <w:lastRenderedPageBreak/>
-        <w:t>using fetch api in angular</w:t>
+        <w:t xml:space="preserve">using fetch </w:t>
+      </w:r>
+      <w:proofErr w:type="spellStart"/>
+      <w:r>
+        <w:rPr>
+          <w:rFonts w:cstheme="minorHAnsi"/>
+          <w:b/>
+          <w:bCs/>
+        </w:rPr>
+        <w:t>api</w:t>
+      </w:r>
+      <w:proofErr w:type="spellEnd"/>
+      <w:r>
+        <w:rPr>
+          <w:rFonts w:cstheme="minorHAnsi"/>
+          <w:b/>
+          <w:bCs/>
+        </w:rPr>
+        <w:t xml:space="preserve"> in angular</w:t>
       </w:r>
       <w:r>
         <w:rPr>
@@ -35096,33 +36506,1009 @@
           <w:bCs/>
         </w:rPr>
       </w:pPr>
-    </w:p>
-    <w:p>
-      <w:pPr>
-        <w:spacing w:after="0" w:line="240" w:lineRule="auto"/>
+      <w:proofErr w:type="gramStart"/>
+      <w:r>
         <w:rPr>
           <w:rFonts w:cstheme="minorHAnsi"/>
           <w:b/>
           <w:bCs/>
         </w:rPr>
-      </w:pPr>
-    </w:p>
-    <w:p>
-      <w:pPr>
-        <w:spacing w:after="0" w:line="240" w:lineRule="auto"/>
+        <w:t>S</w:t>
+      </w:r>
+      <w:r>
         <w:rPr>
           <w:rFonts w:cstheme="minorHAnsi"/>
           <w:b/>
           <w:bCs/>
         </w:rPr>
-      </w:pPr>
+        <w:t>ubscribe</w:t>
+      </w:r>
       <w:r>
         <w:rPr>
           <w:rFonts w:cstheme="minorHAnsi"/>
           <w:b/>
           <w:bCs/>
         </w:rPr>
-        <w:lastRenderedPageBreak/>
+        <w:t>(</w:t>
+      </w:r>
+      <w:proofErr w:type="gramEnd"/>
+      <w:r>
+        <w:rPr>
+          <w:rFonts w:cstheme="minorHAnsi"/>
+          <w:b/>
+          <w:bCs/>
+        </w:rPr>
+        <w:t>);</w:t>
+      </w:r>
+    </w:p>
+    <w:p>
+      <w:pPr>
+        <w:spacing w:after="0" w:line="240" w:lineRule="auto"/>
+        <w:rPr>
+          <w:rFonts w:cstheme="minorHAnsi"/>
+        </w:rPr>
+      </w:pPr>
+      <w:r>
+        <w:rPr>
+          <w:rFonts w:cstheme="minorHAnsi"/>
+        </w:rPr>
+        <w:t>The </w:t>
+      </w:r>
+      <w:proofErr w:type="gramStart"/>
+      <w:r>
+        <w:rPr>
+          <w:rFonts w:cstheme="minorHAnsi"/>
+        </w:rPr>
+        <w:t>subscribe(</w:t>
+      </w:r>
+      <w:proofErr w:type="gramEnd"/>
+      <w:r>
+        <w:rPr>
+          <w:rFonts w:cstheme="minorHAnsi"/>
+        </w:rPr>
+        <w:t>) method in Angular is part of the </w:t>
+      </w:r>
+      <w:proofErr w:type="spellStart"/>
+      <w:r>
+        <w:rPr>
+          <w:rFonts w:cstheme="minorHAnsi"/>
+          <w:b/>
+          <w:bCs/>
+        </w:rPr>
+        <w:t>RxJS</w:t>
+      </w:r>
+      <w:proofErr w:type="spellEnd"/>
+      <w:r>
+        <w:rPr>
+          <w:rFonts w:cstheme="minorHAnsi"/>
+          <w:b/>
+          <w:bCs/>
+        </w:rPr>
+        <w:t xml:space="preserve"> Observable pattern</w:t>
+      </w:r>
+      <w:r>
+        <w:rPr>
+          <w:rFonts w:cstheme="minorHAnsi"/>
+        </w:rPr>
+        <w:t xml:space="preserve"> used for handling asynchronous operations, particularly in </w:t>
+      </w:r>
+      <w:proofErr w:type="spellStart"/>
+      <w:r>
+        <w:rPr>
+          <w:rFonts w:cstheme="minorHAnsi"/>
+        </w:rPr>
+        <w:t>Angular's</w:t>
+      </w:r>
+      <w:proofErr w:type="spellEnd"/>
+      <w:r>
+        <w:rPr>
+          <w:rFonts w:cstheme="minorHAnsi"/>
+        </w:rPr>
+        <w:t xml:space="preserve"> reactive programming paradigm.</w:t>
+      </w:r>
+    </w:p>
+    <w:tbl>
+      <w:tblPr>
+        <w:tblStyle w:val="TableGrid"/>
+        <w:tblW w:w="0" w:type="auto"/>
+        <w:tblLook w:val="04A0" w:firstRow="1" w:lastRow="0" w:firstColumn="1" w:lastColumn="0" w:noHBand="0" w:noVBand="1"/>
+      </w:tblPr>
+      <w:tblGrid>
+        <w:gridCol w:w="10456"/>
+      </w:tblGrid>
+      <w:tr>
+        <w:tc>
+          <w:tcPr>
+            <w:tcW w:w="10456" w:type="dxa"/>
+          </w:tcPr>
+          <w:p>
+            <w:pPr>
+              <w:rPr>
+                <w:rFonts w:cstheme="minorHAnsi"/>
+              </w:rPr>
+            </w:pPr>
+            <w:proofErr w:type="gramStart"/>
+            <w:r>
+              <w:rPr>
+                <w:rFonts w:cstheme="minorHAnsi"/>
+              </w:rPr>
+              <w:t>S</w:t>
+            </w:r>
+            <w:r>
+              <w:rPr>
+                <w:rFonts w:cstheme="minorHAnsi"/>
+              </w:rPr>
+              <w:t>ubscribe</w:t>
+            </w:r>
+            <w:r>
+              <w:rPr>
+                <w:rFonts w:cstheme="minorHAnsi"/>
+              </w:rPr>
+              <w:t>(</w:t>
+            </w:r>
+            <w:proofErr w:type="gramEnd"/>
+            <w:r>
+              <w:rPr>
+                <w:rFonts w:cstheme="minorHAnsi"/>
+              </w:rPr>
+              <w:t>) syntax:</w:t>
+            </w:r>
+          </w:p>
+        </w:tc>
+      </w:tr>
+      <w:tr>
+        <w:tc>
+          <w:tcPr>
+            <w:tcW w:w="10456" w:type="dxa"/>
+          </w:tcPr>
+          <w:p>
+            <w:pPr>
+              <w:rPr>
+                <w:rFonts w:cstheme="minorHAnsi"/>
+              </w:rPr>
+            </w:pPr>
+            <w:proofErr w:type="spellStart"/>
+            <w:proofErr w:type="gramStart"/>
+            <w:r>
+              <w:rPr>
+                <w:rFonts w:cstheme="minorHAnsi"/>
+              </w:rPr>
+              <w:t>observable.subscribe</w:t>
+            </w:r>
+            <w:proofErr w:type="spellEnd"/>
+            <w:proofErr w:type="gramEnd"/>
+            <w:r>
+              <w:rPr>
+                <w:rFonts w:cstheme="minorHAnsi"/>
+              </w:rPr>
+              <w:t>(</w:t>
+            </w:r>
+          </w:p>
+          <w:p>
+            <w:pPr>
+              <w:rPr>
+                <w:rFonts w:cstheme="minorHAnsi"/>
+              </w:rPr>
+            </w:pPr>
+            <w:r>
+              <w:rPr>
+                <w:rFonts w:cstheme="minorHAnsi"/>
+              </w:rPr>
+              <w:t xml:space="preserve">  </w:t>
+            </w:r>
+            <w:proofErr w:type="gramStart"/>
+            <w:r>
+              <w:rPr>
+                <w:rFonts w:cstheme="minorHAnsi"/>
+              </w:rPr>
+              <w:t>next?:</w:t>
+            </w:r>
+            <w:proofErr w:type="gramEnd"/>
+            <w:r>
+              <w:rPr>
+                <w:rFonts w:cstheme="minorHAnsi"/>
+              </w:rPr>
+              <w:t xml:space="preserve"> (value: T) =&gt; void,</w:t>
+            </w:r>
+          </w:p>
+          <w:p>
+            <w:pPr>
+              <w:rPr>
+                <w:rFonts w:cstheme="minorHAnsi"/>
+              </w:rPr>
+            </w:pPr>
+            <w:r>
+              <w:rPr>
+                <w:rFonts w:cstheme="minorHAnsi"/>
+              </w:rPr>
+              <w:t xml:space="preserve">  </w:t>
+            </w:r>
+            <w:proofErr w:type="gramStart"/>
+            <w:r>
+              <w:rPr>
+                <w:rFonts w:cstheme="minorHAnsi"/>
+              </w:rPr>
+              <w:t>error?:</w:t>
+            </w:r>
+            <w:proofErr w:type="gramEnd"/>
+            <w:r>
+              <w:rPr>
+                <w:rFonts w:cstheme="minorHAnsi"/>
+              </w:rPr>
+              <w:t xml:space="preserve"> (error: any) =&gt; void,</w:t>
+            </w:r>
+          </w:p>
+          <w:p>
+            <w:pPr>
+              <w:rPr>
+                <w:rFonts w:cstheme="minorHAnsi"/>
+              </w:rPr>
+            </w:pPr>
+            <w:r>
+              <w:rPr>
+                <w:rFonts w:cstheme="minorHAnsi"/>
+              </w:rPr>
+              <w:t xml:space="preserve">  </w:t>
+            </w:r>
+            <w:proofErr w:type="gramStart"/>
+            <w:r>
+              <w:rPr>
+                <w:rFonts w:cstheme="minorHAnsi"/>
+              </w:rPr>
+              <w:t>complete?:</w:t>
+            </w:r>
+            <w:proofErr w:type="gramEnd"/>
+            <w:r>
+              <w:rPr>
+                <w:rFonts w:cstheme="minorHAnsi"/>
+              </w:rPr>
+              <w:t xml:space="preserve"> () =&gt; void</w:t>
+            </w:r>
+          </w:p>
+          <w:p>
+            <w:pPr>
+              <w:rPr>
+                <w:rFonts w:cstheme="minorHAnsi"/>
+              </w:rPr>
+            </w:pPr>
+            <w:r>
+              <w:rPr>
+                <w:rFonts w:cstheme="minorHAnsi"/>
+              </w:rPr>
+              <w:t>): Subscription;</w:t>
+            </w:r>
+          </w:p>
+        </w:tc>
+      </w:tr>
+    </w:tbl>
+    <w:p>
+      <w:pPr>
+        <w:spacing w:after="0" w:line="240" w:lineRule="auto"/>
+        <w:rPr>
+          <w:rFonts w:cstheme="minorHAnsi"/>
+          <w:b/>
+          <w:bCs/>
+        </w:rPr>
+      </w:pPr>
+    </w:p>
+    <w:p>
+      <w:pPr>
+        <w:spacing w:after="0" w:line="240" w:lineRule="auto"/>
+        <w:rPr>
+          <w:rFonts w:cstheme="minorHAnsi"/>
+          <w:b/>
+          <w:bCs/>
+        </w:rPr>
+      </w:pPr>
+      <w:r>
+        <w:rPr>
+          <w:rFonts w:cstheme="minorHAnsi"/>
+          <w:b/>
+          <w:bCs/>
+        </w:rPr>
+        <w:t>Example:</w:t>
+      </w:r>
+    </w:p>
+    <w:tbl>
+      <w:tblPr>
+        <w:tblStyle w:val="TableGrid"/>
+        <w:tblW w:w="0" w:type="auto"/>
+        <w:tblLook w:val="04A0" w:firstRow="1" w:lastRow="0" w:firstColumn="1" w:lastColumn="0" w:noHBand="0" w:noVBand="1"/>
+      </w:tblPr>
+      <w:tblGrid>
+        <w:gridCol w:w="5228"/>
+        <w:gridCol w:w="5228"/>
+      </w:tblGrid>
+      <w:tr>
+        <w:tc>
+          <w:tcPr>
+            <w:tcW w:w="5228" w:type="dxa"/>
+          </w:tcPr>
+          <w:p>
+            <w:pPr>
+              <w:rPr>
+                <w:rFonts w:cstheme="minorHAnsi"/>
+                <w:sz w:val="18"/>
+                <w:szCs w:val="18"/>
+              </w:rPr>
+            </w:pPr>
+            <w:r>
+              <w:rPr>
+                <w:rFonts w:cstheme="minorHAnsi"/>
+                <w:sz w:val="18"/>
+                <w:szCs w:val="18"/>
+              </w:rPr>
+              <w:t>Example1</w:t>
+            </w:r>
+          </w:p>
+        </w:tc>
+        <w:tc>
+          <w:tcPr>
+            <w:tcW w:w="5228" w:type="dxa"/>
+          </w:tcPr>
+          <w:p>
+            <w:pPr>
+              <w:rPr>
+                <w:rFonts w:cstheme="minorHAnsi"/>
+                <w:sz w:val="18"/>
+                <w:szCs w:val="18"/>
+              </w:rPr>
+            </w:pPr>
+            <w:r>
+              <w:rPr>
+                <w:rFonts w:cstheme="minorHAnsi"/>
+                <w:sz w:val="18"/>
+                <w:szCs w:val="18"/>
+              </w:rPr>
+              <w:t>Example2</w:t>
+            </w:r>
+          </w:p>
+        </w:tc>
+      </w:tr>
+      <w:tr>
+        <w:tc>
+          <w:tcPr>
+            <w:tcW w:w="5228" w:type="dxa"/>
+          </w:tcPr>
+          <w:p>
+            <w:pPr>
+              <w:rPr>
+                <w:rFonts w:cstheme="minorHAnsi"/>
+                <w:sz w:val="18"/>
+                <w:szCs w:val="18"/>
+              </w:rPr>
+            </w:pPr>
+            <w:proofErr w:type="spellStart"/>
+            <w:r>
+              <w:rPr>
+                <w:rFonts w:cstheme="minorHAnsi"/>
+                <w:sz w:val="18"/>
+                <w:szCs w:val="18"/>
+              </w:rPr>
+              <w:t>myObservable.subscribe</w:t>
+            </w:r>
+            <w:proofErr w:type="spellEnd"/>
+            <w:r>
+              <w:rPr>
+                <w:rFonts w:cstheme="minorHAnsi"/>
+                <w:sz w:val="18"/>
+                <w:szCs w:val="18"/>
+              </w:rPr>
+              <w:t>(</w:t>
+            </w:r>
+          </w:p>
+          <w:p>
+            <w:pPr>
+              <w:rPr>
+                <w:rFonts w:cstheme="minorHAnsi"/>
+                <w:sz w:val="18"/>
+                <w:szCs w:val="18"/>
+              </w:rPr>
+            </w:pPr>
+            <w:r>
+              <w:rPr>
+                <w:rFonts w:cstheme="minorHAnsi"/>
+                <w:sz w:val="18"/>
+                <w:szCs w:val="18"/>
+              </w:rPr>
+              <w:t xml:space="preserve">  // Next handler (required for values)</w:t>
+            </w:r>
+          </w:p>
+          <w:p>
+            <w:pPr>
+              <w:rPr>
+                <w:rFonts w:cstheme="minorHAnsi"/>
+                <w:sz w:val="18"/>
+                <w:szCs w:val="18"/>
+              </w:rPr>
+            </w:pPr>
+            <w:r>
+              <w:rPr>
+                <w:rFonts w:cstheme="minorHAnsi"/>
+                <w:sz w:val="18"/>
+                <w:szCs w:val="18"/>
+              </w:rPr>
+              <w:t xml:space="preserve">  (value) =&gt; {</w:t>
+            </w:r>
+          </w:p>
+          <w:p>
+            <w:pPr>
+              <w:rPr>
+                <w:rFonts w:cstheme="minorHAnsi"/>
+                <w:sz w:val="18"/>
+                <w:szCs w:val="18"/>
+              </w:rPr>
+            </w:pPr>
+            <w:r>
+              <w:rPr>
+                <w:rFonts w:cstheme="minorHAnsi"/>
+                <w:sz w:val="18"/>
+                <w:szCs w:val="18"/>
+              </w:rPr>
+              <w:t xml:space="preserve">    </w:t>
+            </w:r>
+            <w:proofErr w:type="gramStart"/>
+            <w:r>
+              <w:rPr>
+                <w:rFonts w:cstheme="minorHAnsi"/>
+                <w:sz w:val="18"/>
+                <w:szCs w:val="18"/>
+              </w:rPr>
+              <w:t>console.log(</w:t>
+            </w:r>
+            <w:proofErr w:type="gramEnd"/>
+            <w:r>
+              <w:rPr>
+                <w:rFonts w:cstheme="minorHAnsi"/>
+                <w:sz w:val="18"/>
+                <w:szCs w:val="18"/>
+              </w:rPr>
+              <w:t>'Received value:', value);</w:t>
+            </w:r>
+          </w:p>
+          <w:p>
+            <w:pPr>
+              <w:rPr>
+                <w:rFonts w:cstheme="minorHAnsi"/>
+                <w:sz w:val="18"/>
+                <w:szCs w:val="18"/>
+              </w:rPr>
+            </w:pPr>
+            <w:r>
+              <w:rPr>
+                <w:rFonts w:cstheme="minorHAnsi"/>
+                <w:sz w:val="18"/>
+                <w:szCs w:val="18"/>
+              </w:rPr>
+              <w:t xml:space="preserve">  },</w:t>
+            </w:r>
+          </w:p>
+          <w:p>
+            <w:pPr>
+              <w:rPr>
+                <w:rFonts w:cstheme="minorHAnsi"/>
+                <w:sz w:val="18"/>
+                <w:szCs w:val="18"/>
+              </w:rPr>
+            </w:pPr>
+            <w:r>
+              <w:rPr>
+                <w:rFonts w:cstheme="minorHAnsi"/>
+                <w:sz w:val="18"/>
+                <w:szCs w:val="18"/>
+              </w:rPr>
+              <w:t xml:space="preserve">  </w:t>
+            </w:r>
+          </w:p>
+          <w:p>
+            <w:pPr>
+              <w:rPr>
+                <w:rFonts w:cstheme="minorHAnsi"/>
+                <w:sz w:val="18"/>
+                <w:szCs w:val="18"/>
+              </w:rPr>
+            </w:pPr>
+            <w:r>
+              <w:rPr>
+                <w:rFonts w:cstheme="minorHAnsi"/>
+                <w:sz w:val="18"/>
+                <w:szCs w:val="18"/>
+              </w:rPr>
+              <w:t xml:space="preserve">  // Error handler (optional)</w:t>
+            </w:r>
+          </w:p>
+          <w:p>
+            <w:pPr>
+              <w:rPr>
+                <w:rFonts w:cstheme="minorHAnsi"/>
+                <w:sz w:val="18"/>
+                <w:szCs w:val="18"/>
+              </w:rPr>
+            </w:pPr>
+            <w:r>
+              <w:rPr>
+                <w:rFonts w:cstheme="minorHAnsi"/>
+                <w:sz w:val="18"/>
+                <w:szCs w:val="18"/>
+              </w:rPr>
+              <w:t xml:space="preserve">  (error) =&gt; {</w:t>
+            </w:r>
+          </w:p>
+          <w:p>
+            <w:pPr>
+              <w:rPr>
+                <w:rFonts w:cstheme="minorHAnsi"/>
+                <w:sz w:val="18"/>
+                <w:szCs w:val="18"/>
+              </w:rPr>
+            </w:pPr>
+            <w:r>
+              <w:rPr>
+                <w:rFonts w:cstheme="minorHAnsi"/>
+                <w:sz w:val="18"/>
+                <w:szCs w:val="18"/>
+              </w:rPr>
+              <w:t xml:space="preserve">    </w:t>
+            </w:r>
+            <w:proofErr w:type="spellStart"/>
+            <w:proofErr w:type="gramStart"/>
+            <w:r>
+              <w:rPr>
+                <w:rFonts w:cstheme="minorHAnsi"/>
+                <w:sz w:val="18"/>
+                <w:szCs w:val="18"/>
+              </w:rPr>
+              <w:t>console.error</w:t>
+            </w:r>
+            <w:proofErr w:type="spellEnd"/>
+            <w:proofErr w:type="gramEnd"/>
+            <w:r>
+              <w:rPr>
+                <w:rFonts w:cstheme="minorHAnsi"/>
+                <w:sz w:val="18"/>
+                <w:szCs w:val="18"/>
+              </w:rPr>
+              <w:t>('Error occurred:', error);</w:t>
+            </w:r>
+          </w:p>
+          <w:p>
+            <w:pPr>
+              <w:rPr>
+                <w:rFonts w:cstheme="minorHAnsi"/>
+                <w:sz w:val="18"/>
+                <w:szCs w:val="18"/>
+              </w:rPr>
+            </w:pPr>
+            <w:r>
+              <w:rPr>
+                <w:rFonts w:cstheme="minorHAnsi"/>
+                <w:sz w:val="18"/>
+                <w:szCs w:val="18"/>
+              </w:rPr>
+              <w:t xml:space="preserve">  },</w:t>
+            </w:r>
+          </w:p>
+          <w:p>
+            <w:pPr>
+              <w:rPr>
+                <w:rFonts w:cstheme="minorHAnsi"/>
+                <w:sz w:val="18"/>
+                <w:szCs w:val="18"/>
+              </w:rPr>
+            </w:pPr>
+            <w:r>
+              <w:rPr>
+                <w:rFonts w:cstheme="minorHAnsi"/>
+                <w:sz w:val="18"/>
+                <w:szCs w:val="18"/>
+              </w:rPr>
+              <w:t xml:space="preserve">  </w:t>
+            </w:r>
+          </w:p>
+          <w:p>
+            <w:pPr>
+              <w:rPr>
+                <w:rFonts w:cstheme="minorHAnsi"/>
+                <w:sz w:val="18"/>
+                <w:szCs w:val="18"/>
+              </w:rPr>
+            </w:pPr>
+            <w:r>
+              <w:rPr>
+                <w:rFonts w:cstheme="minorHAnsi"/>
+                <w:sz w:val="18"/>
+                <w:szCs w:val="18"/>
+              </w:rPr>
+              <w:t xml:space="preserve">  // Complete handler (optional)</w:t>
+            </w:r>
+          </w:p>
+          <w:p>
+            <w:pPr>
+              <w:rPr>
+                <w:rFonts w:cstheme="minorHAnsi"/>
+                <w:sz w:val="18"/>
+                <w:szCs w:val="18"/>
+              </w:rPr>
+            </w:pPr>
+            <w:r>
+              <w:rPr>
+                <w:rFonts w:cstheme="minorHAnsi"/>
+                <w:sz w:val="18"/>
+                <w:szCs w:val="18"/>
+              </w:rPr>
+              <w:t xml:space="preserve">  () =&gt; {</w:t>
+            </w:r>
+          </w:p>
+          <w:p>
+            <w:pPr>
+              <w:rPr>
+                <w:rFonts w:cstheme="minorHAnsi"/>
+                <w:sz w:val="18"/>
+                <w:szCs w:val="18"/>
+              </w:rPr>
+            </w:pPr>
+            <w:r>
+              <w:rPr>
+                <w:rFonts w:cstheme="minorHAnsi"/>
+                <w:sz w:val="18"/>
+                <w:szCs w:val="18"/>
+              </w:rPr>
+              <w:t xml:space="preserve">    </w:t>
+            </w:r>
+            <w:proofErr w:type="gramStart"/>
+            <w:r>
+              <w:rPr>
+                <w:rFonts w:cstheme="minorHAnsi"/>
+                <w:sz w:val="18"/>
+                <w:szCs w:val="18"/>
+              </w:rPr>
+              <w:t>console.log(</w:t>
+            </w:r>
+            <w:proofErr w:type="gramEnd"/>
+            <w:r>
+              <w:rPr>
+                <w:rFonts w:cstheme="minorHAnsi"/>
+                <w:sz w:val="18"/>
+                <w:szCs w:val="18"/>
+              </w:rPr>
+              <w:t>'Observable completed');</w:t>
+            </w:r>
+          </w:p>
+          <w:p>
+            <w:pPr>
+              <w:rPr>
+                <w:rFonts w:cstheme="minorHAnsi"/>
+                <w:sz w:val="18"/>
+                <w:szCs w:val="18"/>
+              </w:rPr>
+            </w:pPr>
+            <w:r>
+              <w:rPr>
+                <w:rFonts w:cstheme="minorHAnsi"/>
+                <w:sz w:val="18"/>
+                <w:szCs w:val="18"/>
+              </w:rPr>
+              <w:t xml:space="preserve">  }</w:t>
+            </w:r>
+          </w:p>
+          <w:p>
+            <w:pPr>
+              <w:rPr>
+                <w:rFonts w:cstheme="minorHAnsi"/>
+                <w:sz w:val="18"/>
+                <w:szCs w:val="18"/>
+              </w:rPr>
+            </w:pPr>
+            <w:r>
+              <w:rPr>
+                <w:rFonts w:cstheme="minorHAnsi"/>
+                <w:sz w:val="18"/>
+                <w:szCs w:val="18"/>
+              </w:rPr>
+              <w:t>);</w:t>
+            </w:r>
+          </w:p>
+        </w:tc>
+        <w:tc>
+          <w:tcPr>
+            <w:tcW w:w="5228" w:type="dxa"/>
+          </w:tcPr>
+          <w:p>
+            <w:pPr>
+              <w:rPr>
+                <w:rFonts w:cstheme="minorHAnsi"/>
+                <w:sz w:val="18"/>
+                <w:szCs w:val="18"/>
+              </w:rPr>
+            </w:pPr>
+            <w:proofErr w:type="spellStart"/>
+            <w:proofErr w:type="gramStart"/>
+            <w:r>
+              <w:rPr>
+                <w:rFonts w:cstheme="minorHAnsi"/>
+                <w:sz w:val="18"/>
+                <w:szCs w:val="18"/>
+              </w:rPr>
+              <w:t>ngOnInit</w:t>
+            </w:r>
+            <w:proofErr w:type="spellEnd"/>
+            <w:r>
+              <w:rPr>
+                <w:rFonts w:cstheme="minorHAnsi"/>
+                <w:sz w:val="18"/>
+                <w:szCs w:val="18"/>
+              </w:rPr>
+              <w:t>(</w:t>
+            </w:r>
+            <w:proofErr w:type="gramEnd"/>
+            <w:r>
+              <w:rPr>
+                <w:rFonts w:cstheme="minorHAnsi"/>
+                <w:sz w:val="18"/>
+                <w:szCs w:val="18"/>
+              </w:rPr>
+              <w:t>) {</w:t>
+            </w:r>
+          </w:p>
+          <w:p>
+            <w:pPr>
+              <w:rPr>
+                <w:rFonts w:cstheme="minorHAnsi"/>
+                <w:sz w:val="18"/>
+                <w:szCs w:val="18"/>
+              </w:rPr>
+            </w:pPr>
+            <w:r>
+              <w:rPr>
+                <w:rFonts w:cstheme="minorHAnsi"/>
+                <w:sz w:val="18"/>
+                <w:szCs w:val="18"/>
+              </w:rPr>
+              <w:t xml:space="preserve">    </w:t>
+            </w:r>
+            <w:proofErr w:type="spellStart"/>
+            <w:proofErr w:type="gramStart"/>
+            <w:r>
+              <w:rPr>
+                <w:rFonts w:cstheme="minorHAnsi"/>
+                <w:sz w:val="18"/>
+                <w:szCs w:val="18"/>
+              </w:rPr>
+              <w:t>this.empWebServiceL.fetchAllEmployees</w:t>
+            </w:r>
+            <w:proofErr w:type="spellEnd"/>
+            <w:proofErr w:type="gramEnd"/>
+            <w:r>
+              <w:rPr>
+                <w:rFonts w:cstheme="minorHAnsi"/>
+                <w:sz w:val="18"/>
+                <w:szCs w:val="18"/>
+              </w:rPr>
+              <w:t>(</w:t>
+            </w:r>
+            <w:proofErr w:type="gramStart"/>
+            <w:r>
+              <w:rPr>
+                <w:rFonts w:cstheme="minorHAnsi"/>
+                <w:sz w:val="18"/>
+                <w:szCs w:val="18"/>
+              </w:rPr>
+              <w:t>).subscribe</w:t>
+            </w:r>
+            <w:proofErr w:type="gramEnd"/>
+            <w:r>
+              <w:rPr>
+                <w:rFonts w:cstheme="minorHAnsi"/>
+                <w:sz w:val="18"/>
+                <w:szCs w:val="18"/>
+              </w:rPr>
+              <w:t>(employee =&gt; {</w:t>
+            </w:r>
+          </w:p>
+          <w:p>
+            <w:pPr>
+              <w:rPr>
+                <w:rFonts w:cstheme="minorHAnsi"/>
+                <w:sz w:val="18"/>
+                <w:szCs w:val="18"/>
+              </w:rPr>
+            </w:pPr>
+            <w:r>
+              <w:rPr>
+                <w:rFonts w:cstheme="minorHAnsi"/>
+                <w:sz w:val="18"/>
+                <w:szCs w:val="18"/>
+              </w:rPr>
+              <w:t>      console.log(employee);</w:t>
+            </w:r>
+          </w:p>
+          <w:p>
+            <w:pPr>
+              <w:rPr>
+                <w:rFonts w:cstheme="minorHAnsi"/>
+                <w:sz w:val="18"/>
+                <w:szCs w:val="18"/>
+              </w:rPr>
+            </w:pPr>
+            <w:r>
+              <w:rPr>
+                <w:rFonts w:cstheme="minorHAnsi"/>
+                <w:sz w:val="18"/>
+                <w:szCs w:val="18"/>
+              </w:rPr>
+              <w:t>    },</w:t>
+            </w:r>
+          </w:p>
+          <w:p>
+            <w:pPr>
+              <w:rPr>
+                <w:rFonts w:cstheme="minorHAnsi"/>
+                <w:sz w:val="18"/>
+                <w:szCs w:val="18"/>
+              </w:rPr>
+            </w:pPr>
+            <w:r>
+              <w:rPr>
+                <w:rFonts w:cstheme="minorHAnsi"/>
+                <w:sz w:val="18"/>
+                <w:szCs w:val="18"/>
+              </w:rPr>
+              <w:t>      error =&gt; {</w:t>
+            </w:r>
+          </w:p>
+          <w:p>
+            <w:pPr>
+              <w:rPr>
+                <w:rFonts w:cstheme="minorHAnsi"/>
+                <w:sz w:val="18"/>
+                <w:szCs w:val="18"/>
+              </w:rPr>
+            </w:pPr>
+            <w:r>
+              <w:rPr>
+                <w:rFonts w:cstheme="minorHAnsi"/>
+                <w:sz w:val="18"/>
+                <w:szCs w:val="18"/>
+              </w:rPr>
+              <w:t>        console.log(error);</w:t>
+            </w:r>
+          </w:p>
+          <w:p>
+            <w:pPr>
+              <w:rPr>
+                <w:rFonts w:cstheme="minorHAnsi"/>
+                <w:sz w:val="18"/>
+                <w:szCs w:val="18"/>
+              </w:rPr>
+            </w:pPr>
+            <w:r>
+              <w:rPr>
+                <w:rFonts w:cstheme="minorHAnsi"/>
+                <w:sz w:val="18"/>
+                <w:szCs w:val="18"/>
+              </w:rPr>
+              <w:t>      },</w:t>
+            </w:r>
+          </w:p>
+          <w:p>
+            <w:pPr>
+              <w:rPr>
+                <w:rFonts w:cstheme="minorHAnsi"/>
+                <w:sz w:val="18"/>
+                <w:szCs w:val="18"/>
+              </w:rPr>
+            </w:pPr>
+            <w:r>
+              <w:rPr>
+                <w:rFonts w:cstheme="minorHAnsi"/>
+                <w:sz w:val="18"/>
+                <w:szCs w:val="18"/>
+              </w:rPr>
+              <w:t>      () =&gt; {</w:t>
+            </w:r>
+          </w:p>
+          <w:p>
+            <w:pPr>
+              <w:rPr>
+                <w:rFonts w:cstheme="minorHAnsi"/>
+                <w:sz w:val="18"/>
+                <w:szCs w:val="18"/>
+              </w:rPr>
+            </w:pPr>
+            <w:r>
+              <w:rPr>
+                <w:rFonts w:cstheme="minorHAnsi"/>
+                <w:sz w:val="18"/>
+                <w:szCs w:val="18"/>
+              </w:rPr>
+              <w:t>        console.log('Completed');</w:t>
+            </w:r>
+          </w:p>
+          <w:p>
+            <w:pPr>
+              <w:rPr>
+                <w:rFonts w:cstheme="minorHAnsi"/>
+                <w:sz w:val="18"/>
+                <w:szCs w:val="18"/>
+              </w:rPr>
+            </w:pPr>
+            <w:r>
+              <w:rPr>
+                <w:rFonts w:cstheme="minorHAnsi"/>
+                <w:sz w:val="18"/>
+                <w:szCs w:val="18"/>
+              </w:rPr>
+              <w:t>      });</w:t>
+            </w:r>
+          </w:p>
+          <w:p>
+            <w:pPr>
+              <w:rPr>
+                <w:rFonts w:cstheme="minorHAnsi"/>
+                <w:sz w:val="18"/>
+                <w:szCs w:val="18"/>
+              </w:rPr>
+            </w:pPr>
+            <w:r>
+              <w:rPr>
+                <w:rFonts w:cstheme="minorHAnsi"/>
+                <w:sz w:val="18"/>
+                <w:szCs w:val="18"/>
+              </w:rPr>
+              <w:t xml:space="preserve"> }</w:t>
+            </w:r>
+          </w:p>
+          <w:p>
+            <w:pPr>
+              <w:rPr>
+                <w:rFonts w:cstheme="minorHAnsi"/>
+                <w:sz w:val="18"/>
+                <w:szCs w:val="18"/>
+              </w:rPr>
+            </w:pPr>
+          </w:p>
+        </w:tc>
+      </w:tr>
+    </w:tbl>
+    <w:p>
+      <w:pPr>
+        <w:spacing w:after="0" w:line="240" w:lineRule="auto"/>
+        <w:rPr>
+          <w:rFonts w:cstheme="minorHAnsi"/>
+        </w:rPr>
+      </w:pPr>
+      <w:r>
+        <w:rPr>
+          <w:rFonts w:cstheme="minorHAnsi"/>
+        </w:rPr>
+        <w:t xml:space="preserve"> </w:t>
+      </w:r>
+    </w:p>
+    <w:p>
+      <w:pPr>
+        <w:spacing w:after="0" w:line="240" w:lineRule="auto"/>
+        <w:rPr>
+          <w:rFonts w:cstheme="minorHAnsi"/>
+          <w:b/>
+          <w:bCs/>
+        </w:rPr>
+      </w:pPr>
+    </w:p>
+    <w:p>
+      <w:pPr>
+        <w:spacing w:after="0" w:line="240" w:lineRule="auto"/>
+        <w:rPr>
+          <w:rFonts w:cstheme="minorHAnsi"/>
+          <w:b/>
+          <w:bCs/>
+        </w:rPr>
+      </w:pPr>
+      <w:r>
+        <w:rPr>
+          <w:rFonts w:cstheme="minorHAnsi"/>
+          <w:b/>
+          <w:bCs/>
+        </w:rPr>
         <w:t xml:space="preserve">IMPORTANT NOTE: </w:t>
       </w:r>
     </w:p>
@@ -35228,6 +37614,7 @@
         <w:rPr>
           <w:rFonts w:cstheme="minorHAnsi"/>
         </w:rPr>
+        <w:lastRenderedPageBreak/>
         <w:t xml:space="preserve">We need to add </w:t>
       </w:r>
       <w:proofErr w:type="spellStart"/>
@@ -36835,6 +39222,7 @@
         </w:rPr>
         <w:t xml:space="preserve">Now </w:t>
       </w:r>
+      <w:proofErr w:type="spellStart"/>
       <w:proofErr w:type="gramStart"/>
       <w:r>
         <w:rPr>
@@ -36842,6 +39230,7 @@
         </w:rPr>
         <w:t>lets</w:t>
       </w:r>
+      <w:proofErr w:type="spellEnd"/>
       <w:proofErr w:type="gramEnd"/>
       <w:r>
         <w:rPr>
@@ -37071,6 +39460,7 @@
               <w:rPr>
                 <w:rFonts w:cstheme="minorHAnsi"/>
               </w:rPr>
+              <w:lastRenderedPageBreak/>
               <w:t>    });</w:t>
             </w:r>
           </w:p>
@@ -37157,6 +39547,7 @@
       <w:r>
         <w:rPr>
           <w:rFonts w:cstheme="minorHAnsi"/>
+          <w:noProof/>
         </w:rPr>
         <w:drawing>
           <wp:inline distT="0" distB="0" distL="0" distR="0" wp14:anchorId="5D706353" wp14:editId="3B9F421E">
@@ -37260,6 +39651,7 @@
       <w:r>
         <w:rPr>
           <w:rFonts w:cstheme="minorHAnsi"/>
+          <w:noProof/>
         </w:rPr>
         <w:drawing>
           <wp:inline distT="0" distB="0" distL="0" distR="0" wp14:anchorId="07A19739" wp14:editId="5D331C8E">
@@ -37440,9 +39832,9 @@
         <w:tblLook w:val="04A0" w:firstRow="1" w:lastRow="0" w:firstColumn="1" w:lastColumn="0" w:noHBand="0" w:noVBand="1"/>
       </w:tblPr>
       <w:tblGrid>
-        <w:gridCol w:w="3030"/>
-        <w:gridCol w:w="3030"/>
-        <w:gridCol w:w="4396"/>
+        <w:gridCol w:w="3024"/>
+        <w:gridCol w:w="3024"/>
+        <w:gridCol w:w="4408"/>
       </w:tblGrid>
       <w:tr>
         <w:tc>
@@ -38067,6 +40459,9 @@
             <w:pPr>
               <w:rPr>
                 <w:rFonts w:cstheme="minorHAnsi"/>
+                <w:b/>
+                <w:bCs/>
+                <w:color w:val="EE0000"/>
               </w:rPr>
             </w:pPr>
             <w:r>
@@ -38080,12 +40475,24 @@
               <w:rPr>
                 <w:rFonts w:cstheme="minorHAnsi"/>
               </w:rPr>
-              <w:t>employees?page</w:t>
+              <w:t>employees</w:t>
+            </w:r>
+            <w:r>
+              <w:rPr>
+                <w:rFonts w:cstheme="minorHAnsi"/>
+                <w:b/>
+                <w:bCs/>
+                <w:color w:val="EE0000"/>
+              </w:rPr>
+              <w:t>?page</w:t>
             </w:r>
             <w:proofErr w:type="spellEnd"/>
             <w:r>
               <w:rPr>
                 <w:rFonts w:cstheme="minorHAnsi"/>
+                <w:b/>
+                <w:bCs/>
+                <w:color w:val="EE0000"/>
               </w:rPr>
               <w:t>=1&amp;size=10'</w:t>
             </w:r>
@@ -38213,38 +40620,6 @@
         </w:tc>
       </w:tr>
     </w:tbl>
-    <w:p>
-      <w:pPr>
-        <w:spacing w:after="0" w:line="240" w:lineRule="auto"/>
-        <w:rPr>
-          <w:rFonts w:cstheme="minorHAnsi"/>
-        </w:rPr>
-      </w:pPr>
-    </w:p>
-    <w:p>
-      <w:pPr>
-        <w:spacing w:after="0" w:line="240" w:lineRule="auto"/>
-        <w:rPr>
-          <w:rFonts w:cstheme="minorHAnsi"/>
-        </w:rPr>
-      </w:pPr>
-    </w:p>
-    <w:p>
-      <w:pPr>
-        <w:spacing w:after="0" w:line="240" w:lineRule="auto"/>
-        <w:rPr>
-          <w:rFonts w:cstheme="minorHAnsi"/>
-        </w:rPr>
-      </w:pPr>
-    </w:p>
-    <w:p>
-      <w:pPr>
-        <w:spacing w:after="0" w:line="240" w:lineRule="auto"/>
-        <w:rPr>
-          <w:rFonts w:cstheme="minorHAnsi"/>
-        </w:rPr>
-      </w:pPr>
-    </w:p>
     <w:p>
       <w:pPr>
         <w:spacing w:after="0" w:line="240" w:lineRule="auto"/>
@@ -38488,6 +40863,7 @@
           <w:b/>
           <w:bCs/>
         </w:rPr>
+        <w:lastRenderedPageBreak/>
         <w:t>Sending Headers in GET request</w:t>
       </w:r>
     </w:p>
@@ -38566,36 +40942,12 @@
           <w:rFonts w:cstheme="minorHAnsi"/>
         </w:rPr>
       </w:pPr>
-    </w:p>
-    <w:p>
-      <w:pPr>
-        <w:spacing w:after="0" w:line="240" w:lineRule="auto"/>
-        <w:rPr>
-          <w:rFonts w:cstheme="minorHAnsi"/>
-        </w:rPr>
-      </w:pPr>
-    </w:p>
-    <w:p>
-      <w:pPr>
-        <w:spacing w:after="0" w:line="240" w:lineRule="auto"/>
-        <w:rPr>
-          <w:rFonts w:cstheme="minorHAnsi"/>
-        </w:rPr>
-      </w:pPr>
       <w:r>
         <w:rPr>
           <w:rFonts w:cstheme="minorHAnsi"/>
         </w:rPr>
         <w:t>Examples:</w:t>
       </w:r>
-    </w:p>
-    <w:p>
-      <w:pPr>
-        <w:spacing w:after="0" w:line="240" w:lineRule="auto"/>
-        <w:rPr>
-          <w:rFonts w:cstheme="minorHAnsi"/>
-        </w:rPr>
-      </w:pPr>
     </w:p>
     <w:tbl>
       <w:tblPr>
@@ -38658,23 +41010,7 @@
                 <w:b/>
                 <w:bCs/>
               </w:rPr>
-              <w:t xml:space="preserve">Headers as </w:t>
-            </w:r>
-            <w:r>
-              <w:rPr>
-                <w:rFonts w:cstheme="minorHAnsi"/>
-                <w:b/>
-                <w:bCs/>
-              </w:rPr>
-              <w:t xml:space="preserve">JSON </w:t>
-            </w:r>
-            <w:r>
-              <w:rPr>
-                <w:rFonts w:cstheme="minorHAnsi"/>
-                <w:b/>
-                <w:bCs/>
-              </w:rPr>
-              <w:t>object (shortcut)</w:t>
+              <w:t>Headers as JSON object (shortcut)</w:t>
             </w:r>
           </w:p>
         </w:tc>
@@ -39237,14 +41573,6 @@
         </w:tc>
       </w:tr>
     </w:tbl>
-    <w:p>
-      <w:pPr>
-        <w:spacing w:after="0" w:line="240" w:lineRule="auto"/>
-        <w:rPr>
-          <w:rFonts w:cstheme="minorHAnsi"/>
-        </w:rPr>
-      </w:pPr>
-    </w:p>
     <w:p>
       <w:pPr>
         <w:spacing w:after="0" w:line="240" w:lineRule="auto"/>
@@ -40275,23 +42603,1213 @@
           <w:rFonts w:cstheme="minorHAnsi"/>
         </w:rPr>
       </w:pPr>
-    </w:p>
-    <w:p>
-      <w:pPr>
-        <w:spacing w:after="0" w:line="240" w:lineRule="auto"/>
-        <w:rPr>
-          <w:rFonts w:cstheme="minorHAnsi"/>
-        </w:rPr>
-      </w:pPr>
-    </w:p>
-    <w:p>
-      <w:pPr>
-        <w:spacing w:after="0" w:line="240" w:lineRule="auto"/>
-        <w:rPr>
-          <w:rFonts w:cstheme="minorHAnsi"/>
-        </w:rPr>
-      </w:pPr>
-    </w:p>
+      <w:r>
+        <w:rPr>
+          <w:rFonts w:cstheme="minorHAnsi"/>
+        </w:rPr>
+        <w:t xml:space="preserve">In </w:t>
+      </w:r>
+      <w:proofErr w:type="gramStart"/>
+      <w:r>
+        <w:rPr>
+          <w:rFonts w:cstheme="minorHAnsi"/>
+        </w:rPr>
+        <w:t>get(</w:t>
+      </w:r>
+      <w:proofErr w:type="gramEnd"/>
+      <w:r>
+        <w:rPr>
+          <w:rFonts w:cstheme="minorHAnsi"/>
+        </w:rPr>
+        <w:t xml:space="preserve">) method while passing params and headers, if the names of variable is different </w:t>
+      </w:r>
+      <w:proofErr w:type="spellStart"/>
+      <w:r>
+        <w:rPr>
+          <w:rFonts w:cstheme="minorHAnsi"/>
+        </w:rPr>
+        <w:t>then</w:t>
+      </w:r>
+      <w:proofErr w:type="spellEnd"/>
+      <w:r>
+        <w:rPr>
+          <w:rFonts w:cstheme="minorHAnsi"/>
+        </w:rPr>
+        <w:t xml:space="preserve"> in </w:t>
+      </w:r>
+      <w:proofErr w:type="gramStart"/>
+      <w:r>
+        <w:rPr>
+          <w:rFonts w:cstheme="minorHAnsi"/>
+        </w:rPr>
+        <w:t>get(</w:t>
+      </w:r>
+      <w:proofErr w:type="gramEnd"/>
+      <w:r>
+        <w:rPr>
+          <w:rFonts w:cstheme="minorHAnsi"/>
+        </w:rPr>
+        <w:t>) method</w:t>
+      </w:r>
+      <w:r>
+        <w:rPr>
+          <w:rFonts w:cstheme="minorHAnsi"/>
+        </w:rPr>
+        <w:t xml:space="preserve"> syntax then</w:t>
+      </w:r>
+      <w:r>
+        <w:rPr>
+          <w:rFonts w:cstheme="minorHAnsi"/>
+        </w:rPr>
+        <w:t xml:space="preserve"> directly modified </w:t>
+      </w:r>
+      <w:r>
+        <w:rPr>
+          <w:rFonts w:cstheme="minorHAnsi"/>
+        </w:rPr>
+        <w:t>variables</w:t>
+      </w:r>
+      <w:r>
+        <w:rPr>
+          <w:rFonts w:cstheme="minorHAnsi"/>
+        </w:rPr>
+        <w:t xml:space="preserve"> we cannot use.</w:t>
+      </w:r>
+      <w:r>
+        <w:rPr>
+          <w:rFonts w:cstheme="minorHAnsi"/>
+        </w:rPr>
+        <w:t xml:space="preserve"> Like param123, headers123 or any name.</w:t>
+      </w:r>
+    </w:p>
+    <w:p>
+      <w:pPr>
+        <w:spacing w:after="0" w:line="240" w:lineRule="auto"/>
+        <w:rPr>
+          <w:rFonts w:cstheme="minorHAnsi"/>
+        </w:rPr>
+      </w:pPr>
+      <w:r>
+        <w:rPr>
+          <w:rFonts w:cstheme="minorHAnsi"/>
+        </w:rPr>
+        <w:t>In that case as per syntax variables names we need to add and assign our custom variable.</w:t>
+      </w:r>
+    </w:p>
+    <w:p>
+      <w:pPr>
+        <w:spacing w:after="0" w:line="240" w:lineRule="auto"/>
+        <w:rPr>
+          <w:rFonts w:cstheme="minorHAnsi"/>
+        </w:rPr>
+      </w:pPr>
+      <w:r>
+        <w:rPr>
+          <w:rFonts w:cstheme="minorHAnsi"/>
+        </w:rPr>
+        <w:t>Example.</w:t>
+      </w:r>
+    </w:p>
+    <w:tbl>
+      <w:tblPr>
+        <w:tblStyle w:val="TableGrid"/>
+        <w:tblW w:w="0" w:type="auto"/>
+        <w:tblLook w:val="04A0" w:firstRow="1" w:lastRow="0" w:firstColumn="1" w:lastColumn="0" w:noHBand="0" w:noVBand="1"/>
+      </w:tblPr>
+      <w:tblGrid>
+        <w:gridCol w:w="5228"/>
+        <w:gridCol w:w="5228"/>
+      </w:tblGrid>
+      <w:tr>
+        <w:tc>
+          <w:tcPr>
+            <w:tcW w:w="5228" w:type="dxa"/>
+          </w:tcPr>
+          <w:p>
+            <w:pPr>
+              <w:rPr>
+                <w:rFonts w:cstheme="minorHAnsi"/>
+                <w:b/>
+                <w:bCs/>
+                <w:sz w:val="20"/>
+                <w:szCs w:val="20"/>
+              </w:rPr>
+            </w:pPr>
+            <w:r>
+              <w:rPr>
+                <w:rFonts w:cstheme="minorHAnsi"/>
+                <w:b/>
+                <w:bCs/>
+                <w:color w:val="EE0000"/>
+                <w:sz w:val="20"/>
+                <w:szCs w:val="20"/>
+              </w:rPr>
+              <w:t>ERROR</w:t>
+            </w:r>
+          </w:p>
+        </w:tc>
+        <w:tc>
+          <w:tcPr>
+            <w:tcW w:w="5228" w:type="dxa"/>
+          </w:tcPr>
+          <w:p>
+            <w:pPr>
+              <w:rPr>
+                <w:rFonts w:cstheme="minorHAnsi"/>
+                <w:sz w:val="20"/>
+                <w:szCs w:val="20"/>
+              </w:rPr>
+            </w:pPr>
+            <w:r>
+              <w:rPr>
+                <w:rFonts w:cstheme="minorHAnsi"/>
+                <w:sz w:val="20"/>
+                <w:szCs w:val="20"/>
+                <w:highlight w:val="green"/>
+              </w:rPr>
+              <w:t>VALID ONE</w:t>
+            </w:r>
+          </w:p>
+        </w:tc>
+      </w:tr>
+      <w:tr>
+        <w:tc>
+          <w:tcPr>
+            <w:tcW w:w="5228" w:type="dxa"/>
+          </w:tcPr>
+          <w:p>
+            <w:pPr>
+              <w:rPr>
+                <w:rFonts w:cstheme="minorHAnsi"/>
+                <w:sz w:val="20"/>
+                <w:szCs w:val="20"/>
+              </w:rPr>
+            </w:pPr>
+            <w:proofErr w:type="spellStart"/>
+            <w:proofErr w:type="gramStart"/>
+            <w:r>
+              <w:rPr>
+                <w:rFonts w:cstheme="minorHAnsi"/>
+                <w:sz w:val="20"/>
+                <w:szCs w:val="20"/>
+              </w:rPr>
+              <w:t>getEmployees</w:t>
+            </w:r>
+            <w:proofErr w:type="spellEnd"/>
+            <w:r>
+              <w:rPr>
+                <w:rFonts w:cstheme="minorHAnsi"/>
+                <w:sz w:val="20"/>
+                <w:szCs w:val="20"/>
+              </w:rPr>
+              <w:t>(</w:t>
+            </w:r>
+            <w:proofErr w:type="gramEnd"/>
+            <w:r>
+              <w:rPr>
+                <w:rFonts w:cstheme="minorHAnsi"/>
+                <w:sz w:val="20"/>
+                <w:szCs w:val="20"/>
+              </w:rPr>
+              <w:t>page: number) {</w:t>
+            </w:r>
+          </w:p>
+          <w:p>
+            <w:pPr>
+              <w:rPr>
+                <w:rFonts w:cstheme="minorHAnsi"/>
+                <w:sz w:val="20"/>
+                <w:szCs w:val="20"/>
+              </w:rPr>
+            </w:pPr>
+            <w:r>
+              <w:rPr>
+                <w:rFonts w:cstheme="minorHAnsi"/>
+                <w:sz w:val="20"/>
+                <w:szCs w:val="20"/>
+              </w:rPr>
+              <w:t xml:space="preserve">  </w:t>
+            </w:r>
+            <w:proofErr w:type="spellStart"/>
+            <w:r>
+              <w:rPr>
+                <w:rFonts w:cstheme="minorHAnsi"/>
+                <w:sz w:val="20"/>
+                <w:szCs w:val="20"/>
+              </w:rPr>
+              <w:t>const</w:t>
+            </w:r>
+            <w:proofErr w:type="spellEnd"/>
+            <w:r>
+              <w:rPr>
+                <w:rFonts w:cstheme="minorHAnsi"/>
+                <w:sz w:val="20"/>
+                <w:szCs w:val="20"/>
+              </w:rPr>
+              <w:t xml:space="preserve"> </w:t>
+            </w:r>
+            <w:r>
+              <w:rPr>
+                <w:rFonts w:cstheme="minorHAnsi"/>
+                <w:b/>
+                <w:bCs/>
+                <w:sz w:val="20"/>
+                <w:szCs w:val="20"/>
+                <w:highlight w:val="yellow"/>
+              </w:rPr>
+              <w:t>params</w:t>
+            </w:r>
+            <w:r>
+              <w:rPr>
+                <w:rFonts w:cstheme="minorHAnsi"/>
+                <w:b/>
+                <w:bCs/>
+                <w:sz w:val="20"/>
+                <w:szCs w:val="20"/>
+                <w:highlight w:val="yellow"/>
+              </w:rPr>
+              <w:t>123</w:t>
+            </w:r>
+            <w:r>
+              <w:rPr>
+                <w:rFonts w:cstheme="minorHAnsi"/>
+                <w:sz w:val="20"/>
+                <w:szCs w:val="20"/>
+              </w:rPr>
+              <w:t xml:space="preserve"> = new </w:t>
+            </w:r>
+            <w:proofErr w:type="spellStart"/>
+            <w:proofErr w:type="gramStart"/>
+            <w:r>
+              <w:rPr>
+                <w:rFonts w:cstheme="minorHAnsi"/>
+                <w:sz w:val="20"/>
+                <w:szCs w:val="20"/>
+              </w:rPr>
+              <w:t>HttpParams</w:t>
+            </w:r>
+            <w:proofErr w:type="spellEnd"/>
+            <w:r>
+              <w:rPr>
+                <w:rFonts w:cstheme="minorHAnsi"/>
+                <w:sz w:val="20"/>
+                <w:szCs w:val="20"/>
+              </w:rPr>
+              <w:t>() .set</w:t>
+            </w:r>
+            <w:proofErr w:type="gramEnd"/>
+            <w:r>
+              <w:rPr>
+                <w:rFonts w:cstheme="minorHAnsi"/>
+                <w:sz w:val="20"/>
+                <w:szCs w:val="20"/>
+              </w:rPr>
+              <w:t>('page', page)</w:t>
+            </w:r>
+          </w:p>
+          <w:p>
+            <w:pPr>
+              <w:rPr>
+                <w:rFonts w:cstheme="minorHAnsi"/>
+                <w:sz w:val="20"/>
+                <w:szCs w:val="20"/>
+              </w:rPr>
+            </w:pPr>
+            <w:r>
+              <w:rPr>
+                <w:rFonts w:cstheme="minorHAnsi"/>
+                <w:sz w:val="20"/>
+                <w:szCs w:val="20"/>
+              </w:rPr>
+              <w:t xml:space="preserve">    </w:t>
+            </w:r>
+            <w:proofErr w:type="gramStart"/>
+            <w:r>
+              <w:rPr>
+                <w:rFonts w:cstheme="minorHAnsi"/>
+                <w:sz w:val="20"/>
+                <w:szCs w:val="20"/>
+              </w:rPr>
+              <w:t>.set</w:t>
+            </w:r>
+            <w:proofErr w:type="gramEnd"/>
+            <w:r>
+              <w:rPr>
+                <w:rFonts w:cstheme="minorHAnsi"/>
+                <w:sz w:val="20"/>
+                <w:szCs w:val="20"/>
+              </w:rPr>
+              <w:t>('sort', 'name');</w:t>
+            </w:r>
+          </w:p>
+          <w:p>
+            <w:pPr>
+              <w:rPr>
+                <w:rFonts w:cstheme="minorHAnsi"/>
+                <w:sz w:val="20"/>
+                <w:szCs w:val="20"/>
+              </w:rPr>
+            </w:pPr>
+          </w:p>
+          <w:p>
+            <w:pPr>
+              <w:rPr>
+                <w:rFonts w:cstheme="minorHAnsi"/>
+                <w:sz w:val="20"/>
+                <w:szCs w:val="20"/>
+              </w:rPr>
+            </w:pPr>
+            <w:r>
+              <w:rPr>
+                <w:rFonts w:cstheme="minorHAnsi"/>
+                <w:sz w:val="20"/>
+                <w:szCs w:val="20"/>
+              </w:rPr>
+              <w:t xml:space="preserve">  </w:t>
+            </w:r>
+            <w:proofErr w:type="spellStart"/>
+            <w:r>
+              <w:rPr>
+                <w:rFonts w:cstheme="minorHAnsi"/>
+                <w:sz w:val="20"/>
+                <w:szCs w:val="20"/>
+              </w:rPr>
+              <w:t>const</w:t>
+            </w:r>
+            <w:proofErr w:type="spellEnd"/>
+            <w:r>
+              <w:rPr>
+                <w:rFonts w:cstheme="minorHAnsi"/>
+                <w:sz w:val="20"/>
+                <w:szCs w:val="20"/>
+              </w:rPr>
+              <w:t xml:space="preserve"> </w:t>
+            </w:r>
+            <w:r>
+              <w:rPr>
+                <w:rFonts w:cstheme="minorHAnsi"/>
+                <w:b/>
+                <w:bCs/>
+                <w:sz w:val="20"/>
+                <w:szCs w:val="20"/>
+                <w:highlight w:val="yellow"/>
+              </w:rPr>
+              <w:t>headers</w:t>
+            </w:r>
+            <w:r>
+              <w:rPr>
+                <w:rFonts w:cstheme="minorHAnsi"/>
+                <w:b/>
+                <w:bCs/>
+                <w:sz w:val="20"/>
+                <w:szCs w:val="20"/>
+                <w:highlight w:val="yellow"/>
+              </w:rPr>
+              <w:t>123</w:t>
+            </w:r>
+            <w:r>
+              <w:rPr>
+                <w:rFonts w:cstheme="minorHAnsi"/>
+                <w:sz w:val="20"/>
+                <w:szCs w:val="20"/>
+              </w:rPr>
+              <w:t xml:space="preserve"> = new </w:t>
+            </w:r>
+            <w:proofErr w:type="spellStart"/>
+            <w:proofErr w:type="gramStart"/>
+            <w:r>
+              <w:rPr>
+                <w:rFonts w:cstheme="minorHAnsi"/>
+                <w:sz w:val="20"/>
+                <w:szCs w:val="20"/>
+              </w:rPr>
+              <w:t>HttpHeaders</w:t>
+            </w:r>
+            <w:proofErr w:type="spellEnd"/>
+            <w:r>
+              <w:rPr>
+                <w:rFonts w:cstheme="minorHAnsi"/>
+                <w:sz w:val="20"/>
+                <w:szCs w:val="20"/>
+              </w:rPr>
+              <w:t>(</w:t>
+            </w:r>
+            <w:proofErr w:type="gramEnd"/>
+            <w:r>
+              <w:rPr>
+                <w:rFonts w:cstheme="minorHAnsi"/>
+                <w:sz w:val="20"/>
+                <w:szCs w:val="20"/>
+              </w:rPr>
+              <w:t>)</w:t>
+            </w:r>
+          </w:p>
+          <w:p>
+            <w:pPr>
+              <w:rPr>
+                <w:rFonts w:cstheme="minorHAnsi"/>
+                <w:sz w:val="20"/>
+                <w:szCs w:val="20"/>
+              </w:rPr>
+            </w:pPr>
+            <w:r>
+              <w:rPr>
+                <w:rFonts w:cstheme="minorHAnsi"/>
+                <w:sz w:val="20"/>
+                <w:szCs w:val="20"/>
+              </w:rPr>
+              <w:t xml:space="preserve">    </w:t>
+            </w:r>
+            <w:proofErr w:type="gramStart"/>
+            <w:r>
+              <w:rPr>
+                <w:rFonts w:cstheme="minorHAnsi"/>
+                <w:sz w:val="20"/>
+                <w:szCs w:val="20"/>
+              </w:rPr>
+              <w:t>.set</w:t>
+            </w:r>
+            <w:proofErr w:type="gramEnd"/>
+            <w:r>
+              <w:rPr>
+                <w:rFonts w:cstheme="minorHAnsi"/>
+                <w:sz w:val="20"/>
+                <w:szCs w:val="20"/>
+              </w:rPr>
+              <w:t>('Authorization', 'Bearer my-token');</w:t>
+            </w:r>
+          </w:p>
+          <w:p>
+            <w:pPr>
+              <w:rPr>
+                <w:rFonts w:cstheme="minorHAnsi"/>
+                <w:sz w:val="20"/>
+                <w:szCs w:val="20"/>
+              </w:rPr>
+            </w:pPr>
+          </w:p>
+          <w:p>
+            <w:pPr>
+              <w:rPr>
+                <w:rFonts w:cstheme="minorHAnsi"/>
+                <w:sz w:val="20"/>
+                <w:szCs w:val="20"/>
+              </w:rPr>
+            </w:pPr>
+            <w:r>
+              <w:rPr>
+                <w:rFonts w:cstheme="minorHAnsi"/>
+                <w:sz w:val="20"/>
+                <w:szCs w:val="20"/>
+              </w:rPr>
+              <w:t xml:space="preserve">  return </w:t>
+            </w:r>
+            <w:proofErr w:type="spellStart"/>
+            <w:proofErr w:type="gramStart"/>
+            <w:r>
+              <w:rPr>
+                <w:rFonts w:cstheme="minorHAnsi"/>
+                <w:sz w:val="20"/>
+                <w:szCs w:val="20"/>
+              </w:rPr>
+              <w:t>this.http.get</w:t>
+            </w:r>
+            <w:proofErr w:type="spellEnd"/>
+            <w:r>
+              <w:rPr>
+                <w:rFonts w:cstheme="minorHAnsi"/>
+                <w:sz w:val="20"/>
+                <w:szCs w:val="20"/>
+              </w:rPr>
+              <w:t>(</w:t>
+            </w:r>
+            <w:proofErr w:type="gramEnd"/>
+          </w:p>
+          <w:p>
+            <w:pPr>
+              <w:rPr>
+                <w:rFonts w:cstheme="minorHAnsi"/>
+                <w:sz w:val="20"/>
+                <w:szCs w:val="20"/>
+              </w:rPr>
+            </w:pPr>
+            <w:r>
+              <w:rPr>
+                <w:rFonts w:cstheme="minorHAnsi"/>
+                <w:sz w:val="20"/>
+                <w:szCs w:val="20"/>
+              </w:rPr>
+              <w:t xml:space="preserve">    'http://localhost:8080/employees',</w:t>
+            </w:r>
+          </w:p>
+          <w:p>
+            <w:pPr>
+              <w:rPr>
+                <w:rFonts w:cstheme="minorHAnsi"/>
+                <w:sz w:val="20"/>
+                <w:szCs w:val="20"/>
+              </w:rPr>
+            </w:pPr>
+            <w:r>
+              <w:rPr>
+                <w:rFonts w:cstheme="minorHAnsi"/>
+                <w:sz w:val="20"/>
+                <w:szCs w:val="20"/>
+              </w:rPr>
+              <w:t xml:space="preserve">    {</w:t>
+            </w:r>
+          </w:p>
+          <w:p>
+            <w:pPr>
+              <w:rPr>
+                <w:rFonts w:cstheme="minorHAnsi"/>
+                <w:sz w:val="20"/>
+                <w:szCs w:val="20"/>
+              </w:rPr>
+            </w:pPr>
+            <w:r>
+              <w:rPr>
+                <w:rFonts w:cstheme="minorHAnsi"/>
+                <w:sz w:val="20"/>
+                <w:szCs w:val="20"/>
+              </w:rPr>
+              <w:t xml:space="preserve">      </w:t>
+            </w:r>
+            <w:r>
+              <w:rPr>
+                <w:rFonts w:cstheme="minorHAnsi"/>
+                <w:b/>
+                <w:bCs/>
+                <w:sz w:val="20"/>
+                <w:szCs w:val="20"/>
+                <w:highlight w:val="yellow"/>
+              </w:rPr>
+              <w:t>params123</w:t>
+            </w:r>
+            <w:r>
+              <w:rPr>
+                <w:rFonts w:cstheme="minorHAnsi"/>
+                <w:sz w:val="20"/>
+                <w:szCs w:val="20"/>
+              </w:rPr>
+              <w:t>,</w:t>
+            </w:r>
+            <w:r>
+              <w:rPr>
+                <w:rFonts w:cstheme="minorHAnsi"/>
+                <w:sz w:val="20"/>
+                <w:szCs w:val="20"/>
+              </w:rPr>
+              <w:t xml:space="preserve"> // </w:t>
+            </w:r>
+            <w:r>
+              <w:rPr>
+                <w:rFonts w:cstheme="minorHAnsi"/>
+                <w:b/>
+                <w:bCs/>
+                <w:color w:val="EE0000"/>
+                <w:sz w:val="20"/>
+                <w:szCs w:val="20"/>
+              </w:rPr>
+              <w:t>ERROR</w:t>
+            </w:r>
+          </w:p>
+          <w:p>
+            <w:pPr>
+              <w:rPr>
+                <w:rFonts w:cstheme="minorHAnsi"/>
+                <w:b/>
+                <w:bCs/>
+                <w:sz w:val="20"/>
+                <w:szCs w:val="20"/>
+              </w:rPr>
+            </w:pPr>
+            <w:r>
+              <w:rPr>
+                <w:rFonts w:cstheme="minorHAnsi"/>
+                <w:sz w:val="20"/>
+                <w:szCs w:val="20"/>
+              </w:rPr>
+              <w:t xml:space="preserve">      </w:t>
+            </w:r>
+            <w:r>
+              <w:rPr>
+                <w:rFonts w:cstheme="minorHAnsi"/>
+                <w:b/>
+                <w:bCs/>
+                <w:sz w:val="20"/>
+                <w:szCs w:val="20"/>
+                <w:highlight w:val="yellow"/>
+              </w:rPr>
+              <w:t>headers123</w:t>
+            </w:r>
+            <w:r>
+              <w:rPr>
+                <w:rFonts w:cstheme="minorHAnsi"/>
+                <w:b/>
+                <w:bCs/>
+                <w:sz w:val="20"/>
+                <w:szCs w:val="20"/>
+              </w:rPr>
+              <w:t xml:space="preserve"> // </w:t>
+            </w:r>
+            <w:r>
+              <w:rPr>
+                <w:rFonts w:cstheme="minorHAnsi"/>
+                <w:b/>
+                <w:bCs/>
+                <w:color w:val="EE0000"/>
+                <w:sz w:val="20"/>
+                <w:szCs w:val="20"/>
+              </w:rPr>
+              <w:t>ERROR</w:t>
+            </w:r>
+          </w:p>
+          <w:p>
+            <w:pPr>
+              <w:rPr>
+                <w:rFonts w:cstheme="minorHAnsi"/>
+                <w:sz w:val="20"/>
+                <w:szCs w:val="20"/>
+              </w:rPr>
+            </w:pPr>
+            <w:r>
+              <w:rPr>
+                <w:rFonts w:cstheme="minorHAnsi"/>
+                <w:sz w:val="20"/>
+                <w:szCs w:val="20"/>
+              </w:rPr>
+              <w:t xml:space="preserve">    }</w:t>
+            </w:r>
+          </w:p>
+          <w:p>
+            <w:pPr>
+              <w:rPr>
+                <w:rFonts w:cstheme="minorHAnsi"/>
+                <w:sz w:val="20"/>
+                <w:szCs w:val="20"/>
+              </w:rPr>
+            </w:pPr>
+            <w:r>
+              <w:rPr>
+                <w:rFonts w:cstheme="minorHAnsi"/>
+                <w:sz w:val="20"/>
+                <w:szCs w:val="20"/>
+              </w:rPr>
+              <w:t xml:space="preserve">  );}</w:t>
+            </w:r>
+          </w:p>
+        </w:tc>
+        <w:tc>
+          <w:tcPr>
+            <w:tcW w:w="5228" w:type="dxa"/>
+          </w:tcPr>
+          <w:p>
+            <w:pPr>
+              <w:rPr>
+                <w:rFonts w:cstheme="minorHAnsi"/>
+                <w:sz w:val="20"/>
+                <w:szCs w:val="20"/>
+              </w:rPr>
+            </w:pPr>
+            <w:proofErr w:type="spellStart"/>
+            <w:proofErr w:type="gramStart"/>
+            <w:r>
+              <w:rPr>
+                <w:rFonts w:cstheme="minorHAnsi"/>
+                <w:sz w:val="20"/>
+                <w:szCs w:val="20"/>
+              </w:rPr>
+              <w:t>getEmployees</w:t>
+            </w:r>
+            <w:proofErr w:type="spellEnd"/>
+            <w:r>
+              <w:rPr>
+                <w:rFonts w:cstheme="minorHAnsi"/>
+                <w:sz w:val="20"/>
+                <w:szCs w:val="20"/>
+              </w:rPr>
+              <w:t>(</w:t>
+            </w:r>
+            <w:proofErr w:type="gramEnd"/>
+            <w:r>
+              <w:rPr>
+                <w:rFonts w:cstheme="minorHAnsi"/>
+                <w:sz w:val="20"/>
+                <w:szCs w:val="20"/>
+              </w:rPr>
+              <w:t>page: number) {</w:t>
+            </w:r>
+          </w:p>
+          <w:p>
+            <w:pPr>
+              <w:rPr>
+                <w:rFonts w:cstheme="minorHAnsi"/>
+                <w:sz w:val="20"/>
+                <w:szCs w:val="20"/>
+              </w:rPr>
+            </w:pPr>
+            <w:r>
+              <w:rPr>
+                <w:rFonts w:cstheme="minorHAnsi"/>
+                <w:sz w:val="20"/>
+                <w:szCs w:val="20"/>
+              </w:rPr>
+              <w:t xml:space="preserve">  </w:t>
+            </w:r>
+            <w:proofErr w:type="spellStart"/>
+            <w:r>
+              <w:rPr>
+                <w:rFonts w:cstheme="minorHAnsi"/>
+                <w:sz w:val="20"/>
+                <w:szCs w:val="20"/>
+              </w:rPr>
+              <w:t>const</w:t>
+            </w:r>
+            <w:proofErr w:type="spellEnd"/>
+            <w:r>
+              <w:rPr>
+                <w:rFonts w:cstheme="minorHAnsi"/>
+                <w:sz w:val="20"/>
+                <w:szCs w:val="20"/>
+              </w:rPr>
+              <w:t xml:space="preserve"> </w:t>
+            </w:r>
+            <w:r>
+              <w:rPr>
+                <w:rFonts w:cstheme="minorHAnsi"/>
+                <w:b/>
+                <w:bCs/>
+                <w:sz w:val="20"/>
+                <w:szCs w:val="20"/>
+                <w:highlight w:val="yellow"/>
+              </w:rPr>
+              <w:t>params123</w:t>
+            </w:r>
+            <w:r>
+              <w:rPr>
+                <w:rFonts w:cstheme="minorHAnsi"/>
+                <w:sz w:val="20"/>
+                <w:szCs w:val="20"/>
+              </w:rPr>
+              <w:t xml:space="preserve"> = new </w:t>
+            </w:r>
+            <w:proofErr w:type="spellStart"/>
+            <w:proofErr w:type="gramStart"/>
+            <w:r>
+              <w:rPr>
+                <w:rFonts w:cstheme="minorHAnsi"/>
+                <w:sz w:val="20"/>
+                <w:szCs w:val="20"/>
+              </w:rPr>
+              <w:t>HttpParams</w:t>
+            </w:r>
+            <w:proofErr w:type="spellEnd"/>
+            <w:r>
+              <w:rPr>
+                <w:rFonts w:cstheme="minorHAnsi"/>
+                <w:sz w:val="20"/>
+                <w:szCs w:val="20"/>
+              </w:rPr>
+              <w:t>() .set</w:t>
+            </w:r>
+            <w:proofErr w:type="gramEnd"/>
+            <w:r>
+              <w:rPr>
+                <w:rFonts w:cstheme="minorHAnsi"/>
+                <w:sz w:val="20"/>
+                <w:szCs w:val="20"/>
+              </w:rPr>
+              <w:t>('page', page)</w:t>
+            </w:r>
+          </w:p>
+          <w:p>
+            <w:pPr>
+              <w:rPr>
+                <w:rFonts w:cstheme="minorHAnsi"/>
+                <w:sz w:val="20"/>
+                <w:szCs w:val="20"/>
+              </w:rPr>
+            </w:pPr>
+            <w:r>
+              <w:rPr>
+                <w:rFonts w:cstheme="minorHAnsi"/>
+                <w:sz w:val="20"/>
+                <w:szCs w:val="20"/>
+              </w:rPr>
+              <w:t xml:space="preserve">    </w:t>
+            </w:r>
+            <w:proofErr w:type="gramStart"/>
+            <w:r>
+              <w:rPr>
+                <w:rFonts w:cstheme="minorHAnsi"/>
+                <w:sz w:val="20"/>
+                <w:szCs w:val="20"/>
+              </w:rPr>
+              <w:t>.set</w:t>
+            </w:r>
+            <w:proofErr w:type="gramEnd"/>
+            <w:r>
+              <w:rPr>
+                <w:rFonts w:cstheme="minorHAnsi"/>
+                <w:sz w:val="20"/>
+                <w:szCs w:val="20"/>
+              </w:rPr>
+              <w:t>('sort', 'name');</w:t>
+            </w:r>
+          </w:p>
+          <w:p>
+            <w:pPr>
+              <w:rPr>
+                <w:rFonts w:cstheme="minorHAnsi"/>
+                <w:sz w:val="20"/>
+                <w:szCs w:val="20"/>
+              </w:rPr>
+            </w:pPr>
+          </w:p>
+          <w:p>
+            <w:pPr>
+              <w:rPr>
+                <w:rFonts w:cstheme="minorHAnsi"/>
+                <w:sz w:val="20"/>
+                <w:szCs w:val="20"/>
+              </w:rPr>
+            </w:pPr>
+            <w:r>
+              <w:rPr>
+                <w:rFonts w:cstheme="minorHAnsi"/>
+                <w:sz w:val="20"/>
+                <w:szCs w:val="20"/>
+              </w:rPr>
+              <w:t xml:space="preserve">  </w:t>
+            </w:r>
+            <w:proofErr w:type="spellStart"/>
+            <w:r>
+              <w:rPr>
+                <w:rFonts w:cstheme="minorHAnsi"/>
+                <w:sz w:val="20"/>
+                <w:szCs w:val="20"/>
+              </w:rPr>
+              <w:t>const</w:t>
+            </w:r>
+            <w:proofErr w:type="spellEnd"/>
+            <w:r>
+              <w:rPr>
+                <w:rFonts w:cstheme="minorHAnsi"/>
+                <w:sz w:val="20"/>
+                <w:szCs w:val="20"/>
+              </w:rPr>
+              <w:t xml:space="preserve"> </w:t>
+            </w:r>
+            <w:r>
+              <w:rPr>
+                <w:rFonts w:cstheme="minorHAnsi"/>
+                <w:b/>
+                <w:bCs/>
+                <w:sz w:val="20"/>
+                <w:szCs w:val="20"/>
+                <w:highlight w:val="yellow"/>
+              </w:rPr>
+              <w:t>headers123</w:t>
+            </w:r>
+            <w:r>
+              <w:rPr>
+                <w:rFonts w:cstheme="minorHAnsi"/>
+                <w:sz w:val="20"/>
+                <w:szCs w:val="20"/>
+              </w:rPr>
+              <w:t xml:space="preserve"> = new </w:t>
+            </w:r>
+            <w:proofErr w:type="spellStart"/>
+            <w:proofErr w:type="gramStart"/>
+            <w:r>
+              <w:rPr>
+                <w:rFonts w:cstheme="minorHAnsi"/>
+                <w:sz w:val="20"/>
+                <w:szCs w:val="20"/>
+              </w:rPr>
+              <w:t>HttpHeaders</w:t>
+            </w:r>
+            <w:proofErr w:type="spellEnd"/>
+            <w:r>
+              <w:rPr>
+                <w:rFonts w:cstheme="minorHAnsi"/>
+                <w:sz w:val="20"/>
+                <w:szCs w:val="20"/>
+              </w:rPr>
+              <w:t>(</w:t>
+            </w:r>
+            <w:proofErr w:type="gramEnd"/>
+            <w:r>
+              <w:rPr>
+                <w:rFonts w:cstheme="minorHAnsi"/>
+                <w:sz w:val="20"/>
+                <w:szCs w:val="20"/>
+              </w:rPr>
+              <w:t>)</w:t>
+            </w:r>
+          </w:p>
+          <w:p>
+            <w:pPr>
+              <w:rPr>
+                <w:rFonts w:cstheme="minorHAnsi"/>
+                <w:sz w:val="20"/>
+                <w:szCs w:val="20"/>
+              </w:rPr>
+            </w:pPr>
+            <w:r>
+              <w:rPr>
+                <w:rFonts w:cstheme="minorHAnsi"/>
+                <w:sz w:val="20"/>
+                <w:szCs w:val="20"/>
+              </w:rPr>
+              <w:t xml:space="preserve">    </w:t>
+            </w:r>
+            <w:proofErr w:type="gramStart"/>
+            <w:r>
+              <w:rPr>
+                <w:rFonts w:cstheme="minorHAnsi"/>
+                <w:sz w:val="20"/>
+                <w:szCs w:val="20"/>
+              </w:rPr>
+              <w:t>.set</w:t>
+            </w:r>
+            <w:proofErr w:type="gramEnd"/>
+            <w:r>
+              <w:rPr>
+                <w:rFonts w:cstheme="minorHAnsi"/>
+                <w:sz w:val="20"/>
+                <w:szCs w:val="20"/>
+              </w:rPr>
+              <w:t>('Authorization', 'Bearer my-token');</w:t>
+            </w:r>
+          </w:p>
+          <w:p>
+            <w:pPr>
+              <w:rPr>
+                <w:rFonts w:cstheme="minorHAnsi"/>
+                <w:sz w:val="20"/>
+                <w:szCs w:val="20"/>
+              </w:rPr>
+            </w:pPr>
+          </w:p>
+          <w:p>
+            <w:pPr>
+              <w:rPr>
+                <w:rFonts w:cstheme="minorHAnsi"/>
+                <w:sz w:val="20"/>
+                <w:szCs w:val="20"/>
+              </w:rPr>
+            </w:pPr>
+            <w:r>
+              <w:rPr>
+                <w:rFonts w:cstheme="minorHAnsi"/>
+                <w:sz w:val="20"/>
+                <w:szCs w:val="20"/>
+              </w:rPr>
+              <w:t xml:space="preserve">  return </w:t>
+            </w:r>
+            <w:proofErr w:type="spellStart"/>
+            <w:proofErr w:type="gramStart"/>
+            <w:r>
+              <w:rPr>
+                <w:rFonts w:cstheme="minorHAnsi"/>
+                <w:sz w:val="20"/>
+                <w:szCs w:val="20"/>
+              </w:rPr>
+              <w:t>this.http.get</w:t>
+            </w:r>
+            <w:proofErr w:type="spellEnd"/>
+            <w:r>
+              <w:rPr>
+                <w:rFonts w:cstheme="minorHAnsi"/>
+                <w:sz w:val="20"/>
+                <w:szCs w:val="20"/>
+              </w:rPr>
+              <w:t>(</w:t>
+            </w:r>
+            <w:proofErr w:type="gramEnd"/>
+          </w:p>
+          <w:p>
+            <w:pPr>
+              <w:rPr>
+                <w:rFonts w:cstheme="minorHAnsi"/>
+                <w:sz w:val="20"/>
+                <w:szCs w:val="20"/>
+              </w:rPr>
+            </w:pPr>
+            <w:r>
+              <w:rPr>
+                <w:rFonts w:cstheme="minorHAnsi"/>
+                <w:sz w:val="20"/>
+                <w:szCs w:val="20"/>
+              </w:rPr>
+              <w:t xml:space="preserve">    'http://localhost:8080/employees',</w:t>
+            </w:r>
+          </w:p>
+          <w:p>
+            <w:pPr>
+              <w:rPr>
+                <w:rFonts w:cstheme="minorHAnsi"/>
+                <w:sz w:val="20"/>
+                <w:szCs w:val="20"/>
+              </w:rPr>
+            </w:pPr>
+            <w:r>
+              <w:rPr>
+                <w:rFonts w:cstheme="minorHAnsi"/>
+                <w:sz w:val="20"/>
+                <w:szCs w:val="20"/>
+              </w:rPr>
+              <w:t xml:space="preserve">    {</w:t>
+            </w:r>
+          </w:p>
+          <w:p>
+            <w:pPr>
+              <w:rPr>
+                <w:rFonts w:cstheme="minorHAnsi"/>
+                <w:sz w:val="20"/>
+                <w:szCs w:val="20"/>
+              </w:rPr>
+            </w:pPr>
+            <w:r>
+              <w:rPr>
+                <w:rFonts w:cstheme="minorHAnsi"/>
+                <w:sz w:val="20"/>
+                <w:szCs w:val="20"/>
+              </w:rPr>
+              <w:t xml:space="preserve">     </w:t>
+            </w:r>
+            <w:r>
+              <w:rPr>
+                <w:rFonts w:cstheme="minorHAnsi"/>
+                <w:b/>
+                <w:bCs/>
+                <w:sz w:val="20"/>
+                <w:szCs w:val="20"/>
+                <w:highlight w:val="green"/>
+              </w:rPr>
+              <w:t>params</w:t>
+            </w:r>
+            <w:r>
+              <w:rPr>
+                <w:rFonts w:cstheme="minorHAnsi"/>
+                <w:sz w:val="20"/>
+                <w:szCs w:val="20"/>
+                <w:highlight w:val="green"/>
+              </w:rPr>
+              <w:t>:</w:t>
+            </w:r>
+            <w:r>
+              <w:rPr>
+                <w:rFonts w:cstheme="minorHAnsi"/>
+                <w:sz w:val="20"/>
+                <w:szCs w:val="20"/>
+              </w:rPr>
+              <w:t xml:space="preserve"> </w:t>
+            </w:r>
+            <w:r>
+              <w:rPr>
+                <w:rFonts w:cstheme="minorHAnsi"/>
+                <w:b/>
+                <w:bCs/>
+                <w:sz w:val="20"/>
+                <w:szCs w:val="20"/>
+                <w:highlight w:val="yellow"/>
+              </w:rPr>
+              <w:t>params123</w:t>
+            </w:r>
+            <w:r>
+              <w:rPr>
+                <w:rFonts w:cstheme="minorHAnsi"/>
+                <w:sz w:val="20"/>
+                <w:szCs w:val="20"/>
+              </w:rPr>
+              <w:t>,</w:t>
+            </w:r>
+          </w:p>
+          <w:p>
+            <w:pPr>
+              <w:rPr>
+                <w:rFonts w:cstheme="minorHAnsi"/>
+                <w:b/>
+                <w:bCs/>
+                <w:sz w:val="20"/>
+                <w:szCs w:val="20"/>
+              </w:rPr>
+            </w:pPr>
+            <w:r>
+              <w:rPr>
+                <w:rFonts w:cstheme="minorHAnsi"/>
+                <w:sz w:val="20"/>
+                <w:szCs w:val="20"/>
+              </w:rPr>
+              <w:t xml:space="preserve">    </w:t>
+            </w:r>
+            <w:proofErr w:type="gramStart"/>
+            <w:r>
+              <w:rPr>
+                <w:rFonts w:cstheme="minorHAnsi"/>
+                <w:b/>
+                <w:bCs/>
+                <w:sz w:val="20"/>
+                <w:szCs w:val="20"/>
+                <w:highlight w:val="green"/>
+              </w:rPr>
+              <w:t>headers</w:t>
+            </w:r>
+            <w:r>
+              <w:rPr>
+                <w:rFonts w:cstheme="minorHAnsi"/>
+                <w:sz w:val="20"/>
+                <w:szCs w:val="20"/>
+              </w:rPr>
+              <w:t>:</w:t>
+            </w:r>
+            <w:r>
+              <w:rPr>
+                <w:rFonts w:cstheme="minorHAnsi"/>
+                <w:b/>
+                <w:bCs/>
+                <w:sz w:val="20"/>
+                <w:szCs w:val="20"/>
+                <w:highlight w:val="yellow"/>
+              </w:rPr>
+              <w:t>headers</w:t>
+            </w:r>
+            <w:proofErr w:type="gramEnd"/>
+            <w:r>
+              <w:rPr>
+                <w:rFonts w:cstheme="minorHAnsi"/>
+                <w:b/>
+                <w:bCs/>
+                <w:sz w:val="20"/>
+                <w:szCs w:val="20"/>
+                <w:highlight w:val="yellow"/>
+              </w:rPr>
+              <w:t>123</w:t>
+            </w:r>
+          </w:p>
+          <w:p>
+            <w:pPr>
+              <w:rPr>
+                <w:rFonts w:cstheme="minorHAnsi"/>
+                <w:sz w:val="20"/>
+                <w:szCs w:val="20"/>
+              </w:rPr>
+            </w:pPr>
+            <w:r>
+              <w:rPr>
+                <w:rFonts w:cstheme="minorHAnsi"/>
+                <w:sz w:val="20"/>
+                <w:szCs w:val="20"/>
+              </w:rPr>
+              <w:t xml:space="preserve">    }</w:t>
+            </w:r>
+          </w:p>
+        </w:tc>
+      </w:tr>
+    </w:tbl>
     <w:p>
       <w:pPr>
         <w:spacing w:after="0" w:line="240" w:lineRule="auto"/>
@@ -40307,6 +43825,7 @@
           <w:b/>
           <w:bCs/>
         </w:rPr>
+        <w:lastRenderedPageBreak/>
         <w:t xml:space="preserve">Best Practice </w:t>
       </w:r>
       <w:r>
@@ -40384,11 +43903,15 @@
             <w:pPr>
               <w:rPr>
                 <w:rFonts w:cstheme="minorHAnsi"/>
-              </w:rPr>
-            </w:pPr>
-            <w:r>
-              <w:rPr>
-                <w:rFonts w:cstheme="minorHAnsi"/>
+                <w:sz w:val="18"/>
+                <w:szCs w:val="18"/>
+              </w:rPr>
+            </w:pPr>
+            <w:r>
+              <w:rPr>
+                <w:rFonts w:cstheme="minorHAnsi"/>
+                <w:sz w:val="18"/>
+                <w:szCs w:val="18"/>
               </w:rPr>
               <w:t>@</w:t>
             </w:r>
@@ -40396,6 +43919,8 @@
             <w:r>
               <w:rPr>
                 <w:rFonts w:cstheme="minorHAnsi"/>
+                <w:sz w:val="18"/>
+                <w:szCs w:val="18"/>
               </w:rPr>
               <w:t>Injectable(</w:t>
             </w:r>
@@ -40403,6 +43928,8 @@
             <w:r>
               <w:rPr>
                 <w:rFonts w:cstheme="minorHAnsi"/>
+                <w:sz w:val="18"/>
+                <w:szCs w:val="18"/>
               </w:rPr>
               <w:t>)</w:t>
             </w:r>
@@ -40411,11 +43938,15 @@
             <w:pPr>
               <w:rPr>
                 <w:rFonts w:cstheme="minorHAnsi"/>
-              </w:rPr>
-            </w:pPr>
-            <w:r>
-              <w:rPr>
-                <w:rFonts w:cstheme="minorHAnsi"/>
+                <w:sz w:val="18"/>
+                <w:szCs w:val="18"/>
+              </w:rPr>
+            </w:pPr>
+            <w:r>
+              <w:rPr>
+                <w:rFonts w:cstheme="minorHAnsi"/>
+                <w:sz w:val="18"/>
+                <w:szCs w:val="18"/>
               </w:rPr>
               <w:t xml:space="preserve">export class </w:t>
             </w:r>
@@ -40423,6 +43954,8 @@
             <w:r>
               <w:rPr>
                 <w:rFonts w:cstheme="minorHAnsi"/>
+                <w:sz w:val="18"/>
+                <w:szCs w:val="18"/>
               </w:rPr>
               <w:t>AuthInterceptor</w:t>
             </w:r>
@@ -40430,6 +43963,8 @@
             <w:r>
               <w:rPr>
                 <w:rFonts w:cstheme="minorHAnsi"/>
+                <w:sz w:val="18"/>
+                <w:szCs w:val="18"/>
               </w:rPr>
               <w:t xml:space="preserve"> implements </w:t>
             </w:r>
@@ -40437,6 +43972,8 @@
             <w:r>
               <w:rPr>
                 <w:rFonts w:cstheme="minorHAnsi"/>
+                <w:sz w:val="18"/>
+                <w:szCs w:val="18"/>
               </w:rPr>
               <w:t>HttpInterceptor</w:t>
             </w:r>
@@ -40444,6 +43981,8 @@
             <w:r>
               <w:rPr>
                 <w:rFonts w:cstheme="minorHAnsi"/>
+                <w:sz w:val="18"/>
+                <w:szCs w:val="18"/>
               </w:rPr>
               <w:t xml:space="preserve"> {</w:t>
             </w:r>
@@ -40452,11 +43991,15 @@
             <w:pPr>
               <w:rPr>
                 <w:rFonts w:cstheme="minorHAnsi"/>
-              </w:rPr>
-            </w:pPr>
-            <w:r>
-              <w:rPr>
-                <w:rFonts w:cstheme="minorHAnsi"/>
+                <w:sz w:val="18"/>
+                <w:szCs w:val="18"/>
+              </w:rPr>
+            </w:pPr>
+            <w:r>
+              <w:rPr>
+                <w:rFonts w:cstheme="minorHAnsi"/>
+                <w:sz w:val="18"/>
+                <w:szCs w:val="18"/>
               </w:rPr>
               <w:t xml:space="preserve">  </w:t>
             </w:r>
@@ -40464,6 +44007,8 @@
             <w:r>
               <w:rPr>
                 <w:rFonts w:cstheme="minorHAnsi"/>
+                <w:sz w:val="18"/>
+                <w:szCs w:val="18"/>
               </w:rPr>
               <w:t>intercept(</w:t>
             </w:r>
@@ -40472,6 +44017,8 @@
             <w:r>
               <w:rPr>
                 <w:rFonts w:cstheme="minorHAnsi"/>
+                <w:sz w:val="18"/>
+                <w:szCs w:val="18"/>
               </w:rPr>
               <w:t>req</w:t>
             </w:r>
@@ -40479,6 +44026,8 @@
             <w:r>
               <w:rPr>
                 <w:rFonts w:cstheme="minorHAnsi"/>
+                <w:sz w:val="18"/>
+                <w:szCs w:val="18"/>
               </w:rPr>
               <w:t xml:space="preserve">: </w:t>
             </w:r>
@@ -40486,6 +44035,8 @@
             <w:r>
               <w:rPr>
                 <w:rFonts w:cstheme="minorHAnsi"/>
+                <w:sz w:val="18"/>
+                <w:szCs w:val="18"/>
               </w:rPr>
               <w:t>HttpRequest</w:t>
             </w:r>
@@ -40493,6 +44044,8 @@
             <w:r>
               <w:rPr>
                 <w:rFonts w:cstheme="minorHAnsi"/>
+                <w:sz w:val="18"/>
+                <w:szCs w:val="18"/>
               </w:rPr>
               <w:t xml:space="preserve">&lt;any&gt;, next: </w:t>
             </w:r>
@@ -40500,6 +44053,8 @@
             <w:r>
               <w:rPr>
                 <w:rFonts w:cstheme="minorHAnsi"/>
+                <w:sz w:val="18"/>
+                <w:szCs w:val="18"/>
               </w:rPr>
               <w:t>HttpHandler</w:t>
             </w:r>
@@ -40507,6 +44062,8 @@
             <w:r>
               <w:rPr>
                 <w:rFonts w:cstheme="minorHAnsi"/>
+                <w:sz w:val="18"/>
+                <w:szCs w:val="18"/>
               </w:rPr>
               <w:t>) {</w:t>
             </w:r>
@@ -40515,11 +44072,15 @@
             <w:pPr>
               <w:rPr>
                 <w:rFonts w:cstheme="minorHAnsi"/>
-              </w:rPr>
-            </w:pPr>
-            <w:r>
-              <w:rPr>
-                <w:rFonts w:cstheme="minorHAnsi"/>
+                <w:sz w:val="18"/>
+                <w:szCs w:val="18"/>
+              </w:rPr>
+            </w:pPr>
+            <w:r>
+              <w:rPr>
+                <w:rFonts w:cstheme="minorHAnsi"/>
+                <w:sz w:val="18"/>
+                <w:szCs w:val="18"/>
               </w:rPr>
               <w:t xml:space="preserve">    </w:t>
             </w:r>
@@ -40527,6 +44088,8 @@
             <w:r>
               <w:rPr>
                 <w:rFonts w:cstheme="minorHAnsi"/>
+                <w:sz w:val="18"/>
+                <w:szCs w:val="18"/>
               </w:rPr>
               <w:t>const</w:t>
             </w:r>
@@ -40534,6 +44097,8 @@
             <w:r>
               <w:rPr>
                 <w:rFonts w:cstheme="minorHAnsi"/>
+                <w:sz w:val="18"/>
+                <w:szCs w:val="18"/>
               </w:rPr>
               <w:t xml:space="preserve"> token = </w:t>
             </w:r>
@@ -40541,6 +44106,8 @@
             <w:r>
               <w:rPr>
                 <w:rFonts w:cstheme="minorHAnsi"/>
+                <w:sz w:val="18"/>
+                <w:szCs w:val="18"/>
               </w:rPr>
               <w:t>localStorage.getItem</w:t>
             </w:r>
@@ -40548,6 +44115,8 @@
             <w:r>
               <w:rPr>
                 <w:rFonts w:cstheme="minorHAnsi"/>
+                <w:sz w:val="18"/>
+                <w:szCs w:val="18"/>
               </w:rPr>
               <w:t>('token');</w:t>
             </w:r>
@@ -40556,18 +44125,15 @@
             <w:pPr>
               <w:rPr>
                 <w:rFonts w:cstheme="minorHAnsi"/>
-              </w:rPr>
-            </w:pPr>
-          </w:p>
-          <w:p>
-            <w:pPr>
-              <w:rPr>
-                <w:rFonts w:cstheme="minorHAnsi"/>
-              </w:rPr>
-            </w:pPr>
-            <w:r>
-              <w:rPr>
-                <w:rFonts w:cstheme="minorHAnsi"/>
+                <w:sz w:val="18"/>
+                <w:szCs w:val="18"/>
+              </w:rPr>
+            </w:pPr>
+            <w:r>
+              <w:rPr>
+                <w:rFonts w:cstheme="minorHAnsi"/>
+                <w:sz w:val="18"/>
+                <w:szCs w:val="18"/>
               </w:rPr>
               <w:t xml:space="preserve">    </w:t>
             </w:r>
@@ -40575,6 +44141,8 @@
             <w:r>
               <w:rPr>
                 <w:rFonts w:cstheme="minorHAnsi"/>
+                <w:sz w:val="18"/>
+                <w:szCs w:val="18"/>
               </w:rPr>
               <w:t>const</w:t>
             </w:r>
@@ -40582,6 +44150,8 @@
             <w:r>
               <w:rPr>
                 <w:rFonts w:cstheme="minorHAnsi"/>
+                <w:sz w:val="18"/>
+                <w:szCs w:val="18"/>
               </w:rPr>
               <w:t xml:space="preserve"> </w:t>
             </w:r>
@@ -40589,6 +44159,8 @@
             <w:r>
               <w:rPr>
                 <w:rFonts w:cstheme="minorHAnsi"/>
+                <w:sz w:val="18"/>
+                <w:szCs w:val="18"/>
               </w:rPr>
               <w:t>authReq</w:t>
             </w:r>
@@ -40596,6 +44168,8 @@
             <w:r>
               <w:rPr>
                 <w:rFonts w:cstheme="minorHAnsi"/>
+                <w:sz w:val="18"/>
+                <w:szCs w:val="18"/>
               </w:rPr>
               <w:t xml:space="preserve"> = </w:t>
             </w:r>
@@ -40604,6 +44178,8 @@
             <w:r>
               <w:rPr>
                 <w:rFonts w:cstheme="minorHAnsi"/>
+                <w:sz w:val="18"/>
+                <w:szCs w:val="18"/>
               </w:rPr>
               <w:t>req.clone</w:t>
             </w:r>
@@ -40612,6 +44188,8 @@
             <w:r>
               <w:rPr>
                 <w:rFonts w:cstheme="minorHAnsi"/>
+                <w:sz w:val="18"/>
+                <w:szCs w:val="18"/>
               </w:rPr>
               <w:t>({</w:t>
             </w:r>
@@ -40620,11 +44198,15 @@
             <w:pPr>
               <w:rPr>
                 <w:rFonts w:cstheme="minorHAnsi"/>
-              </w:rPr>
-            </w:pPr>
-            <w:r>
-              <w:rPr>
-                <w:rFonts w:cstheme="minorHAnsi"/>
+                <w:sz w:val="18"/>
+                <w:szCs w:val="18"/>
+              </w:rPr>
+            </w:pPr>
+            <w:r>
+              <w:rPr>
+                <w:rFonts w:cstheme="minorHAnsi"/>
+                <w:sz w:val="18"/>
+                <w:szCs w:val="18"/>
               </w:rPr>
               <w:t xml:space="preserve">      </w:t>
             </w:r>
@@ -40632,6 +44214,8 @@
             <w:r>
               <w:rPr>
                 <w:rFonts w:cstheme="minorHAnsi"/>
+                <w:sz w:val="18"/>
+                <w:szCs w:val="18"/>
               </w:rPr>
               <w:t>setHeaders</w:t>
             </w:r>
@@ -40639,6 +44223,8 @@
             <w:r>
               <w:rPr>
                 <w:rFonts w:cstheme="minorHAnsi"/>
+                <w:sz w:val="18"/>
+                <w:szCs w:val="18"/>
               </w:rPr>
               <w:t>: {</w:t>
             </w:r>
@@ -40647,11 +44233,15 @@
             <w:pPr>
               <w:rPr>
                 <w:rFonts w:cstheme="minorHAnsi"/>
-              </w:rPr>
-            </w:pPr>
-            <w:r>
-              <w:rPr>
-                <w:rFonts w:cstheme="minorHAnsi"/>
+                <w:sz w:val="18"/>
+                <w:szCs w:val="18"/>
+              </w:rPr>
+            </w:pPr>
+            <w:r>
+              <w:rPr>
+                <w:rFonts w:cstheme="minorHAnsi"/>
+                <w:sz w:val="18"/>
+                <w:szCs w:val="18"/>
               </w:rPr>
               <w:t xml:space="preserve">        Authorization: `Bearer ${token}`</w:t>
             </w:r>
@@ -40660,11 +44250,15 @@
             <w:pPr>
               <w:rPr>
                 <w:rFonts w:cstheme="minorHAnsi"/>
-              </w:rPr>
-            </w:pPr>
-            <w:r>
-              <w:rPr>
-                <w:rFonts w:cstheme="minorHAnsi"/>
+                <w:sz w:val="18"/>
+                <w:szCs w:val="18"/>
+              </w:rPr>
+            </w:pPr>
+            <w:r>
+              <w:rPr>
+                <w:rFonts w:cstheme="minorHAnsi"/>
+                <w:sz w:val="18"/>
+                <w:szCs w:val="18"/>
               </w:rPr>
               <w:t xml:space="preserve">      }</w:t>
             </w:r>
@@ -40673,11 +44267,15 @@
             <w:pPr>
               <w:rPr>
                 <w:rFonts w:cstheme="minorHAnsi"/>
-              </w:rPr>
-            </w:pPr>
-            <w:r>
-              <w:rPr>
-                <w:rFonts w:cstheme="minorHAnsi"/>
+                <w:sz w:val="18"/>
+                <w:szCs w:val="18"/>
+              </w:rPr>
+            </w:pPr>
+            <w:r>
+              <w:rPr>
+                <w:rFonts w:cstheme="minorHAnsi"/>
+                <w:sz w:val="18"/>
+                <w:szCs w:val="18"/>
               </w:rPr>
               <w:t xml:space="preserve">    });</w:t>
             </w:r>
@@ -40686,18 +44284,15 @@
             <w:pPr>
               <w:rPr>
                 <w:rFonts w:cstheme="minorHAnsi"/>
-              </w:rPr>
-            </w:pPr>
-          </w:p>
-          <w:p>
-            <w:pPr>
-              <w:rPr>
-                <w:rFonts w:cstheme="minorHAnsi"/>
-              </w:rPr>
-            </w:pPr>
-            <w:r>
-              <w:rPr>
-                <w:rFonts w:cstheme="minorHAnsi"/>
+                <w:sz w:val="18"/>
+                <w:szCs w:val="18"/>
+              </w:rPr>
+            </w:pPr>
+            <w:r>
+              <w:rPr>
+                <w:rFonts w:cstheme="minorHAnsi"/>
+                <w:sz w:val="18"/>
+                <w:szCs w:val="18"/>
               </w:rPr>
               <w:t xml:space="preserve">    return </w:t>
             </w:r>
@@ -40706,6 +44301,8 @@
             <w:r>
               <w:rPr>
                 <w:rFonts w:cstheme="minorHAnsi"/>
+                <w:sz w:val="18"/>
+                <w:szCs w:val="18"/>
               </w:rPr>
               <w:t>next.handle</w:t>
             </w:r>
@@ -40714,6 +44311,8 @@
             <w:r>
               <w:rPr>
                 <w:rFonts w:cstheme="minorHAnsi"/>
+                <w:sz w:val="18"/>
+                <w:szCs w:val="18"/>
               </w:rPr>
               <w:t>(</w:t>
             </w:r>
@@ -40721,6 +44320,8 @@
             <w:r>
               <w:rPr>
                 <w:rFonts w:cstheme="minorHAnsi"/>
+                <w:sz w:val="18"/>
+                <w:szCs w:val="18"/>
               </w:rPr>
               <w:t>authReq</w:t>
             </w:r>
@@ -40728,6 +44329,8 @@
             <w:r>
               <w:rPr>
                 <w:rFonts w:cstheme="minorHAnsi"/>
+                <w:sz w:val="18"/>
+                <w:szCs w:val="18"/>
               </w:rPr>
               <w:t>);</w:t>
             </w:r>
@@ -40736,11 +44339,15 @@
             <w:pPr>
               <w:rPr>
                 <w:rFonts w:cstheme="minorHAnsi"/>
-              </w:rPr>
-            </w:pPr>
-            <w:r>
-              <w:rPr>
-                <w:rFonts w:cstheme="minorHAnsi"/>
+                <w:sz w:val="18"/>
+                <w:szCs w:val="18"/>
+              </w:rPr>
+            </w:pPr>
+            <w:r>
+              <w:rPr>
+                <w:rFonts w:cstheme="minorHAnsi"/>
+                <w:sz w:val="18"/>
+                <w:szCs w:val="18"/>
               </w:rPr>
               <w:t xml:space="preserve">  }</w:t>
             </w:r>
@@ -40749,11 +44356,15 @@
             <w:pPr>
               <w:rPr>
                 <w:rFonts w:cstheme="minorHAnsi"/>
-              </w:rPr>
-            </w:pPr>
-            <w:r>
-              <w:rPr>
-                <w:rFonts w:cstheme="minorHAnsi"/>
+                <w:sz w:val="18"/>
+                <w:szCs w:val="18"/>
+              </w:rPr>
+            </w:pPr>
+            <w:r>
+              <w:rPr>
+                <w:rFonts w:cstheme="minorHAnsi"/>
+                <w:sz w:val="18"/>
+                <w:szCs w:val="18"/>
               </w:rPr>
               <w:t>}</w:t>
             </w:r>
@@ -40774,421 +44385,2126 @@
         <w:spacing w:after="0" w:line="240" w:lineRule="auto"/>
         <w:rPr>
           <w:rFonts w:cstheme="minorHAnsi"/>
-        </w:rPr>
-      </w:pPr>
-    </w:p>
-    <w:p>
-      <w:pPr>
-        <w:spacing w:after="0" w:line="240" w:lineRule="auto"/>
-        <w:rPr>
-          <w:rFonts w:cstheme="minorHAnsi"/>
-        </w:rPr>
-      </w:pPr>
-    </w:p>
-    <w:p>
-      <w:pPr>
-        <w:spacing w:after="0" w:line="240" w:lineRule="auto"/>
-        <w:rPr>
-          <w:rFonts w:cstheme="minorHAnsi"/>
-        </w:rPr>
-      </w:pPr>
-    </w:p>
-    <w:p>
-      <w:pPr>
-        <w:spacing w:after="0" w:line="240" w:lineRule="auto"/>
-        <w:rPr>
-          <w:rFonts w:cstheme="minorHAnsi"/>
-        </w:rPr>
-      </w:pPr>
-    </w:p>
-    <w:p>
-      <w:pPr>
-        <w:spacing w:after="0" w:line="240" w:lineRule="auto"/>
-        <w:rPr>
-          <w:rFonts w:cstheme="minorHAnsi"/>
-        </w:rPr>
-      </w:pPr>
-    </w:p>
-    <w:p>
-      <w:pPr>
-        <w:spacing w:after="0" w:line="240" w:lineRule="auto"/>
-        <w:rPr>
-          <w:rFonts w:cstheme="minorHAnsi"/>
-        </w:rPr>
-      </w:pPr>
-    </w:p>
-    <w:p>
-      <w:pPr>
-        <w:spacing w:after="0" w:line="240" w:lineRule="auto"/>
-        <w:rPr>
-          <w:rFonts w:cstheme="minorHAnsi"/>
-        </w:rPr>
-      </w:pPr>
-    </w:p>
-    <w:p>
-      <w:pPr>
-        <w:spacing w:after="0" w:line="240" w:lineRule="auto"/>
-        <w:rPr>
-          <w:rFonts w:cstheme="minorHAnsi"/>
-        </w:rPr>
-      </w:pPr>
-    </w:p>
-    <w:p>
-      <w:pPr>
-        <w:spacing w:after="0" w:line="240" w:lineRule="auto"/>
-        <w:rPr>
-          <w:rFonts w:cstheme="minorHAnsi"/>
-        </w:rPr>
-      </w:pPr>
-    </w:p>
-    <w:p>
-      <w:pPr>
-        <w:spacing w:after="0" w:line="240" w:lineRule="auto"/>
-        <w:rPr>
-          <w:rFonts w:cstheme="minorHAnsi"/>
-        </w:rPr>
-      </w:pPr>
-    </w:p>
-    <w:p>
-      <w:pPr>
-        <w:spacing w:after="0" w:line="240" w:lineRule="auto"/>
-        <w:rPr>
-          <w:rFonts w:cstheme="minorHAnsi"/>
-        </w:rPr>
-      </w:pPr>
-    </w:p>
-    <w:p>
-      <w:pPr>
-        <w:spacing w:after="0" w:line="240" w:lineRule="auto"/>
-        <w:rPr>
-          <w:rFonts w:cstheme="minorHAnsi"/>
-        </w:rPr>
-      </w:pPr>
-    </w:p>
-    <w:p>
-      <w:pPr>
-        <w:spacing w:after="0" w:line="240" w:lineRule="auto"/>
-        <w:rPr>
-          <w:rFonts w:cstheme="minorHAnsi"/>
-        </w:rPr>
-      </w:pPr>
-    </w:p>
-    <w:p>
-      <w:pPr>
-        <w:spacing w:after="0" w:line="240" w:lineRule="auto"/>
-        <w:rPr>
-          <w:rFonts w:cstheme="minorHAnsi"/>
-        </w:rPr>
-      </w:pPr>
-    </w:p>
-    <w:p>
-      <w:pPr>
-        <w:spacing w:after="0" w:line="240" w:lineRule="auto"/>
-        <w:rPr>
-          <w:rFonts w:cstheme="minorHAnsi"/>
-        </w:rPr>
-      </w:pPr>
-    </w:p>
-    <w:p>
-      <w:pPr>
-        <w:spacing w:after="0" w:line="240" w:lineRule="auto"/>
-        <w:rPr>
-          <w:rFonts w:cstheme="minorHAnsi"/>
-        </w:rPr>
-      </w:pPr>
-    </w:p>
-    <w:p>
-      <w:pPr>
-        <w:spacing w:after="0" w:line="240" w:lineRule="auto"/>
-        <w:rPr>
-          <w:rFonts w:cstheme="minorHAnsi"/>
-        </w:rPr>
-      </w:pPr>
-    </w:p>
-    <w:p>
-      <w:pPr>
-        <w:spacing w:after="0" w:line="240" w:lineRule="auto"/>
-        <w:rPr>
-          <w:rFonts w:cstheme="minorHAnsi"/>
-        </w:rPr>
-      </w:pPr>
-    </w:p>
-    <w:p>
-      <w:pPr>
-        <w:spacing w:after="0" w:line="240" w:lineRule="auto"/>
-        <w:rPr>
-          <w:rFonts w:cstheme="minorHAnsi"/>
-        </w:rPr>
-      </w:pPr>
-    </w:p>
-    <w:p>
-      <w:pPr>
-        <w:spacing w:after="0" w:line="240" w:lineRule="auto"/>
-        <w:rPr>
-          <w:rFonts w:cstheme="minorHAnsi"/>
-        </w:rPr>
-      </w:pPr>
-    </w:p>
-    <w:p>
-      <w:pPr>
-        <w:spacing w:after="0" w:line="240" w:lineRule="auto"/>
-        <w:rPr>
-          <w:rFonts w:cstheme="minorHAnsi"/>
-        </w:rPr>
-      </w:pPr>
-    </w:p>
-    <w:p>
-      <w:pPr>
-        <w:spacing w:after="0" w:line="240" w:lineRule="auto"/>
-        <w:rPr>
-          <w:rFonts w:cstheme="minorHAnsi"/>
-        </w:rPr>
-      </w:pPr>
-    </w:p>
-    <w:p>
-      <w:pPr>
-        <w:spacing w:after="0" w:line="240" w:lineRule="auto"/>
-        <w:rPr>
-          <w:rFonts w:cstheme="minorHAnsi"/>
-        </w:rPr>
-      </w:pPr>
-    </w:p>
-    <w:p>
-      <w:pPr>
-        <w:spacing w:after="0" w:line="240" w:lineRule="auto"/>
-        <w:rPr>
-          <w:rFonts w:cstheme="minorHAnsi"/>
-        </w:rPr>
-      </w:pPr>
-    </w:p>
-    <w:p>
-      <w:pPr>
-        <w:spacing w:after="0" w:line="240" w:lineRule="auto"/>
-        <w:rPr>
-          <w:rFonts w:cstheme="minorHAnsi"/>
-        </w:rPr>
-      </w:pPr>
-    </w:p>
-    <w:p>
-      <w:pPr>
-        <w:spacing w:after="0" w:line="240" w:lineRule="auto"/>
-        <w:rPr>
-          <w:rFonts w:cstheme="minorHAnsi"/>
-        </w:rPr>
-      </w:pPr>
-    </w:p>
-    <w:p>
-      <w:pPr>
-        <w:spacing w:after="0" w:line="240" w:lineRule="auto"/>
-        <w:rPr>
-          <w:rFonts w:cstheme="minorHAnsi"/>
-        </w:rPr>
-      </w:pPr>
-    </w:p>
-    <w:p>
-      <w:pPr>
-        <w:spacing w:after="0" w:line="240" w:lineRule="auto"/>
-        <w:rPr>
-          <w:rFonts w:cstheme="minorHAnsi"/>
-        </w:rPr>
-      </w:pPr>
-    </w:p>
-    <w:p>
-      <w:pPr>
-        <w:spacing w:after="0" w:line="240" w:lineRule="auto"/>
-        <w:rPr>
-          <w:rFonts w:cstheme="minorHAnsi"/>
-        </w:rPr>
-      </w:pPr>
-    </w:p>
-    <w:p>
-      <w:pPr>
-        <w:spacing w:after="0" w:line="240" w:lineRule="auto"/>
-        <w:rPr>
-          <w:rFonts w:cstheme="minorHAnsi"/>
-        </w:rPr>
-      </w:pPr>
-    </w:p>
-    <w:p>
-      <w:pPr>
-        <w:spacing w:after="0" w:line="240" w:lineRule="auto"/>
-        <w:rPr>
-          <w:rFonts w:cstheme="minorHAnsi"/>
-        </w:rPr>
-      </w:pPr>
-    </w:p>
-    <w:p>
-      <w:pPr>
-        <w:spacing w:after="0" w:line="240" w:lineRule="auto"/>
-        <w:rPr>
-          <w:rFonts w:cstheme="minorHAnsi"/>
-        </w:rPr>
-      </w:pPr>
-    </w:p>
-    <w:p>
-      <w:pPr>
-        <w:spacing w:after="0" w:line="240" w:lineRule="auto"/>
-        <w:rPr>
-          <w:rFonts w:cstheme="minorHAnsi"/>
-        </w:rPr>
-      </w:pPr>
-    </w:p>
-    <w:p>
-      <w:pPr>
-        <w:spacing w:after="0" w:line="240" w:lineRule="auto"/>
-        <w:rPr>
-          <w:rFonts w:cstheme="minorHAnsi"/>
-        </w:rPr>
-      </w:pPr>
-    </w:p>
-    <w:p>
-      <w:pPr>
-        <w:spacing w:after="0" w:line="240" w:lineRule="auto"/>
-        <w:rPr>
-          <w:rFonts w:cstheme="minorHAnsi"/>
-        </w:rPr>
-      </w:pPr>
-    </w:p>
-    <w:p>
-      <w:pPr>
-        <w:spacing w:after="0" w:line="240" w:lineRule="auto"/>
-        <w:rPr>
-          <w:rFonts w:cstheme="minorHAnsi"/>
-        </w:rPr>
-      </w:pPr>
-    </w:p>
-    <w:p>
-      <w:pPr>
-        <w:spacing w:after="0" w:line="240" w:lineRule="auto"/>
-        <w:rPr>
-          <w:rFonts w:cstheme="minorHAnsi"/>
-        </w:rPr>
-      </w:pPr>
-    </w:p>
-    <w:p>
-      <w:pPr>
-        <w:spacing w:after="0" w:line="240" w:lineRule="auto"/>
-        <w:rPr>
-          <w:rFonts w:cstheme="minorHAnsi"/>
-        </w:rPr>
-      </w:pPr>
-    </w:p>
-    <w:p>
-      <w:pPr>
-        <w:spacing w:after="0" w:line="240" w:lineRule="auto"/>
-        <w:rPr>
-          <w:rFonts w:cstheme="minorHAnsi"/>
-        </w:rPr>
-      </w:pPr>
-    </w:p>
-    <w:p>
-      <w:pPr>
-        <w:spacing w:after="0" w:line="240" w:lineRule="auto"/>
-        <w:rPr>
-          <w:rFonts w:cstheme="minorHAnsi"/>
-        </w:rPr>
-      </w:pPr>
-    </w:p>
-    <w:p>
-      <w:pPr>
-        <w:spacing w:after="0" w:line="240" w:lineRule="auto"/>
-        <w:rPr>
-          <w:rFonts w:cstheme="minorHAnsi"/>
-        </w:rPr>
-      </w:pPr>
-    </w:p>
-    <w:p>
-      <w:pPr>
-        <w:spacing w:after="0" w:line="240" w:lineRule="auto"/>
-        <w:rPr>
-          <w:rFonts w:cstheme="minorHAnsi"/>
-        </w:rPr>
-      </w:pPr>
-    </w:p>
-    <w:p>
-      <w:pPr>
-        <w:spacing w:after="0" w:line="240" w:lineRule="auto"/>
-        <w:rPr>
-          <w:rFonts w:cstheme="minorHAnsi"/>
-        </w:rPr>
-      </w:pPr>
-    </w:p>
-    <w:p>
-      <w:pPr>
-        <w:spacing w:after="0" w:line="240" w:lineRule="auto"/>
-        <w:rPr>
-          <w:rFonts w:cstheme="minorHAnsi"/>
-        </w:rPr>
-      </w:pPr>
-    </w:p>
-    <w:p>
-      <w:pPr>
-        <w:spacing w:after="0" w:line="240" w:lineRule="auto"/>
-        <w:rPr>
-          <w:rFonts w:cstheme="minorHAnsi"/>
-        </w:rPr>
-      </w:pPr>
-    </w:p>
-    <w:p>
-      <w:pPr>
-        <w:spacing w:after="0" w:line="240" w:lineRule="auto"/>
-        <w:rPr>
-          <w:rFonts w:cstheme="minorHAnsi"/>
-        </w:rPr>
-      </w:pPr>
-    </w:p>
-    <w:p>
-      <w:pPr>
-        <w:spacing w:after="0" w:line="240" w:lineRule="auto"/>
-        <w:rPr>
-          <w:rFonts w:cstheme="minorHAnsi"/>
-        </w:rPr>
-      </w:pPr>
-    </w:p>
-    <w:p>
-      <w:pPr>
-        <w:spacing w:after="0" w:line="240" w:lineRule="auto"/>
-        <w:rPr>
-          <w:rFonts w:cstheme="minorHAnsi"/>
-        </w:rPr>
-      </w:pPr>
-    </w:p>
-    <w:p>
-      <w:pPr>
-        <w:spacing w:after="0" w:line="240" w:lineRule="auto"/>
-        <w:rPr>
-          <w:rFonts w:cstheme="minorHAnsi"/>
-        </w:rPr>
-      </w:pPr>
-    </w:p>
-    <w:p>
-      <w:pPr>
-        <w:spacing w:after="0" w:line="240" w:lineRule="auto"/>
-        <w:rPr>
-          <w:rFonts w:cstheme="minorHAnsi"/>
           <w:b/>
           <w:bCs/>
         </w:rPr>
       </w:pPr>
-    </w:p>
-    <w:p>
-      <w:pPr>
-        <w:spacing w:after="0" w:line="240" w:lineRule="auto"/>
+      <w:proofErr w:type="gramStart"/>
+      <w:r>
         <w:rPr>
           <w:rFonts w:cstheme="minorHAnsi"/>
           <w:b/>
           <w:bCs/>
         </w:rPr>
-      </w:pPr>
-    </w:p>
-    <w:p>
-      <w:pPr>
-        <w:spacing w:after="0" w:line="240" w:lineRule="auto"/>
+        <w:t>POST(</w:t>
+      </w:r>
+      <w:proofErr w:type="gramEnd"/>
+      <w:r>
         <w:rPr>
           <w:rFonts w:cstheme="minorHAnsi"/>
           <w:b/>
           <w:bCs/>
         </w:rPr>
+        <w:t>):</w:t>
+      </w:r>
+    </w:p>
+    <w:p>
+      <w:pPr>
+        <w:spacing w:after="0" w:line="240" w:lineRule="auto"/>
+        <w:rPr>
+          <w:rFonts w:cstheme="minorHAnsi"/>
+        </w:rPr>
+      </w:pPr>
+      <w:proofErr w:type="gramStart"/>
+      <w:r>
+        <w:rPr>
+          <w:rFonts w:cstheme="minorHAnsi"/>
+        </w:rPr>
+        <w:t>Post(</w:t>
+      </w:r>
+      <w:proofErr w:type="gramEnd"/>
+      <w:r>
+        <w:rPr>
+          <w:rFonts w:cstheme="minorHAnsi"/>
+        </w:rPr>
+        <w:t xml:space="preserve">) method also similar to </w:t>
+      </w:r>
+      <w:proofErr w:type="gramStart"/>
+      <w:r>
+        <w:rPr>
+          <w:rFonts w:cstheme="minorHAnsi"/>
+        </w:rPr>
+        <w:t>get(</w:t>
+      </w:r>
+      <w:proofErr w:type="gramEnd"/>
+      <w:r>
+        <w:rPr>
+          <w:rFonts w:cstheme="minorHAnsi"/>
+        </w:rPr>
+        <w:t>) method, only the difference is we additionally pass payload.</w:t>
+      </w:r>
+    </w:p>
+    <w:tbl>
+      <w:tblPr>
+        <w:tblStyle w:val="TableGrid"/>
+        <w:tblW w:w="0" w:type="auto"/>
+        <w:tblLook w:val="04A0" w:firstRow="1" w:lastRow="0" w:firstColumn="1" w:lastColumn="0" w:noHBand="0" w:noVBand="1"/>
+      </w:tblPr>
+      <w:tblGrid>
+        <w:gridCol w:w="10456"/>
+      </w:tblGrid>
+      <w:tr>
+        <w:tc>
+          <w:tcPr>
+            <w:tcW w:w="10456" w:type="dxa"/>
+          </w:tcPr>
+          <w:p>
+            <w:pPr>
+              <w:rPr>
+                <w:rFonts w:cstheme="minorHAnsi"/>
+                <w:sz w:val="18"/>
+                <w:szCs w:val="18"/>
+              </w:rPr>
+            </w:pPr>
+          </w:p>
+        </w:tc>
+      </w:tr>
+      <w:tr>
+        <w:tc>
+          <w:tcPr>
+            <w:tcW w:w="10456" w:type="dxa"/>
+          </w:tcPr>
+          <w:p>
+            <w:pPr>
+              <w:rPr>
+                <w:rFonts w:cstheme="minorHAnsi"/>
+                <w:sz w:val="18"/>
+                <w:szCs w:val="18"/>
+              </w:rPr>
+            </w:pPr>
+            <w:proofErr w:type="spellStart"/>
+            <w:proofErr w:type="gramStart"/>
+            <w:r>
+              <w:rPr>
+                <w:rFonts w:cstheme="minorHAnsi"/>
+                <w:sz w:val="18"/>
+                <w:szCs w:val="18"/>
+              </w:rPr>
+              <w:t>saveEmployeeExtended</w:t>
+            </w:r>
+            <w:proofErr w:type="spellEnd"/>
+            <w:r>
+              <w:rPr>
+                <w:rFonts w:cstheme="minorHAnsi"/>
+                <w:sz w:val="18"/>
+                <w:szCs w:val="18"/>
+              </w:rPr>
+              <w:t>(</w:t>
+            </w:r>
+            <w:proofErr w:type="gramEnd"/>
+            <w:r>
+              <w:rPr>
+                <w:rFonts w:cstheme="minorHAnsi"/>
+                <w:sz w:val="18"/>
+                <w:szCs w:val="18"/>
+              </w:rPr>
+              <w:t>) {</w:t>
+            </w:r>
+          </w:p>
+          <w:p>
+            <w:pPr>
+              <w:rPr>
+                <w:rFonts w:cstheme="minorHAnsi"/>
+                <w:sz w:val="18"/>
+                <w:szCs w:val="18"/>
+              </w:rPr>
+            </w:pPr>
+            <w:r>
+              <w:rPr>
+                <w:rFonts w:cstheme="minorHAnsi"/>
+                <w:sz w:val="18"/>
+                <w:szCs w:val="18"/>
+              </w:rPr>
+              <w:t xml:space="preserve">let </w:t>
+            </w:r>
+            <w:proofErr w:type="spellStart"/>
+            <w:r>
+              <w:rPr>
+                <w:rFonts w:cstheme="minorHAnsi"/>
+                <w:sz w:val="18"/>
+                <w:szCs w:val="18"/>
+                <w:highlight w:val="yellow"/>
+              </w:rPr>
+              <w:t>employee</w:t>
+            </w:r>
+            <w:r>
+              <w:rPr>
+                <w:rFonts w:cstheme="minorHAnsi"/>
+                <w:sz w:val="18"/>
+                <w:szCs w:val="18"/>
+                <w:highlight w:val="yellow"/>
+              </w:rPr>
+              <w:t>PayLoadObject</w:t>
+            </w:r>
+            <w:proofErr w:type="spellEnd"/>
+            <w:r>
+              <w:rPr>
+                <w:rFonts w:cstheme="minorHAnsi"/>
+                <w:sz w:val="18"/>
+                <w:szCs w:val="18"/>
+              </w:rPr>
+              <w:t xml:space="preserve">: </w:t>
+            </w:r>
+            <w:proofErr w:type="spellStart"/>
+            <w:r>
+              <w:rPr>
+                <w:rFonts w:cstheme="minorHAnsi"/>
+                <w:sz w:val="18"/>
+                <w:szCs w:val="18"/>
+              </w:rPr>
+              <w:t>EmployeeModel</w:t>
+            </w:r>
+            <w:proofErr w:type="spellEnd"/>
+            <w:r>
+              <w:rPr>
+                <w:rFonts w:cstheme="minorHAnsi"/>
+                <w:sz w:val="18"/>
+                <w:szCs w:val="18"/>
+              </w:rPr>
+              <w:t xml:space="preserve"> = {</w:t>
+            </w:r>
+            <w:proofErr w:type="spellStart"/>
+            <w:r>
+              <w:rPr>
+                <w:rFonts w:cstheme="minorHAnsi"/>
+                <w:sz w:val="18"/>
+                <w:szCs w:val="18"/>
+              </w:rPr>
+              <w:t>empId</w:t>
+            </w:r>
+            <w:proofErr w:type="spellEnd"/>
+            <w:r>
+              <w:rPr>
+                <w:rFonts w:cstheme="minorHAnsi"/>
+                <w:sz w:val="18"/>
+                <w:szCs w:val="18"/>
+              </w:rPr>
+              <w:t xml:space="preserve">: </w:t>
+            </w:r>
+            <w:proofErr w:type="gramStart"/>
+            <w:r>
+              <w:rPr>
+                <w:rFonts w:cstheme="minorHAnsi"/>
+                <w:sz w:val="18"/>
+                <w:szCs w:val="18"/>
+              </w:rPr>
+              <w:t>22,empName</w:t>
+            </w:r>
+            <w:proofErr w:type="gramEnd"/>
+            <w:r>
+              <w:rPr>
+                <w:rFonts w:cstheme="minorHAnsi"/>
+                <w:sz w:val="18"/>
+                <w:szCs w:val="18"/>
+              </w:rPr>
+              <w:t xml:space="preserve">: "Roopak", </w:t>
+            </w:r>
+            <w:proofErr w:type="spellStart"/>
+            <w:r>
+              <w:rPr>
+                <w:rFonts w:cstheme="minorHAnsi"/>
+                <w:sz w:val="18"/>
+                <w:szCs w:val="18"/>
+              </w:rPr>
+              <w:t>empDOJ</w:t>
+            </w:r>
+            <w:proofErr w:type="spellEnd"/>
+            <w:r>
+              <w:rPr>
+                <w:rFonts w:cstheme="minorHAnsi"/>
+                <w:sz w:val="18"/>
+                <w:szCs w:val="18"/>
+              </w:rPr>
+              <w:t>: "01022026</w:t>
+            </w:r>
+            <w:proofErr w:type="gramStart"/>
+            <w:r>
+              <w:rPr>
+                <w:rFonts w:cstheme="minorHAnsi"/>
+                <w:sz w:val="18"/>
+                <w:szCs w:val="18"/>
+              </w:rPr>
+              <w:t xml:space="preserve">",  </w:t>
+            </w:r>
+            <w:proofErr w:type="spellStart"/>
+            <w:r>
+              <w:rPr>
+                <w:rFonts w:cstheme="minorHAnsi"/>
+                <w:sz w:val="18"/>
+                <w:szCs w:val="18"/>
+              </w:rPr>
+              <w:t>empSalary</w:t>
+            </w:r>
+            <w:proofErr w:type="spellEnd"/>
+            <w:proofErr w:type="gramEnd"/>
+            <w:r>
+              <w:rPr>
+                <w:rFonts w:cstheme="minorHAnsi"/>
+                <w:sz w:val="18"/>
+                <w:szCs w:val="18"/>
+              </w:rPr>
+              <w:t xml:space="preserve">: </w:t>
+            </w:r>
+            <w:proofErr w:type="gramStart"/>
+            <w:r>
+              <w:rPr>
+                <w:rFonts w:cstheme="minorHAnsi"/>
+                <w:sz w:val="18"/>
+                <w:szCs w:val="18"/>
+              </w:rPr>
+              <w:t xml:space="preserve">23223,   </w:t>
+            </w:r>
+            <w:proofErr w:type="gramEnd"/>
+            <w:r>
+              <w:rPr>
+                <w:rFonts w:cstheme="minorHAnsi"/>
+                <w:sz w:val="18"/>
+                <w:szCs w:val="18"/>
+              </w:rPr>
+              <w:t xml:space="preserve">   </w:t>
+            </w:r>
+            <w:proofErr w:type="spellStart"/>
+            <w:r>
+              <w:rPr>
+                <w:rFonts w:cstheme="minorHAnsi"/>
+                <w:sz w:val="18"/>
+                <w:szCs w:val="18"/>
+              </w:rPr>
+              <w:t>isPermenentEmp</w:t>
+            </w:r>
+            <w:proofErr w:type="spellEnd"/>
+            <w:r>
+              <w:rPr>
+                <w:rFonts w:cstheme="minorHAnsi"/>
+                <w:sz w:val="18"/>
+                <w:szCs w:val="18"/>
+              </w:rPr>
+              <w:t xml:space="preserve">: false  </w:t>
+            </w:r>
+            <w:proofErr w:type="gramStart"/>
+            <w:r>
+              <w:rPr>
+                <w:rFonts w:cstheme="minorHAnsi"/>
+                <w:sz w:val="18"/>
+                <w:szCs w:val="18"/>
+              </w:rPr>
+              <w:t xml:space="preserve">  }</w:t>
+            </w:r>
+            <w:proofErr w:type="gramEnd"/>
+          </w:p>
+          <w:p>
+            <w:pPr>
+              <w:rPr>
+                <w:rFonts w:cstheme="minorHAnsi"/>
+                <w:sz w:val="18"/>
+                <w:szCs w:val="18"/>
+              </w:rPr>
+            </w:pPr>
+          </w:p>
+          <w:p>
+            <w:pPr>
+              <w:rPr>
+                <w:rFonts w:cstheme="minorHAnsi"/>
+                <w:sz w:val="18"/>
+                <w:szCs w:val="18"/>
+              </w:rPr>
+            </w:pPr>
+            <w:r>
+              <w:rPr>
+                <w:rFonts w:cstheme="minorHAnsi"/>
+                <w:sz w:val="18"/>
+                <w:szCs w:val="18"/>
+              </w:rPr>
+              <w:t xml:space="preserve">    let params = new </w:t>
+            </w:r>
+            <w:proofErr w:type="spellStart"/>
+            <w:proofErr w:type="gramStart"/>
+            <w:r>
+              <w:rPr>
+                <w:rFonts w:cstheme="minorHAnsi"/>
+                <w:sz w:val="18"/>
+                <w:szCs w:val="18"/>
+              </w:rPr>
+              <w:t>HttpParams</w:t>
+            </w:r>
+            <w:proofErr w:type="spellEnd"/>
+            <w:r>
+              <w:rPr>
+                <w:rFonts w:cstheme="minorHAnsi"/>
+                <w:sz w:val="18"/>
+                <w:szCs w:val="18"/>
+              </w:rPr>
+              <w:t>(</w:t>
+            </w:r>
+            <w:proofErr w:type="gramEnd"/>
+            <w:r>
+              <w:rPr>
+                <w:rFonts w:cstheme="minorHAnsi"/>
+                <w:sz w:val="18"/>
+                <w:szCs w:val="18"/>
+              </w:rPr>
+              <w:t>)</w:t>
+            </w:r>
+          </w:p>
+          <w:p>
+            <w:pPr>
+              <w:rPr>
+                <w:rFonts w:cstheme="minorHAnsi"/>
+                <w:sz w:val="18"/>
+                <w:szCs w:val="18"/>
+              </w:rPr>
+            </w:pPr>
+            <w:r>
+              <w:rPr>
+                <w:rFonts w:cstheme="minorHAnsi"/>
+                <w:sz w:val="18"/>
+                <w:szCs w:val="18"/>
+              </w:rPr>
+              <w:t xml:space="preserve">      </w:t>
+            </w:r>
+            <w:proofErr w:type="gramStart"/>
+            <w:r>
+              <w:rPr>
+                <w:rFonts w:cstheme="minorHAnsi"/>
+                <w:sz w:val="18"/>
+                <w:szCs w:val="18"/>
+              </w:rPr>
+              <w:t>.set</w:t>
+            </w:r>
+            <w:proofErr w:type="gramEnd"/>
+            <w:r>
+              <w:rPr>
+                <w:rFonts w:cstheme="minorHAnsi"/>
+                <w:sz w:val="18"/>
+                <w:szCs w:val="18"/>
+              </w:rPr>
+              <w:t>('</w:t>
+            </w:r>
+            <w:proofErr w:type="spellStart"/>
+            <w:r>
+              <w:rPr>
+                <w:rFonts w:cstheme="minorHAnsi"/>
+                <w:sz w:val="18"/>
+                <w:szCs w:val="18"/>
+              </w:rPr>
+              <w:t>empName</w:t>
+            </w:r>
+            <w:proofErr w:type="spellEnd"/>
+            <w:r>
+              <w:rPr>
+                <w:rFonts w:cstheme="minorHAnsi"/>
+                <w:sz w:val="18"/>
+                <w:szCs w:val="18"/>
+              </w:rPr>
+              <w:t>', 'Vaish')</w:t>
+            </w:r>
+          </w:p>
+          <w:p>
+            <w:pPr>
+              <w:rPr>
+                <w:rFonts w:cstheme="minorHAnsi"/>
+                <w:sz w:val="18"/>
+                <w:szCs w:val="18"/>
+              </w:rPr>
+            </w:pPr>
+            <w:r>
+              <w:rPr>
+                <w:rFonts w:cstheme="minorHAnsi"/>
+                <w:sz w:val="18"/>
+                <w:szCs w:val="18"/>
+              </w:rPr>
+              <w:t xml:space="preserve">      </w:t>
+            </w:r>
+            <w:proofErr w:type="gramStart"/>
+            <w:r>
+              <w:rPr>
+                <w:rFonts w:cstheme="minorHAnsi"/>
+                <w:sz w:val="18"/>
+                <w:szCs w:val="18"/>
+              </w:rPr>
+              <w:t>.set</w:t>
+            </w:r>
+            <w:proofErr w:type="gramEnd"/>
+            <w:r>
+              <w:rPr>
+                <w:rFonts w:cstheme="minorHAnsi"/>
+                <w:sz w:val="18"/>
+                <w:szCs w:val="18"/>
+              </w:rPr>
+              <w:t>('</w:t>
+            </w:r>
+            <w:proofErr w:type="spellStart"/>
+            <w:r>
+              <w:rPr>
+                <w:rFonts w:cstheme="minorHAnsi"/>
+                <w:sz w:val="18"/>
+                <w:szCs w:val="18"/>
+              </w:rPr>
+              <w:t>empCompanyName</w:t>
+            </w:r>
+            <w:proofErr w:type="spellEnd"/>
+            <w:r>
+              <w:rPr>
+                <w:rFonts w:cstheme="minorHAnsi"/>
+                <w:sz w:val="18"/>
+                <w:szCs w:val="18"/>
+              </w:rPr>
+              <w:t>', 'CTS');</w:t>
+            </w:r>
+          </w:p>
+          <w:p>
+            <w:pPr>
+              <w:rPr>
+                <w:rFonts w:cstheme="minorHAnsi"/>
+                <w:sz w:val="18"/>
+                <w:szCs w:val="18"/>
+              </w:rPr>
+            </w:pPr>
+          </w:p>
+          <w:p>
+            <w:pPr>
+              <w:rPr>
+                <w:rFonts w:cstheme="minorHAnsi"/>
+                <w:sz w:val="18"/>
+                <w:szCs w:val="18"/>
+              </w:rPr>
+            </w:pPr>
+            <w:r>
+              <w:rPr>
+                <w:rFonts w:cstheme="minorHAnsi"/>
+                <w:sz w:val="18"/>
+                <w:szCs w:val="18"/>
+              </w:rPr>
+              <w:t xml:space="preserve">    let headers12 = new </w:t>
+            </w:r>
+            <w:proofErr w:type="spellStart"/>
+            <w:proofErr w:type="gramStart"/>
+            <w:r>
+              <w:rPr>
+                <w:rFonts w:cstheme="minorHAnsi"/>
+                <w:sz w:val="18"/>
+                <w:szCs w:val="18"/>
+              </w:rPr>
+              <w:t>HttpHeaders</w:t>
+            </w:r>
+            <w:proofErr w:type="spellEnd"/>
+            <w:r>
+              <w:rPr>
+                <w:rFonts w:cstheme="minorHAnsi"/>
+                <w:sz w:val="18"/>
+                <w:szCs w:val="18"/>
+              </w:rPr>
+              <w:t>(</w:t>
+            </w:r>
+            <w:proofErr w:type="gramEnd"/>
+            <w:r>
+              <w:rPr>
+                <w:rFonts w:cstheme="minorHAnsi"/>
+                <w:sz w:val="18"/>
+                <w:szCs w:val="18"/>
+              </w:rPr>
+              <w:t>)</w:t>
+            </w:r>
+          </w:p>
+          <w:p>
+            <w:pPr>
+              <w:rPr>
+                <w:rFonts w:cstheme="minorHAnsi"/>
+                <w:sz w:val="18"/>
+                <w:szCs w:val="18"/>
+              </w:rPr>
+            </w:pPr>
+            <w:r>
+              <w:rPr>
+                <w:rFonts w:cstheme="minorHAnsi"/>
+                <w:sz w:val="18"/>
+                <w:szCs w:val="18"/>
+              </w:rPr>
+              <w:t xml:space="preserve">      </w:t>
+            </w:r>
+            <w:proofErr w:type="gramStart"/>
+            <w:r>
+              <w:rPr>
+                <w:rFonts w:cstheme="minorHAnsi"/>
+                <w:sz w:val="18"/>
+                <w:szCs w:val="18"/>
+              </w:rPr>
+              <w:t>.set</w:t>
+            </w:r>
+            <w:proofErr w:type="gramEnd"/>
+            <w:r>
+              <w:rPr>
+                <w:rFonts w:cstheme="minorHAnsi"/>
+                <w:sz w:val="18"/>
+                <w:szCs w:val="18"/>
+              </w:rPr>
+              <w:t>('token', 'asdas1343dfj2rggj243gkekg');</w:t>
+            </w:r>
+          </w:p>
+          <w:p>
+            <w:pPr>
+              <w:rPr>
+                <w:rFonts w:cstheme="minorHAnsi"/>
+                <w:sz w:val="18"/>
+                <w:szCs w:val="18"/>
+              </w:rPr>
+            </w:pPr>
+          </w:p>
+          <w:p>
+            <w:pPr>
+              <w:rPr>
+                <w:rFonts w:cstheme="minorHAnsi"/>
+                <w:sz w:val="18"/>
+                <w:szCs w:val="18"/>
+              </w:rPr>
+            </w:pPr>
+            <w:r>
+              <w:rPr>
+                <w:rFonts w:cstheme="minorHAnsi"/>
+                <w:sz w:val="18"/>
+                <w:szCs w:val="18"/>
+              </w:rPr>
+              <w:t xml:space="preserve">    this.http.post(`http://localhost:8080/store-employee-extended/${</w:t>
+            </w:r>
+            <w:proofErr w:type="gramStart"/>
+            <w:r>
+              <w:rPr>
+                <w:rFonts w:cstheme="minorHAnsi"/>
+                <w:sz w:val="18"/>
+                <w:szCs w:val="18"/>
+              </w:rPr>
+              <w:t>employee.empId</w:t>
+            </w:r>
+            <w:proofErr w:type="gramEnd"/>
+            <w:r>
+              <w:rPr>
+                <w:rFonts w:cstheme="minorHAnsi"/>
+                <w:sz w:val="18"/>
+                <w:szCs w:val="18"/>
+              </w:rPr>
+              <w:t xml:space="preserve">}`, </w:t>
+            </w:r>
+            <w:proofErr w:type="spellStart"/>
+            <w:r>
+              <w:rPr>
+                <w:rFonts w:cstheme="minorHAnsi"/>
+                <w:b/>
+                <w:bCs/>
+                <w:sz w:val="18"/>
+                <w:szCs w:val="18"/>
+                <w:highlight w:val="yellow"/>
+              </w:rPr>
+              <w:t>employee</w:t>
+            </w:r>
+            <w:r>
+              <w:rPr>
+                <w:rFonts w:cstheme="minorHAnsi"/>
+                <w:b/>
+                <w:bCs/>
+                <w:sz w:val="18"/>
+                <w:szCs w:val="18"/>
+                <w:highlight w:val="yellow"/>
+              </w:rPr>
+              <w:t>PayLoadObject</w:t>
+            </w:r>
+            <w:proofErr w:type="spellEnd"/>
+            <w:r>
+              <w:rPr>
+                <w:rFonts w:cstheme="minorHAnsi"/>
+                <w:sz w:val="18"/>
+                <w:szCs w:val="18"/>
+              </w:rPr>
+              <w:t>,</w:t>
+            </w:r>
+          </w:p>
+          <w:p>
+            <w:pPr>
+              <w:rPr>
+                <w:rFonts w:cstheme="minorHAnsi"/>
+                <w:sz w:val="18"/>
+                <w:szCs w:val="18"/>
+              </w:rPr>
+            </w:pPr>
+            <w:r>
+              <w:rPr>
+                <w:rFonts w:cstheme="minorHAnsi"/>
+                <w:sz w:val="18"/>
+                <w:szCs w:val="18"/>
+              </w:rPr>
+              <w:t xml:space="preserve">      {</w:t>
+            </w:r>
+          </w:p>
+          <w:p>
+            <w:pPr>
+              <w:rPr>
+                <w:rFonts w:cstheme="minorHAnsi"/>
+                <w:sz w:val="18"/>
+                <w:szCs w:val="18"/>
+              </w:rPr>
+            </w:pPr>
+            <w:r>
+              <w:rPr>
+                <w:rFonts w:cstheme="minorHAnsi"/>
+                <w:sz w:val="18"/>
+                <w:szCs w:val="18"/>
+              </w:rPr>
+              <w:t xml:space="preserve">        observe: 'response',</w:t>
+            </w:r>
+          </w:p>
+          <w:p>
+            <w:pPr>
+              <w:rPr>
+                <w:rFonts w:cstheme="minorHAnsi"/>
+                <w:sz w:val="18"/>
+                <w:szCs w:val="18"/>
+              </w:rPr>
+            </w:pPr>
+            <w:r>
+              <w:rPr>
+                <w:rFonts w:cstheme="minorHAnsi"/>
+                <w:sz w:val="18"/>
+                <w:szCs w:val="18"/>
+              </w:rPr>
+              <w:t xml:space="preserve">        </w:t>
+            </w:r>
+            <w:proofErr w:type="spellStart"/>
+            <w:r>
+              <w:rPr>
+                <w:rFonts w:cstheme="minorHAnsi"/>
+                <w:sz w:val="18"/>
+                <w:szCs w:val="18"/>
+              </w:rPr>
+              <w:t>responseType</w:t>
+            </w:r>
+            <w:proofErr w:type="spellEnd"/>
+            <w:r>
+              <w:rPr>
+                <w:rFonts w:cstheme="minorHAnsi"/>
+                <w:sz w:val="18"/>
+                <w:szCs w:val="18"/>
+              </w:rPr>
+              <w:t>: '</w:t>
+            </w:r>
+            <w:proofErr w:type="spellStart"/>
+            <w:r>
+              <w:rPr>
+                <w:rFonts w:cstheme="minorHAnsi"/>
+                <w:sz w:val="18"/>
+                <w:szCs w:val="18"/>
+              </w:rPr>
+              <w:t>json</w:t>
+            </w:r>
+            <w:proofErr w:type="spellEnd"/>
+            <w:r>
+              <w:rPr>
+                <w:rFonts w:cstheme="minorHAnsi"/>
+                <w:sz w:val="18"/>
+                <w:szCs w:val="18"/>
+              </w:rPr>
+              <w:t>',</w:t>
+            </w:r>
+          </w:p>
+          <w:p>
+            <w:pPr>
+              <w:rPr>
+                <w:rFonts w:cstheme="minorHAnsi"/>
+                <w:sz w:val="18"/>
+                <w:szCs w:val="18"/>
+              </w:rPr>
+            </w:pPr>
+            <w:r>
+              <w:rPr>
+                <w:rFonts w:cstheme="minorHAnsi"/>
+                <w:sz w:val="18"/>
+                <w:szCs w:val="18"/>
+              </w:rPr>
+              <w:t xml:space="preserve">        params,</w:t>
+            </w:r>
+          </w:p>
+          <w:p>
+            <w:pPr>
+              <w:rPr>
+                <w:rFonts w:cstheme="minorHAnsi"/>
+                <w:sz w:val="18"/>
+                <w:szCs w:val="18"/>
+              </w:rPr>
+            </w:pPr>
+            <w:r>
+              <w:rPr>
+                <w:rFonts w:cstheme="minorHAnsi"/>
+                <w:sz w:val="18"/>
+                <w:szCs w:val="18"/>
+              </w:rPr>
+              <w:t xml:space="preserve">        headers: headers12</w:t>
+            </w:r>
+          </w:p>
+          <w:p>
+            <w:pPr>
+              <w:rPr>
+                <w:rFonts w:cstheme="minorHAnsi"/>
+                <w:sz w:val="18"/>
+                <w:szCs w:val="18"/>
+              </w:rPr>
+            </w:pPr>
+            <w:r>
+              <w:rPr>
+                <w:rFonts w:cstheme="minorHAnsi"/>
+                <w:sz w:val="18"/>
+                <w:szCs w:val="18"/>
+              </w:rPr>
+              <w:t xml:space="preserve">      }</w:t>
+            </w:r>
+            <w:proofErr w:type="gramStart"/>
+            <w:r>
+              <w:rPr>
+                <w:rFonts w:cstheme="minorHAnsi"/>
+                <w:sz w:val="18"/>
+                <w:szCs w:val="18"/>
+              </w:rPr>
+              <w:t>).subscribe</w:t>
+            </w:r>
+            <w:proofErr w:type="gramEnd"/>
+            <w:r>
+              <w:rPr>
+                <w:rFonts w:cstheme="minorHAnsi"/>
+                <w:sz w:val="18"/>
+                <w:szCs w:val="18"/>
+              </w:rPr>
+              <w:t>(</w:t>
+            </w:r>
+          </w:p>
+          <w:p>
+            <w:pPr>
+              <w:rPr>
+                <w:rFonts w:cstheme="minorHAnsi"/>
+                <w:sz w:val="18"/>
+                <w:szCs w:val="18"/>
+              </w:rPr>
+            </w:pPr>
+            <w:r>
+              <w:rPr>
+                <w:rFonts w:cstheme="minorHAnsi"/>
+                <w:sz w:val="18"/>
+                <w:szCs w:val="18"/>
+              </w:rPr>
+              <w:t xml:space="preserve">        response =&gt; console.log(response),</w:t>
+            </w:r>
+          </w:p>
+          <w:p>
+            <w:pPr>
+              <w:rPr>
+                <w:rFonts w:cstheme="minorHAnsi"/>
+                <w:sz w:val="18"/>
+                <w:szCs w:val="18"/>
+              </w:rPr>
+            </w:pPr>
+            <w:r>
+              <w:rPr>
+                <w:rFonts w:cstheme="minorHAnsi"/>
+                <w:sz w:val="18"/>
+                <w:szCs w:val="18"/>
+              </w:rPr>
+              <w:t xml:space="preserve">        error =&gt; console.log(error),</w:t>
+            </w:r>
+          </w:p>
+          <w:p>
+            <w:pPr>
+              <w:rPr>
+                <w:rFonts w:cstheme="minorHAnsi"/>
+                <w:sz w:val="18"/>
+                <w:szCs w:val="18"/>
+              </w:rPr>
+            </w:pPr>
+            <w:r>
+              <w:rPr>
+                <w:rFonts w:cstheme="minorHAnsi"/>
+                <w:sz w:val="18"/>
+                <w:szCs w:val="18"/>
+              </w:rPr>
+              <w:t xml:space="preserve">        () =&gt; </w:t>
+            </w:r>
+            <w:proofErr w:type="gramStart"/>
+            <w:r>
+              <w:rPr>
+                <w:rFonts w:cstheme="minorHAnsi"/>
+                <w:sz w:val="18"/>
+                <w:szCs w:val="18"/>
+              </w:rPr>
+              <w:t>console.log(</w:t>
+            </w:r>
+            <w:proofErr w:type="gramEnd"/>
+            <w:r>
+              <w:rPr>
+                <w:rFonts w:cstheme="minorHAnsi"/>
+                <w:sz w:val="18"/>
+                <w:szCs w:val="18"/>
+              </w:rPr>
+              <w:t xml:space="preserve">'completed...post request')                     </w:t>
+            </w:r>
+          </w:p>
+          <w:p>
+            <w:pPr>
+              <w:rPr>
+                <w:rFonts w:cstheme="minorHAnsi"/>
+                <w:sz w:val="18"/>
+                <w:szCs w:val="18"/>
+              </w:rPr>
+            </w:pPr>
+            <w:r>
+              <w:rPr>
+                <w:rFonts w:cstheme="minorHAnsi"/>
+                <w:sz w:val="18"/>
+                <w:szCs w:val="18"/>
+              </w:rPr>
+              <w:t xml:space="preserve">      );</w:t>
+            </w:r>
+          </w:p>
+          <w:p>
+            <w:pPr>
+              <w:rPr>
+                <w:rFonts w:cstheme="minorHAnsi"/>
+                <w:sz w:val="18"/>
+                <w:szCs w:val="18"/>
+              </w:rPr>
+            </w:pPr>
+            <w:r>
+              <w:rPr>
+                <w:rFonts w:cstheme="minorHAnsi"/>
+                <w:sz w:val="18"/>
+                <w:szCs w:val="18"/>
+              </w:rPr>
+              <w:t xml:space="preserve">  }</w:t>
+            </w:r>
+          </w:p>
+        </w:tc>
+      </w:tr>
+    </w:tbl>
+    <w:p>
+      <w:pPr>
+        <w:spacing w:after="0" w:line="240" w:lineRule="auto"/>
+        <w:rPr>
+          <w:rFonts w:cstheme="minorHAnsi"/>
+        </w:rPr>
+      </w:pPr>
+      <w:r>
+        <w:rPr>
+          <w:rFonts w:cstheme="minorHAnsi"/>
+        </w:rPr>
+        <w:t xml:space="preserve">Java </w:t>
+      </w:r>
+      <w:r>
+        <w:rPr>
+          <w:rFonts w:cstheme="minorHAnsi"/>
+        </w:rPr>
+        <w:t xml:space="preserve">controller </w:t>
+      </w:r>
+      <w:r>
+        <w:rPr>
+          <w:rFonts w:cstheme="minorHAnsi"/>
+        </w:rPr>
+        <w:t>code:</w:t>
+      </w:r>
+    </w:p>
+    <w:tbl>
+      <w:tblPr>
+        <w:tblStyle w:val="TableGrid"/>
+        <w:tblW w:w="0" w:type="auto"/>
+        <w:tblLook w:val="04A0" w:firstRow="1" w:lastRow="0" w:firstColumn="1" w:lastColumn="0" w:noHBand="0" w:noVBand="1"/>
+      </w:tblPr>
+      <w:tblGrid>
+        <w:gridCol w:w="10456"/>
+      </w:tblGrid>
+      <w:tr>
+        <w:tc>
+          <w:tcPr>
+            <w:tcW w:w="10456" w:type="dxa"/>
+          </w:tcPr>
+          <w:p>
+            <w:pPr>
+              <w:rPr>
+                <w:rFonts w:cstheme="minorHAnsi"/>
+                <w:sz w:val="18"/>
+                <w:szCs w:val="18"/>
+              </w:rPr>
+            </w:pPr>
+          </w:p>
+        </w:tc>
+      </w:tr>
+      <w:tr>
+        <w:tc>
+          <w:tcPr>
+            <w:tcW w:w="10456" w:type="dxa"/>
+          </w:tcPr>
+          <w:p>
+            <w:pPr>
+              <w:rPr>
+                <w:rFonts w:cstheme="minorHAnsi"/>
+                <w:sz w:val="18"/>
+                <w:szCs w:val="18"/>
+              </w:rPr>
+            </w:pPr>
+            <w:r>
+              <w:rPr>
+                <w:rFonts w:cstheme="minorHAnsi"/>
+                <w:sz w:val="18"/>
+                <w:szCs w:val="18"/>
+              </w:rPr>
+              <w:t>@PostMapping("/store-employee-extended/{empId}")</w:t>
+            </w:r>
+            <w:r>
+              <w:rPr>
+                <w:rFonts w:cstheme="minorHAnsi"/>
+                <w:sz w:val="18"/>
+                <w:szCs w:val="18"/>
+              </w:rPr>
+              <w:br/>
+              <w:t xml:space="preserve">public </w:t>
+            </w:r>
+            <w:proofErr w:type="spellStart"/>
+            <w:r>
+              <w:rPr>
+                <w:rFonts w:cstheme="minorHAnsi"/>
+                <w:sz w:val="18"/>
+                <w:szCs w:val="18"/>
+              </w:rPr>
+              <w:t>EmployeeVO</w:t>
+            </w:r>
+            <w:proofErr w:type="spellEnd"/>
+            <w:r>
+              <w:rPr>
+                <w:rFonts w:cstheme="minorHAnsi"/>
+                <w:sz w:val="18"/>
+                <w:szCs w:val="18"/>
+              </w:rPr>
+              <w:t xml:space="preserve"> </w:t>
+            </w:r>
+            <w:proofErr w:type="spellStart"/>
+            <w:r>
+              <w:rPr>
+                <w:rFonts w:cstheme="minorHAnsi"/>
+                <w:sz w:val="18"/>
+                <w:szCs w:val="18"/>
+              </w:rPr>
+              <w:t>storeWorkerExtended</w:t>
+            </w:r>
+            <w:proofErr w:type="spellEnd"/>
+            <w:r>
+              <w:rPr>
+                <w:rFonts w:cstheme="minorHAnsi"/>
+                <w:sz w:val="18"/>
+                <w:szCs w:val="18"/>
+              </w:rPr>
+              <w:t xml:space="preserve">(@RequestBody </w:t>
+            </w:r>
+            <w:proofErr w:type="spellStart"/>
+            <w:r>
+              <w:rPr>
+                <w:rFonts w:cstheme="minorHAnsi"/>
+                <w:sz w:val="18"/>
+                <w:szCs w:val="18"/>
+              </w:rPr>
+              <w:t>EmployeeVO</w:t>
+            </w:r>
+            <w:proofErr w:type="spellEnd"/>
+            <w:r>
+              <w:rPr>
+                <w:rFonts w:cstheme="minorHAnsi"/>
+                <w:sz w:val="18"/>
+                <w:szCs w:val="18"/>
+              </w:rPr>
+              <w:t xml:space="preserve"> employee, @PathVariable Integer </w:t>
+            </w:r>
+            <w:proofErr w:type="spellStart"/>
+            <w:r>
+              <w:rPr>
+                <w:rFonts w:cstheme="minorHAnsi"/>
+                <w:sz w:val="18"/>
+                <w:szCs w:val="18"/>
+              </w:rPr>
+              <w:t>empId</w:t>
+            </w:r>
+            <w:proofErr w:type="spellEnd"/>
+            <w:r>
+              <w:rPr>
+                <w:rFonts w:cstheme="minorHAnsi"/>
+                <w:sz w:val="18"/>
+                <w:szCs w:val="18"/>
+              </w:rPr>
+              <w:t>,</w:t>
+            </w:r>
+            <w:r>
+              <w:rPr>
+                <w:rFonts w:cstheme="minorHAnsi"/>
+                <w:sz w:val="18"/>
+                <w:szCs w:val="18"/>
+              </w:rPr>
+              <w:br/>
+              <w:t xml:space="preserve">                                      @RequestParam String </w:t>
+            </w:r>
+            <w:proofErr w:type="spellStart"/>
+            <w:r>
+              <w:rPr>
+                <w:rFonts w:cstheme="minorHAnsi"/>
+                <w:sz w:val="18"/>
+                <w:szCs w:val="18"/>
+              </w:rPr>
+              <w:t>empName</w:t>
+            </w:r>
+            <w:proofErr w:type="spellEnd"/>
+            <w:r>
+              <w:rPr>
+                <w:rFonts w:cstheme="minorHAnsi"/>
+                <w:sz w:val="18"/>
+                <w:szCs w:val="18"/>
+              </w:rPr>
+              <w:t xml:space="preserve">, @RequestParam String </w:t>
+            </w:r>
+            <w:proofErr w:type="spellStart"/>
+            <w:r>
+              <w:rPr>
+                <w:rFonts w:cstheme="minorHAnsi"/>
+                <w:sz w:val="18"/>
+                <w:szCs w:val="18"/>
+              </w:rPr>
+              <w:t>empCompanyName</w:t>
+            </w:r>
+            <w:proofErr w:type="spellEnd"/>
+            <w:r>
+              <w:rPr>
+                <w:rFonts w:cstheme="minorHAnsi"/>
+                <w:sz w:val="18"/>
+                <w:szCs w:val="18"/>
+              </w:rPr>
+              <w:t>,</w:t>
+            </w:r>
+            <w:r>
+              <w:rPr>
+                <w:rFonts w:cstheme="minorHAnsi"/>
+                <w:sz w:val="18"/>
+                <w:szCs w:val="18"/>
+              </w:rPr>
+              <w:br/>
+              <w:t xml:space="preserve">                                      @RequestHeader String token){</w:t>
+            </w:r>
+            <w:r>
+              <w:rPr>
+                <w:rFonts w:cstheme="minorHAnsi"/>
+                <w:sz w:val="18"/>
+                <w:szCs w:val="18"/>
+              </w:rPr>
+              <w:br/>
+              <w:t xml:space="preserve">    </w:t>
+            </w:r>
+            <w:proofErr w:type="spellStart"/>
+            <w:r>
+              <w:rPr>
+                <w:rFonts w:cstheme="minorHAnsi"/>
+                <w:sz w:val="18"/>
+                <w:szCs w:val="18"/>
+              </w:rPr>
+              <w:t>System.</w:t>
+            </w:r>
+            <w:r>
+              <w:rPr>
+                <w:rFonts w:cstheme="minorHAnsi"/>
+                <w:i/>
+                <w:iCs/>
+                <w:sz w:val="18"/>
+                <w:szCs w:val="18"/>
+              </w:rPr>
+              <w:t>out</w:t>
+            </w:r>
+            <w:r>
+              <w:rPr>
+                <w:rFonts w:cstheme="minorHAnsi"/>
+                <w:sz w:val="18"/>
+                <w:szCs w:val="18"/>
+              </w:rPr>
+              <w:t>.println</w:t>
+            </w:r>
+            <w:proofErr w:type="spellEnd"/>
+            <w:r>
+              <w:rPr>
+                <w:rFonts w:cstheme="minorHAnsi"/>
+                <w:sz w:val="18"/>
+                <w:szCs w:val="18"/>
+              </w:rPr>
+              <w:t>("</w:t>
+            </w:r>
+            <w:proofErr w:type="spellStart"/>
+            <w:r>
+              <w:rPr>
+                <w:rFonts w:cstheme="minorHAnsi"/>
+                <w:sz w:val="18"/>
+                <w:szCs w:val="18"/>
+              </w:rPr>
+              <w:t>empId</w:t>
+            </w:r>
+            <w:proofErr w:type="spellEnd"/>
+            <w:r>
+              <w:rPr>
+                <w:rFonts w:cstheme="minorHAnsi"/>
+                <w:sz w:val="18"/>
+                <w:szCs w:val="18"/>
+              </w:rPr>
+              <w:t xml:space="preserve">: "+ </w:t>
+            </w:r>
+            <w:proofErr w:type="spellStart"/>
+            <w:r>
+              <w:rPr>
+                <w:rFonts w:cstheme="minorHAnsi"/>
+                <w:sz w:val="18"/>
+                <w:szCs w:val="18"/>
+              </w:rPr>
+              <w:t>empId</w:t>
+            </w:r>
+            <w:proofErr w:type="spellEnd"/>
+            <w:r>
+              <w:rPr>
+                <w:rFonts w:cstheme="minorHAnsi"/>
+                <w:sz w:val="18"/>
+                <w:szCs w:val="18"/>
+              </w:rPr>
+              <w:t>);</w:t>
+            </w:r>
+            <w:r>
+              <w:rPr>
+                <w:rFonts w:cstheme="minorHAnsi"/>
+                <w:sz w:val="18"/>
+                <w:szCs w:val="18"/>
+              </w:rPr>
+              <w:br/>
+              <w:t xml:space="preserve">    </w:t>
+            </w:r>
+            <w:proofErr w:type="spellStart"/>
+            <w:r>
+              <w:rPr>
+                <w:rFonts w:cstheme="minorHAnsi"/>
+                <w:sz w:val="18"/>
+                <w:szCs w:val="18"/>
+              </w:rPr>
+              <w:t>System.</w:t>
+            </w:r>
+            <w:r>
+              <w:rPr>
+                <w:rFonts w:cstheme="minorHAnsi"/>
+                <w:i/>
+                <w:iCs/>
+                <w:sz w:val="18"/>
+                <w:szCs w:val="18"/>
+              </w:rPr>
+              <w:t>out</w:t>
+            </w:r>
+            <w:r>
+              <w:rPr>
+                <w:rFonts w:cstheme="minorHAnsi"/>
+                <w:sz w:val="18"/>
+                <w:szCs w:val="18"/>
+              </w:rPr>
+              <w:t>.println</w:t>
+            </w:r>
+            <w:proofErr w:type="spellEnd"/>
+            <w:r>
+              <w:rPr>
+                <w:rFonts w:cstheme="minorHAnsi"/>
+                <w:sz w:val="18"/>
+                <w:szCs w:val="18"/>
+              </w:rPr>
+              <w:t>("</w:t>
+            </w:r>
+            <w:proofErr w:type="spellStart"/>
+            <w:r>
+              <w:rPr>
+                <w:rFonts w:cstheme="minorHAnsi"/>
+                <w:sz w:val="18"/>
+                <w:szCs w:val="18"/>
+              </w:rPr>
+              <w:t>empName</w:t>
+            </w:r>
+            <w:proofErr w:type="spellEnd"/>
+            <w:r>
+              <w:rPr>
+                <w:rFonts w:cstheme="minorHAnsi"/>
+                <w:sz w:val="18"/>
+                <w:szCs w:val="18"/>
+              </w:rPr>
+              <w:t xml:space="preserve">: "+ </w:t>
+            </w:r>
+            <w:proofErr w:type="spellStart"/>
+            <w:r>
+              <w:rPr>
+                <w:rFonts w:cstheme="minorHAnsi"/>
+                <w:sz w:val="18"/>
+                <w:szCs w:val="18"/>
+              </w:rPr>
+              <w:t>empName</w:t>
+            </w:r>
+            <w:proofErr w:type="spellEnd"/>
+            <w:r>
+              <w:rPr>
+                <w:rFonts w:cstheme="minorHAnsi"/>
+                <w:sz w:val="18"/>
+                <w:szCs w:val="18"/>
+              </w:rPr>
+              <w:t>);</w:t>
+            </w:r>
+            <w:r>
+              <w:rPr>
+                <w:rFonts w:cstheme="minorHAnsi"/>
+                <w:sz w:val="18"/>
+                <w:szCs w:val="18"/>
+              </w:rPr>
+              <w:br/>
+              <w:t xml:space="preserve">    </w:t>
+            </w:r>
+            <w:proofErr w:type="spellStart"/>
+            <w:r>
+              <w:rPr>
+                <w:rFonts w:cstheme="minorHAnsi"/>
+                <w:sz w:val="18"/>
+                <w:szCs w:val="18"/>
+              </w:rPr>
+              <w:t>System.</w:t>
+            </w:r>
+            <w:r>
+              <w:rPr>
+                <w:rFonts w:cstheme="minorHAnsi"/>
+                <w:i/>
+                <w:iCs/>
+                <w:sz w:val="18"/>
+                <w:szCs w:val="18"/>
+              </w:rPr>
+              <w:t>out</w:t>
+            </w:r>
+            <w:r>
+              <w:rPr>
+                <w:rFonts w:cstheme="minorHAnsi"/>
+                <w:sz w:val="18"/>
+                <w:szCs w:val="18"/>
+              </w:rPr>
+              <w:t>.println</w:t>
+            </w:r>
+            <w:proofErr w:type="spellEnd"/>
+            <w:r>
+              <w:rPr>
+                <w:rFonts w:cstheme="minorHAnsi"/>
+                <w:sz w:val="18"/>
+                <w:szCs w:val="18"/>
+              </w:rPr>
+              <w:t>("</w:t>
+            </w:r>
+            <w:proofErr w:type="spellStart"/>
+            <w:r>
+              <w:rPr>
+                <w:rFonts w:cstheme="minorHAnsi"/>
+                <w:sz w:val="18"/>
+                <w:szCs w:val="18"/>
+              </w:rPr>
+              <w:t>empCompanyName</w:t>
+            </w:r>
+            <w:proofErr w:type="spellEnd"/>
+            <w:r>
+              <w:rPr>
+                <w:rFonts w:cstheme="minorHAnsi"/>
+                <w:sz w:val="18"/>
+                <w:szCs w:val="18"/>
+              </w:rPr>
+              <w:t xml:space="preserve">: "+ </w:t>
+            </w:r>
+            <w:proofErr w:type="spellStart"/>
+            <w:r>
+              <w:rPr>
+                <w:rFonts w:cstheme="minorHAnsi"/>
+                <w:sz w:val="18"/>
+                <w:szCs w:val="18"/>
+              </w:rPr>
+              <w:t>empCompanyName</w:t>
+            </w:r>
+            <w:proofErr w:type="spellEnd"/>
+            <w:r>
+              <w:rPr>
+                <w:rFonts w:cstheme="minorHAnsi"/>
+                <w:sz w:val="18"/>
+                <w:szCs w:val="18"/>
+              </w:rPr>
+              <w:t>);</w:t>
+            </w:r>
+            <w:r>
+              <w:rPr>
+                <w:rFonts w:cstheme="minorHAnsi"/>
+                <w:sz w:val="18"/>
+                <w:szCs w:val="18"/>
+              </w:rPr>
+              <w:br/>
+              <w:t xml:space="preserve">    </w:t>
+            </w:r>
+            <w:proofErr w:type="spellStart"/>
+            <w:r>
+              <w:rPr>
+                <w:rFonts w:cstheme="minorHAnsi"/>
+                <w:sz w:val="18"/>
+                <w:szCs w:val="18"/>
+              </w:rPr>
+              <w:t>System.</w:t>
+            </w:r>
+            <w:r>
+              <w:rPr>
+                <w:rFonts w:cstheme="minorHAnsi"/>
+                <w:i/>
+                <w:iCs/>
+                <w:sz w:val="18"/>
+                <w:szCs w:val="18"/>
+              </w:rPr>
+              <w:t>out</w:t>
+            </w:r>
+            <w:r>
+              <w:rPr>
+                <w:rFonts w:cstheme="minorHAnsi"/>
+                <w:sz w:val="18"/>
+                <w:szCs w:val="18"/>
+              </w:rPr>
+              <w:t>.println</w:t>
+            </w:r>
+            <w:proofErr w:type="spellEnd"/>
+            <w:r>
+              <w:rPr>
+                <w:rFonts w:cstheme="minorHAnsi"/>
+                <w:sz w:val="18"/>
+                <w:szCs w:val="18"/>
+              </w:rPr>
+              <w:t>("</w:t>
+            </w:r>
+            <w:proofErr w:type="spellStart"/>
+            <w:r>
+              <w:rPr>
+                <w:rFonts w:cstheme="minorHAnsi"/>
+                <w:sz w:val="18"/>
+                <w:szCs w:val="18"/>
+              </w:rPr>
+              <w:t>customHeader</w:t>
+            </w:r>
+            <w:proofErr w:type="spellEnd"/>
+            <w:r>
+              <w:rPr>
+                <w:rFonts w:cstheme="minorHAnsi"/>
+                <w:sz w:val="18"/>
+                <w:szCs w:val="18"/>
+              </w:rPr>
+              <w:t>: "+ token);</w:t>
+            </w:r>
+            <w:r>
+              <w:rPr>
+                <w:rFonts w:cstheme="minorHAnsi"/>
+                <w:sz w:val="18"/>
+                <w:szCs w:val="18"/>
+              </w:rPr>
+              <w:br/>
+              <w:t xml:space="preserve">    return employee;</w:t>
+            </w:r>
+            <w:r>
+              <w:rPr>
+                <w:rFonts w:cstheme="minorHAnsi"/>
+                <w:sz w:val="18"/>
+                <w:szCs w:val="18"/>
+              </w:rPr>
+              <w:br/>
+              <w:t>}</w:t>
+            </w:r>
+          </w:p>
+        </w:tc>
+      </w:tr>
+    </w:tbl>
+    <w:p>
+      <w:pPr>
+        <w:spacing w:after="0" w:line="240" w:lineRule="auto"/>
+        <w:rPr>
+          <w:rFonts w:cstheme="minorHAnsi"/>
+        </w:rPr>
+      </w:pPr>
+    </w:p>
+    <w:p>
+      <w:pPr>
+        <w:spacing w:after="0" w:line="240" w:lineRule="auto"/>
+        <w:rPr>
+          <w:rFonts w:cstheme="minorHAnsi"/>
+        </w:rPr>
+      </w:pPr>
+    </w:p>
+    <w:tbl>
+      <w:tblPr>
+        <w:tblStyle w:val="TableGrid"/>
+        <w:tblW w:w="0" w:type="auto"/>
+        <w:tblLook w:val="04A0" w:firstRow="1" w:lastRow="0" w:firstColumn="1" w:lastColumn="0" w:noHBand="0" w:noVBand="1"/>
+      </w:tblPr>
+      <w:tblGrid>
+        <w:gridCol w:w="10456"/>
+      </w:tblGrid>
+      <w:tr>
+        <w:tc>
+          <w:tcPr>
+            <w:tcW w:w="10456" w:type="dxa"/>
+          </w:tcPr>
+          <w:p>
+            <w:pPr>
+              <w:rPr>
+                <w:rFonts w:cstheme="minorHAnsi"/>
+                <w:sz w:val="18"/>
+                <w:szCs w:val="18"/>
+              </w:rPr>
+            </w:pPr>
+            <w:proofErr w:type="spellStart"/>
+            <w:r>
+              <w:rPr>
+                <w:rFonts w:cstheme="minorHAnsi"/>
+                <w:sz w:val="18"/>
+                <w:szCs w:val="18"/>
+              </w:rPr>
+              <w:t>Employee.ts</w:t>
+            </w:r>
+            <w:proofErr w:type="spellEnd"/>
+          </w:p>
+        </w:tc>
+      </w:tr>
+      <w:tr>
+        <w:tc>
+          <w:tcPr>
+            <w:tcW w:w="10456" w:type="dxa"/>
+          </w:tcPr>
+          <w:p>
+            <w:pPr>
+              <w:rPr>
+                <w:rFonts w:cstheme="minorHAnsi"/>
+                <w:sz w:val="18"/>
+                <w:szCs w:val="18"/>
+              </w:rPr>
+            </w:pPr>
+            <w:r>
+              <w:rPr>
+                <w:rFonts w:cstheme="minorHAnsi"/>
+                <w:sz w:val="18"/>
+                <w:szCs w:val="18"/>
+              </w:rPr>
+              <w:t xml:space="preserve">export interface </w:t>
+            </w:r>
+            <w:proofErr w:type="spellStart"/>
+            <w:r>
+              <w:rPr>
+                <w:rFonts w:cstheme="minorHAnsi"/>
+                <w:sz w:val="18"/>
+                <w:szCs w:val="18"/>
+              </w:rPr>
+              <w:t>EmployeeModel</w:t>
+            </w:r>
+            <w:proofErr w:type="spellEnd"/>
+            <w:r>
+              <w:rPr>
+                <w:rFonts w:cstheme="minorHAnsi"/>
+                <w:sz w:val="18"/>
+                <w:szCs w:val="18"/>
+              </w:rPr>
+              <w:t xml:space="preserve"> {</w:t>
+            </w:r>
+          </w:p>
+          <w:p>
+            <w:pPr>
+              <w:rPr>
+                <w:rFonts w:cstheme="minorHAnsi"/>
+                <w:sz w:val="18"/>
+                <w:szCs w:val="18"/>
+              </w:rPr>
+            </w:pPr>
+            <w:r>
+              <w:rPr>
+                <w:rFonts w:cstheme="minorHAnsi"/>
+                <w:sz w:val="18"/>
+                <w:szCs w:val="18"/>
+              </w:rPr>
+              <w:t xml:space="preserve">    </w:t>
+            </w:r>
+            <w:proofErr w:type="spellStart"/>
+            <w:r>
+              <w:rPr>
+                <w:rFonts w:cstheme="minorHAnsi"/>
+                <w:sz w:val="18"/>
+                <w:szCs w:val="18"/>
+              </w:rPr>
+              <w:t>empId</w:t>
+            </w:r>
+            <w:proofErr w:type="spellEnd"/>
+            <w:r>
+              <w:rPr>
+                <w:rFonts w:cstheme="minorHAnsi"/>
+                <w:sz w:val="18"/>
+                <w:szCs w:val="18"/>
+              </w:rPr>
+              <w:t>: number;</w:t>
+            </w:r>
+          </w:p>
+          <w:p>
+            <w:pPr>
+              <w:rPr>
+                <w:rFonts w:cstheme="minorHAnsi"/>
+                <w:sz w:val="18"/>
+                <w:szCs w:val="18"/>
+              </w:rPr>
+            </w:pPr>
+            <w:r>
+              <w:rPr>
+                <w:rFonts w:cstheme="minorHAnsi"/>
+                <w:sz w:val="18"/>
+                <w:szCs w:val="18"/>
+              </w:rPr>
+              <w:t xml:space="preserve">    </w:t>
+            </w:r>
+            <w:proofErr w:type="spellStart"/>
+            <w:r>
+              <w:rPr>
+                <w:rFonts w:cstheme="minorHAnsi"/>
+                <w:sz w:val="18"/>
+                <w:szCs w:val="18"/>
+              </w:rPr>
+              <w:t>empName</w:t>
+            </w:r>
+            <w:proofErr w:type="spellEnd"/>
+            <w:r>
+              <w:rPr>
+                <w:rFonts w:cstheme="minorHAnsi"/>
+                <w:sz w:val="18"/>
+                <w:szCs w:val="18"/>
+              </w:rPr>
+              <w:t>: string;</w:t>
+            </w:r>
+          </w:p>
+          <w:p>
+            <w:pPr>
+              <w:rPr>
+                <w:rFonts w:cstheme="minorHAnsi"/>
+                <w:sz w:val="18"/>
+                <w:szCs w:val="18"/>
+              </w:rPr>
+            </w:pPr>
+            <w:r>
+              <w:rPr>
+                <w:rFonts w:cstheme="minorHAnsi"/>
+                <w:sz w:val="18"/>
+                <w:szCs w:val="18"/>
+              </w:rPr>
+              <w:t xml:space="preserve">    </w:t>
+            </w:r>
+            <w:proofErr w:type="spellStart"/>
+            <w:r>
+              <w:rPr>
+                <w:rFonts w:cstheme="minorHAnsi"/>
+                <w:sz w:val="18"/>
+                <w:szCs w:val="18"/>
+              </w:rPr>
+              <w:t>empDOJ</w:t>
+            </w:r>
+            <w:proofErr w:type="spellEnd"/>
+            <w:r>
+              <w:rPr>
+                <w:rFonts w:cstheme="minorHAnsi"/>
+                <w:sz w:val="18"/>
+                <w:szCs w:val="18"/>
+              </w:rPr>
+              <w:t>: string;</w:t>
+            </w:r>
+          </w:p>
+          <w:p>
+            <w:pPr>
+              <w:rPr>
+                <w:rFonts w:cstheme="minorHAnsi"/>
+                <w:sz w:val="18"/>
+                <w:szCs w:val="18"/>
+              </w:rPr>
+            </w:pPr>
+            <w:r>
+              <w:rPr>
+                <w:rFonts w:cstheme="minorHAnsi"/>
+                <w:sz w:val="18"/>
+                <w:szCs w:val="18"/>
+              </w:rPr>
+              <w:t xml:space="preserve">    </w:t>
+            </w:r>
+            <w:proofErr w:type="spellStart"/>
+            <w:proofErr w:type="gramStart"/>
+            <w:r>
+              <w:rPr>
+                <w:rFonts w:cstheme="minorHAnsi"/>
+                <w:sz w:val="18"/>
+                <w:szCs w:val="18"/>
+              </w:rPr>
+              <w:t>empSalary</w:t>
+            </w:r>
+            <w:proofErr w:type="spellEnd"/>
+            <w:r>
+              <w:rPr>
+                <w:rFonts w:cstheme="minorHAnsi"/>
+                <w:sz w:val="18"/>
+                <w:szCs w:val="18"/>
+              </w:rPr>
+              <w:t>?:</w:t>
+            </w:r>
+            <w:proofErr w:type="gramEnd"/>
+            <w:r>
+              <w:rPr>
+                <w:rFonts w:cstheme="minorHAnsi"/>
+                <w:sz w:val="18"/>
+                <w:szCs w:val="18"/>
+              </w:rPr>
+              <w:t xml:space="preserve"> number;</w:t>
+            </w:r>
+          </w:p>
+          <w:p>
+            <w:pPr>
+              <w:rPr>
+                <w:rFonts w:cstheme="minorHAnsi"/>
+                <w:sz w:val="18"/>
+                <w:szCs w:val="18"/>
+              </w:rPr>
+            </w:pPr>
+            <w:r>
+              <w:rPr>
+                <w:rFonts w:cstheme="minorHAnsi"/>
+                <w:sz w:val="18"/>
+                <w:szCs w:val="18"/>
+              </w:rPr>
+              <w:t xml:space="preserve">    </w:t>
+            </w:r>
+            <w:proofErr w:type="spellStart"/>
+            <w:proofErr w:type="gramStart"/>
+            <w:r>
+              <w:rPr>
+                <w:rFonts w:cstheme="minorHAnsi"/>
+                <w:sz w:val="18"/>
+                <w:szCs w:val="18"/>
+              </w:rPr>
+              <w:t>isPermenentEmp</w:t>
+            </w:r>
+            <w:proofErr w:type="spellEnd"/>
+            <w:r>
+              <w:rPr>
+                <w:rFonts w:cstheme="minorHAnsi"/>
+                <w:sz w:val="18"/>
+                <w:szCs w:val="18"/>
+              </w:rPr>
+              <w:t>?:</w:t>
+            </w:r>
+            <w:proofErr w:type="gramEnd"/>
+            <w:r>
+              <w:rPr>
+                <w:rFonts w:cstheme="minorHAnsi"/>
+                <w:sz w:val="18"/>
+                <w:szCs w:val="18"/>
+              </w:rPr>
+              <w:t xml:space="preserve"> false;</w:t>
+            </w:r>
+          </w:p>
+          <w:p>
+            <w:pPr>
+              <w:rPr>
+                <w:rFonts w:cstheme="minorHAnsi"/>
+                <w:sz w:val="18"/>
+                <w:szCs w:val="18"/>
+              </w:rPr>
+            </w:pPr>
+            <w:r>
+              <w:rPr>
+                <w:rFonts w:cstheme="minorHAnsi"/>
+                <w:sz w:val="18"/>
+                <w:szCs w:val="18"/>
+              </w:rPr>
+              <w:t>}</w:t>
+            </w:r>
+          </w:p>
+          <w:p>
+            <w:pPr>
+              <w:rPr>
+                <w:rFonts w:cstheme="minorHAnsi"/>
+                <w:sz w:val="18"/>
+                <w:szCs w:val="18"/>
+              </w:rPr>
+            </w:pPr>
+          </w:p>
+        </w:tc>
+      </w:tr>
+    </w:tbl>
+    <w:p>
+      <w:pPr>
+        <w:spacing w:after="0" w:line="240" w:lineRule="auto"/>
+        <w:rPr>
+          <w:rFonts w:cstheme="minorHAnsi"/>
+        </w:rPr>
+      </w:pPr>
+    </w:p>
+    <w:p>
+      <w:pPr>
+        <w:spacing w:after="0" w:line="240" w:lineRule="auto"/>
+        <w:rPr>
+          <w:rFonts w:cstheme="minorHAnsi"/>
+        </w:rPr>
+      </w:pPr>
+    </w:p>
+    <w:p>
+      <w:pPr>
+        <w:spacing w:after="0" w:line="240" w:lineRule="auto"/>
+        <w:rPr>
+          <w:rFonts w:cstheme="minorHAnsi"/>
+        </w:rPr>
+      </w:pPr>
+    </w:p>
+    <w:p>
+      <w:pPr>
+        <w:spacing w:after="0" w:line="240" w:lineRule="auto"/>
+        <w:rPr>
+          <w:rFonts w:cstheme="minorHAnsi"/>
+        </w:rPr>
+      </w:pPr>
+    </w:p>
+    <w:p>
+      <w:pPr>
+        <w:spacing w:after="0" w:line="240" w:lineRule="auto"/>
+        <w:rPr>
+          <w:rFonts w:cstheme="minorHAnsi"/>
+        </w:rPr>
+      </w:pPr>
+    </w:p>
+    <w:p>
+      <w:pPr>
+        <w:spacing w:after="0" w:line="240" w:lineRule="auto"/>
+        <w:rPr>
+          <w:rFonts w:cstheme="minorHAnsi"/>
+        </w:rPr>
+      </w:pPr>
+    </w:p>
+    <w:p>
+      <w:pPr>
+        <w:spacing w:after="0" w:line="240" w:lineRule="auto"/>
+        <w:rPr>
+          <w:rFonts w:cstheme="minorHAnsi"/>
+        </w:rPr>
+      </w:pPr>
+    </w:p>
+    <w:p>
+      <w:pPr>
+        <w:spacing w:after="0" w:line="240" w:lineRule="auto"/>
+        <w:rPr>
+          <w:rFonts w:cstheme="minorHAnsi"/>
+        </w:rPr>
+      </w:pPr>
+    </w:p>
+    <w:p>
+      <w:pPr>
+        <w:spacing w:after="0" w:line="240" w:lineRule="auto"/>
+        <w:rPr>
+          <w:rFonts w:cstheme="minorHAnsi"/>
+        </w:rPr>
+      </w:pPr>
+    </w:p>
+    <w:p>
+      <w:pPr>
+        <w:spacing w:after="0" w:line="240" w:lineRule="auto"/>
+        <w:rPr>
+          <w:rFonts w:cstheme="minorHAnsi"/>
+        </w:rPr>
+      </w:pPr>
+    </w:p>
+    <w:p>
+      <w:pPr>
+        <w:spacing w:after="0" w:line="240" w:lineRule="auto"/>
+        <w:rPr>
+          <w:rFonts w:cstheme="minorHAnsi"/>
+        </w:rPr>
+      </w:pPr>
+    </w:p>
+    <w:p>
+      <w:pPr>
+        <w:spacing w:after="0" w:line="240" w:lineRule="auto"/>
+        <w:rPr>
+          <w:rFonts w:cstheme="minorHAnsi"/>
+        </w:rPr>
+      </w:pPr>
+    </w:p>
+    <w:p>
+      <w:pPr>
+        <w:spacing w:after="0" w:line="240" w:lineRule="auto"/>
+        <w:rPr>
+          <w:rFonts w:cstheme="minorHAnsi"/>
+        </w:rPr>
+      </w:pPr>
+    </w:p>
+    <w:p>
+      <w:pPr>
+        <w:spacing w:after="0" w:line="240" w:lineRule="auto"/>
+        <w:rPr>
+          <w:rFonts w:cstheme="minorHAnsi"/>
+        </w:rPr>
+      </w:pPr>
+    </w:p>
+    <w:p>
+      <w:pPr>
+        <w:spacing w:after="0" w:line="240" w:lineRule="auto"/>
+        <w:rPr>
+          <w:rFonts w:cstheme="minorHAnsi"/>
+        </w:rPr>
+      </w:pPr>
+    </w:p>
+    <w:p>
+      <w:pPr>
+        <w:spacing w:after="0" w:line="240" w:lineRule="auto"/>
+        <w:rPr>
+          <w:rFonts w:cstheme="minorHAnsi"/>
+        </w:rPr>
+      </w:pPr>
+    </w:p>
+    <w:p>
+      <w:pPr>
+        <w:spacing w:after="0" w:line="240" w:lineRule="auto"/>
+        <w:rPr>
+          <w:rFonts w:cstheme="minorHAnsi"/>
+        </w:rPr>
+      </w:pPr>
+    </w:p>
+    <w:p>
+      <w:pPr>
+        <w:spacing w:after="0" w:line="240" w:lineRule="auto"/>
+        <w:rPr>
+          <w:rFonts w:cstheme="minorHAnsi"/>
+        </w:rPr>
+      </w:pPr>
+    </w:p>
+    <w:p>
+      <w:pPr>
+        <w:spacing w:after="0" w:line="240" w:lineRule="auto"/>
+        <w:rPr>
+          <w:rFonts w:cstheme="minorHAnsi"/>
+        </w:rPr>
+      </w:pPr>
+    </w:p>
+    <w:p>
+      <w:pPr>
+        <w:spacing w:after="0" w:line="240" w:lineRule="auto"/>
+        <w:rPr>
+          <w:rFonts w:cstheme="minorHAnsi"/>
+        </w:rPr>
+      </w:pPr>
+    </w:p>
+    <w:p>
+      <w:pPr>
+        <w:spacing w:after="0" w:line="240" w:lineRule="auto"/>
+        <w:rPr>
+          <w:rFonts w:cstheme="minorHAnsi"/>
+        </w:rPr>
+      </w:pPr>
+    </w:p>
+    <w:p>
+      <w:pPr>
+        <w:spacing w:after="0" w:line="240" w:lineRule="auto"/>
+        <w:rPr>
+          <w:rFonts w:cstheme="minorHAnsi"/>
+        </w:rPr>
+      </w:pPr>
+    </w:p>
+    <w:p>
+      <w:pPr>
+        <w:spacing w:after="0" w:line="240" w:lineRule="auto"/>
+        <w:rPr>
+          <w:rFonts w:cstheme="minorHAnsi"/>
+        </w:rPr>
+      </w:pPr>
+    </w:p>
+    <w:p>
+      <w:pPr>
+        <w:spacing w:after="0" w:line="240" w:lineRule="auto"/>
+        <w:rPr>
+          <w:rFonts w:cstheme="minorHAnsi"/>
+        </w:rPr>
+      </w:pPr>
+    </w:p>
+    <w:p>
+      <w:pPr>
+        <w:spacing w:after="0" w:line="240" w:lineRule="auto"/>
+        <w:rPr>
+          <w:rFonts w:cstheme="minorHAnsi"/>
+        </w:rPr>
+      </w:pPr>
+    </w:p>
+    <w:p>
+      <w:pPr>
+        <w:spacing w:after="0" w:line="240" w:lineRule="auto"/>
+        <w:rPr>
+          <w:rFonts w:cstheme="minorHAnsi"/>
+        </w:rPr>
+      </w:pPr>
+    </w:p>
+    <w:p>
+      <w:pPr>
+        <w:spacing w:after="0" w:line="240" w:lineRule="auto"/>
+        <w:rPr>
+          <w:rFonts w:cstheme="minorHAnsi"/>
+        </w:rPr>
+      </w:pPr>
+    </w:p>
+    <w:p>
+      <w:pPr>
+        <w:spacing w:after="0" w:line="240" w:lineRule="auto"/>
+        <w:rPr>
+          <w:rFonts w:cstheme="minorHAnsi"/>
+        </w:rPr>
+      </w:pPr>
+    </w:p>
+    <w:p>
+      <w:pPr>
+        <w:spacing w:after="0" w:line="240" w:lineRule="auto"/>
+        <w:rPr>
+          <w:rFonts w:cstheme="minorHAnsi"/>
+        </w:rPr>
+      </w:pPr>
+    </w:p>
+    <w:p>
+      <w:pPr>
+        <w:spacing w:after="0" w:line="240" w:lineRule="auto"/>
+        <w:rPr>
+          <w:rFonts w:cstheme="minorHAnsi"/>
+        </w:rPr>
+      </w:pPr>
+    </w:p>
+    <w:p>
+      <w:pPr>
+        <w:spacing w:after="0" w:line="240" w:lineRule="auto"/>
+        <w:rPr>
+          <w:rFonts w:cstheme="minorHAnsi"/>
+        </w:rPr>
+      </w:pPr>
+    </w:p>
+    <w:p>
+      <w:pPr>
+        <w:spacing w:after="0" w:line="240" w:lineRule="auto"/>
+        <w:rPr>
+          <w:rFonts w:cstheme="minorHAnsi"/>
+        </w:rPr>
+      </w:pPr>
+    </w:p>
+    <w:p>
+      <w:pPr>
+        <w:spacing w:after="0" w:line="240" w:lineRule="auto"/>
+        <w:rPr>
+          <w:rFonts w:cstheme="minorHAnsi"/>
+        </w:rPr>
+      </w:pPr>
+    </w:p>
+    <w:p>
+      <w:pPr>
+        <w:spacing w:after="0" w:line="240" w:lineRule="auto"/>
+        <w:rPr>
+          <w:rFonts w:cstheme="minorHAnsi"/>
+        </w:rPr>
+      </w:pPr>
+    </w:p>
+    <w:p>
+      <w:pPr>
+        <w:spacing w:after="0" w:line="240" w:lineRule="auto"/>
+        <w:rPr>
+          <w:rFonts w:cstheme="minorHAnsi"/>
+        </w:rPr>
+      </w:pPr>
+    </w:p>
+    <w:p>
+      <w:pPr>
+        <w:spacing w:after="0" w:line="240" w:lineRule="auto"/>
+        <w:rPr>
+          <w:rFonts w:cstheme="minorHAnsi"/>
+        </w:rPr>
+      </w:pPr>
+    </w:p>
+    <w:p>
+      <w:pPr>
+        <w:spacing w:after="0" w:line="240" w:lineRule="auto"/>
+        <w:rPr>
+          <w:rFonts w:cstheme="minorHAnsi"/>
+        </w:rPr>
+      </w:pPr>
+    </w:p>
+    <w:p>
+      <w:pPr>
+        <w:spacing w:after="0" w:line="240" w:lineRule="auto"/>
+        <w:rPr>
+          <w:rFonts w:cstheme="minorHAnsi"/>
+        </w:rPr>
+      </w:pPr>
+    </w:p>
+    <w:p>
+      <w:pPr>
+        <w:spacing w:after="0" w:line="240" w:lineRule="auto"/>
+        <w:rPr>
+          <w:rFonts w:cstheme="minorHAnsi"/>
+        </w:rPr>
+      </w:pPr>
+    </w:p>
+    <w:p>
+      <w:pPr>
+        <w:spacing w:after="0" w:line="240" w:lineRule="auto"/>
+        <w:rPr>
+          <w:rFonts w:cstheme="minorHAnsi"/>
+        </w:rPr>
+      </w:pPr>
+    </w:p>
+    <w:p>
+      <w:pPr>
+        <w:spacing w:after="0" w:line="240" w:lineRule="auto"/>
+        <w:rPr>
+          <w:rFonts w:cstheme="minorHAnsi"/>
+        </w:rPr>
+      </w:pPr>
+    </w:p>
+    <w:p>
+      <w:pPr>
+        <w:spacing w:after="0" w:line="240" w:lineRule="auto"/>
+        <w:rPr>
+          <w:rFonts w:cstheme="minorHAnsi"/>
+        </w:rPr>
+      </w:pPr>
+    </w:p>
+    <w:p>
+      <w:pPr>
+        <w:spacing w:after="0" w:line="240" w:lineRule="auto"/>
+        <w:rPr>
+          <w:rFonts w:cstheme="minorHAnsi"/>
+        </w:rPr>
+      </w:pPr>
+    </w:p>
+    <w:p>
+      <w:pPr>
+        <w:spacing w:after="0" w:line="240" w:lineRule="auto"/>
+        <w:rPr>
+          <w:rFonts w:cstheme="minorHAnsi"/>
+        </w:rPr>
+      </w:pPr>
+    </w:p>
+    <w:p>
+      <w:pPr>
+        <w:spacing w:after="0" w:line="240" w:lineRule="auto"/>
+        <w:rPr>
+          <w:rFonts w:cstheme="minorHAnsi"/>
+        </w:rPr>
+      </w:pPr>
+    </w:p>
+    <w:p>
+      <w:pPr>
+        <w:spacing w:after="0" w:line="240" w:lineRule="auto"/>
+        <w:rPr>
+          <w:rFonts w:cstheme="minorHAnsi"/>
+        </w:rPr>
       </w:pPr>
     </w:p>
     <w:p>
@@ -41236,6 +46552,36 @@
         <w:spacing w:after="0" w:line="240" w:lineRule="auto"/>
         <w:rPr>
           <w:rFonts w:cstheme="minorHAnsi"/>
+          <w:b/>
+          <w:bCs/>
+        </w:rPr>
+      </w:pPr>
+    </w:p>
+    <w:p>
+      <w:pPr>
+        <w:spacing w:after="0" w:line="240" w:lineRule="auto"/>
+        <w:rPr>
+          <w:rFonts w:cstheme="minorHAnsi"/>
+          <w:b/>
+          <w:bCs/>
+        </w:rPr>
+      </w:pPr>
+    </w:p>
+    <w:p>
+      <w:pPr>
+        <w:spacing w:after="0" w:line="240" w:lineRule="auto"/>
+        <w:rPr>
+          <w:rFonts w:cstheme="minorHAnsi"/>
+          <w:b/>
+          <w:bCs/>
+        </w:rPr>
+      </w:pPr>
+    </w:p>
+    <w:p>
+      <w:pPr>
+        <w:spacing w:after="0" w:line="240" w:lineRule="auto"/>
+        <w:rPr>
+          <w:rFonts w:cstheme="minorHAnsi"/>
         </w:rPr>
       </w:pPr>
     </w:p>
@@ -41656,7 +47002,6 @@
         <w:rPr>
           <w:rFonts w:cstheme="minorHAnsi"/>
         </w:rPr>
-        <w:lastRenderedPageBreak/>
         <w:t> </w:t>
       </w:r>
     </w:p>
